--- a/public/resume/Saurabh-Ahuja-Latest.docx
+++ b/public/resume/Saurabh-Ahuja-Latest.docx
@@ -119,28 +119,29 @@
           <w:t>aurabhahuja71@gmail.com</w:t>
         </w:r>
       </w:hyperlink>
+      <w:r>
+        <w:rPr>
+          <w:rFonts w:eastAsia="Arial" w:cs="Arial" w:ascii="Arial" w:hAnsi="Arial"/>
+          <w:color w:val="000000"/>
+          <w:sz w:val="24"/>
+          <w:szCs w:val="24"/>
+          <w:u w:val="none"/>
+        </w:rPr>
+        <w:t xml:space="preserve"> &amp; </w:t>
+      </w:r>
       <w:hyperlink r:id="rId3">
         <w:r>
           <w:rPr>
+            <w:rStyle w:val="InternetLink"/>
             <w:rFonts w:eastAsia="Arial" w:cs="Arial" w:ascii="Arial" w:hAnsi="Arial"/>
             <w:color w:val="000000"/>
             <w:sz w:val="24"/>
             <w:szCs w:val="24"/>
             <w:u w:val="none"/>
           </w:rPr>
-          <w:t xml:space="preserve"> </w:t>
+          <w:t>saurabh@onenova.in</w:t>
         </w:r>
       </w:hyperlink>
-      <w:r>
-        <w:rPr>
-          <w:rFonts w:eastAsia="Arial" w:cs="Arial" w:ascii="Arial" w:hAnsi="Arial"/>
-          <w:color w:val="000000"/>
-          <w:sz w:val="24"/>
-          <w:szCs w:val="24"/>
-          <w:u w:val="none"/>
-        </w:rPr>
-        <w:t>&amp; saurabh@onenova.in</w:t>
-      </w:r>
     </w:p>
     <w:p>
       <w:pPr>
@@ -156,38 +157,8 @@
           <w:szCs w:val="24"/>
           <w:u w:val="none"/>
         </w:rPr>
-        <w:t>Phone: 9964633371</w:t>
-      </w:r>
-    </w:p>
-    <w:p>
-      <w:pPr>
-        <w:pStyle w:val="NoSpacing"/>
-        <w:rPr/>
-      </w:pPr>
-      <w:r>
-        <w:rPr>
-          <w:rStyle w:val="Hyperlink1"/>
-          <w:rFonts w:eastAsia="Calibri,Arial" w:cs="Arial" w:ascii="Arial" w:hAnsi="Arial"/>
-          <w:color w:val="000000"/>
-          <w:sz w:val="24"/>
-          <w:szCs w:val="24"/>
-          <w:u w:val="none"/>
-        </w:rPr>
-        <w:t xml:space="preserve">Website: </w:t>
-      </w:r>
-      <w:hyperlink r:id="rId4">
-        <w:r>
-          <w:rPr>
-            <w:rStyle w:val="InternetLink"/>
-            <w:rFonts w:eastAsia="Calibri,Arial" w:cs="Arial" w:ascii="Arial" w:hAnsi="Arial"/>
-            <w:color w:val="000000"/>
-            <w:sz w:val="24"/>
-            <w:szCs w:val="24"/>
-            <w:u w:val="none"/>
-          </w:rPr>
-          <w:t>https://www.onenova.in</w:t>
-        </w:r>
-      </w:hyperlink>
+        <w:t>Phone: 7406700101</w:t>
+      </w:r>
     </w:p>
     <w:p>
       <w:pPr>
@@ -205,7 +176,7 @@
         </w:rPr>
         <w:t xml:space="preserve">Linkedin: </w:t>
       </w:r>
-      <w:hyperlink r:id="rId5">
+      <w:hyperlink r:id="rId4">
         <w:r>
           <w:rPr>
             <w:rStyle w:val="InternetLink"/>
@@ -231,7 +202,7 @@
           <w:lang w:val="en-GB"/>
         </w:rPr>
       </w:pPr>
-      <w:hyperlink r:id="rId6">
+      <w:hyperlink r:id="rId5">
         <w:r>
           <w:rPr>
             <w:rStyle w:val="Hyperlink1"/>
@@ -247,6 +218,47 @@
           <w:t xml:space="preserve">Github: </w:t>
         </w:r>
       </w:hyperlink>
+      <w:hyperlink r:id="rId6">
+        <w:r>
+          <w:rPr>
+            <w:rStyle w:val="InternetLink"/>
+            <w:rFonts w:eastAsia="Calibri" w:cs="Arial" w:ascii="Arial" w:hAnsi="Arial"/>
+            <w:b w:val="false"/>
+            <w:bCs w:val="false"/>
+            <w:sz w:val="24"/>
+            <w:szCs w:val="24"/>
+            <w:lang w:val="en-GB" w:eastAsia="zh-CN"/>
+          </w:rPr>
+          <w:t>https://saurabhahuja71.github.io/</w:t>
+        </w:r>
+      </w:hyperlink>
+    </w:p>
+    <w:p>
+      <w:pPr>
+        <w:pStyle w:val="NoSpacing"/>
+        <w:rPr>
+          <w:rFonts w:ascii="Arial" w:hAnsi="Arial" w:eastAsia="Calibri" w:cs="Calibri"/>
+          <w:b w:val="false"/>
+          <w:b w:val="false"/>
+          <w:bCs w:val="false"/>
+          <w:color w:val="auto"/>
+          <w:sz w:val="24"/>
+          <w:szCs w:val="24"/>
+          <w:lang w:val="en-GB"/>
+        </w:rPr>
+      </w:pPr>
+      <w:r>
+        <w:rPr>
+          <w:rStyle w:val="InternetLink"/>
+          <w:rFonts w:eastAsia="Calibri" w:cs="Arial" w:ascii="Arial" w:hAnsi="Arial"/>
+          <w:b w:val="false"/>
+          <w:bCs w:val="false"/>
+          <w:sz w:val="24"/>
+          <w:szCs w:val="24"/>
+          <w:lang w:val="en-GB" w:eastAsia="zh-CN"/>
+        </w:rPr>
+        <w:t xml:space="preserve">Website: </w:t>
+      </w:r>
       <w:hyperlink r:id="rId7">
         <w:r>
           <w:rPr>
@@ -258,7 +270,7 @@
             <w:szCs w:val="24"/>
             <w:lang w:val="en-GB" w:eastAsia="zh-CN"/>
           </w:rPr>
-          <w:t>https://saurabhahuja71.github.io/</w:t>
+          <w:t>https://www.onenova.in</w:t>
         </w:r>
       </w:hyperlink>
     </w:p>
@@ -553,90 +565,22 @@
           <w:numId w:val="2"/>
         </w:numPr>
         <w:rPr>
-          <w:rFonts w:ascii="Arial" w:hAnsi="Arial" w:eastAsia="Calibri" w:cs="Calibri"/>
-          <w:b w:val="false"/>
-          <w:b w:val="false"/>
-          <w:bCs w:val="false"/>
-          <w:color w:val="auto"/>
-          <w:sz w:val="24"/>
-          <w:szCs w:val="24"/>
-          <w:lang w:val="en-GB"/>
-        </w:rPr>
-      </w:pPr>
-      <w:r>
-        <w:rPr>
-          <w:rFonts w:eastAsia="Calibri" w:cs="Calibri" w:ascii="Arial" w:hAnsi="Arial"/>
-          <w:b w:val="false"/>
-          <w:bCs w:val="false"/>
-          <w:color w:val="auto"/>
-          <w:sz w:val="24"/>
-          <w:szCs w:val="24"/>
-          <w:lang w:val="en-GB"/>
-        </w:rPr>
-        <w:t xml:space="preserve">Languages: </w:t>
-      </w:r>
-    </w:p>
-    <w:p>
-      <w:pPr>
-        <w:pStyle w:val="NoSpacing"/>
-        <w:numPr>
-          <w:ilvl w:val="0"/>
-          <w:numId w:val="0"/>
-        </w:numPr>
-        <w:ind w:left="720" w:hanging="0"/>
-        <w:rPr>
-          <w:rFonts w:ascii="Arial" w:hAnsi="Arial" w:eastAsia="Calibri" w:cs="Calibri"/>
-          <w:b w:val="false"/>
-          <w:b w:val="false"/>
-          <w:bCs w:val="false"/>
-          <w:color w:val="auto"/>
-          <w:sz w:val="24"/>
-          <w:szCs w:val="24"/>
-          <w:lang w:val="en-GB"/>
-        </w:rPr>
-      </w:pPr>
-      <w:r>
-        <w:rPr>
-          <w:rFonts w:eastAsia="Calibri" w:cs="Calibri" w:ascii="Arial" w:hAnsi="Arial"/>
-          <w:b w:val="false"/>
-          <w:bCs w:val="false"/>
-          <w:color w:val="auto"/>
-          <w:sz w:val="24"/>
-          <w:szCs w:val="24"/>
-          <w:lang w:val="en-GB"/>
-        </w:rPr>
-        <w:t>Go, Python, Shell, Java, C/C++</w:t>
-      </w:r>
-    </w:p>
-    <w:p>
-      <w:pPr>
-        <w:pStyle w:val="NoSpacing"/>
-        <w:numPr>
-          <w:ilvl w:val="0"/>
-          <w:numId w:val="0"/>
-        </w:numPr>
-        <w:ind w:left="720" w:hanging="0"/>
-        <w:rPr>
-          <w:rFonts w:ascii="Arial" w:hAnsi="Arial" w:eastAsia="Calibri" w:cs="Calibri"/>
-          <w:b w:val="false"/>
-          <w:b w:val="false"/>
-          <w:bCs w:val="false"/>
-          <w:color w:val="auto"/>
-          <w:sz w:val="24"/>
-          <w:szCs w:val="24"/>
-          <w:lang w:val="en-GB"/>
-        </w:rPr>
-      </w:pPr>
-      <w:r>
-        <w:rPr>
-          <w:rFonts w:eastAsia="Calibri" w:cs="Calibri" w:ascii="Arial" w:hAnsi="Arial"/>
-          <w:b w:val="false"/>
-          <w:bCs w:val="false"/>
-          <w:color w:val="auto"/>
-          <w:sz w:val="24"/>
-          <w:szCs w:val="24"/>
-          <w:lang w:val="en-GB"/>
-        </w:rPr>
+          <w:rFonts w:ascii="Liberation Sans" w:hAnsi="Liberation Sans"/>
+        </w:rPr>
+      </w:pPr>
+      <w:r>
+        <w:rPr>
+          <w:rFonts w:ascii="Liberation Sans" w:hAnsi="Liberation Sans"/>
+          <w:b/>
+          <w:bCs/>
+        </w:rPr>
+        <w:t>Languages</w:t>
+      </w:r>
+      <w:r>
+        <w:rPr>
+          <w:rFonts w:ascii="Liberation Sans" w:hAnsi="Liberation Sans"/>
+        </w:rPr>
+        <w:t>: Go, Python, Shell, Java, C/C++</w:t>
       </w:r>
     </w:p>
     <w:p>
@@ -647,90 +591,22 @@
           <w:numId w:val="2"/>
         </w:numPr>
         <w:rPr>
-          <w:rFonts w:ascii="Arial" w:hAnsi="Arial" w:eastAsia="Calibri" w:cs="Calibri"/>
-          <w:b w:val="false"/>
-          <w:b w:val="false"/>
-          <w:bCs w:val="false"/>
-          <w:color w:val="auto"/>
-          <w:sz w:val="24"/>
-          <w:szCs w:val="24"/>
-          <w:lang w:val="en-GB"/>
-        </w:rPr>
-      </w:pPr>
-      <w:r>
-        <w:rPr>
-          <w:rFonts w:eastAsia="Calibri" w:cs="Calibri" w:ascii="Arial" w:hAnsi="Arial"/>
-          <w:b w:val="false"/>
-          <w:bCs w:val="false"/>
-          <w:color w:val="auto"/>
-          <w:sz w:val="24"/>
-          <w:szCs w:val="24"/>
-          <w:lang w:val="en-GB"/>
-        </w:rPr>
-        <w:t xml:space="preserve">Cloud and Containers: </w:t>
-      </w:r>
-    </w:p>
-    <w:p>
-      <w:pPr>
-        <w:pStyle w:val="NoSpacing"/>
-        <w:numPr>
-          <w:ilvl w:val="0"/>
-          <w:numId w:val="0"/>
-        </w:numPr>
-        <w:ind w:left="720" w:hanging="0"/>
-        <w:rPr>
-          <w:rFonts w:ascii="Arial" w:hAnsi="Arial" w:eastAsia="Calibri" w:cs="Calibri"/>
-          <w:b w:val="false"/>
-          <w:b w:val="false"/>
-          <w:bCs w:val="false"/>
-          <w:color w:val="auto"/>
-          <w:sz w:val="24"/>
-          <w:szCs w:val="24"/>
-          <w:lang w:val="en-GB"/>
-        </w:rPr>
-      </w:pPr>
-      <w:r>
-        <w:rPr>
-          <w:rFonts w:eastAsia="Calibri" w:cs="Calibri" w:ascii="Arial" w:hAnsi="Arial"/>
-          <w:b w:val="false"/>
-          <w:bCs w:val="false"/>
-          <w:color w:val="auto"/>
-          <w:sz w:val="24"/>
-          <w:szCs w:val="24"/>
-          <w:lang w:val="en-GB"/>
-        </w:rPr>
-        <w:t>Kubernetes, Docker, Podman, OpenShift, Oracle Cloud Infrastructure (OCI), AWS, Azure</w:t>
-      </w:r>
-    </w:p>
-    <w:p>
-      <w:pPr>
-        <w:pStyle w:val="NoSpacing"/>
-        <w:numPr>
-          <w:ilvl w:val="0"/>
-          <w:numId w:val="0"/>
-        </w:numPr>
-        <w:ind w:left="720" w:hanging="0"/>
-        <w:rPr>
-          <w:rFonts w:ascii="Arial" w:hAnsi="Arial" w:eastAsia="Calibri" w:cs="Calibri"/>
-          <w:b w:val="false"/>
-          <w:b w:val="false"/>
-          <w:bCs w:val="false"/>
-          <w:color w:val="auto"/>
-          <w:sz w:val="24"/>
-          <w:szCs w:val="24"/>
-          <w:lang w:val="en-GB"/>
-        </w:rPr>
-      </w:pPr>
-      <w:r>
-        <w:rPr>
-          <w:rFonts w:eastAsia="Calibri" w:cs="Calibri" w:ascii="Arial" w:hAnsi="Arial"/>
-          <w:b w:val="false"/>
-          <w:bCs w:val="false"/>
-          <w:color w:val="auto"/>
-          <w:sz w:val="24"/>
-          <w:szCs w:val="24"/>
-          <w:lang w:val="en-GB"/>
-        </w:rPr>
+          <w:rFonts w:ascii="Liberation Sans" w:hAnsi="Liberation Sans"/>
+        </w:rPr>
+      </w:pPr>
+      <w:r>
+        <w:rPr>
+          <w:rFonts w:ascii="Liberation Sans" w:hAnsi="Liberation Sans"/>
+          <w:b/>
+          <w:bCs/>
+        </w:rPr>
+        <w:t>Cloud and Containers</w:t>
+      </w:r>
+      <w:r>
+        <w:rPr>
+          <w:rFonts w:ascii="Liberation Sans" w:hAnsi="Liberation Sans"/>
+        </w:rPr>
+        <w:t>: Kubernetes, Docker, Podman, OpenShift, Oracle Cloud Infrastructure,(OCI), AWS, Azure</w:t>
       </w:r>
     </w:p>
     <w:p>
@@ -741,90 +617,22 @@
           <w:numId w:val="2"/>
         </w:numPr>
         <w:rPr>
-          <w:rFonts w:ascii="Arial" w:hAnsi="Arial" w:eastAsia="Calibri" w:cs="Calibri"/>
-          <w:b w:val="false"/>
-          <w:b w:val="false"/>
-          <w:bCs w:val="false"/>
-          <w:color w:val="auto"/>
-          <w:sz w:val="24"/>
-          <w:szCs w:val="24"/>
-          <w:lang w:val="en-GB"/>
-        </w:rPr>
-      </w:pPr>
-      <w:r>
-        <w:rPr>
-          <w:rFonts w:eastAsia="Calibri" w:cs="Calibri" w:ascii="Arial" w:hAnsi="Arial"/>
-          <w:b w:val="false"/>
-          <w:bCs w:val="false"/>
-          <w:color w:val="auto"/>
-          <w:sz w:val="24"/>
-          <w:szCs w:val="24"/>
-          <w:lang w:val="en-GB"/>
-        </w:rPr>
-        <w:t xml:space="preserve">Infrastructure as Code: </w:t>
-      </w:r>
-    </w:p>
-    <w:p>
-      <w:pPr>
-        <w:pStyle w:val="NoSpacing"/>
-        <w:numPr>
-          <w:ilvl w:val="0"/>
-          <w:numId w:val="0"/>
-        </w:numPr>
-        <w:ind w:left="720" w:hanging="0"/>
-        <w:rPr>
-          <w:rFonts w:ascii="Arial" w:hAnsi="Arial" w:eastAsia="Calibri" w:cs="Calibri"/>
-          <w:b w:val="false"/>
-          <w:b w:val="false"/>
-          <w:bCs w:val="false"/>
-          <w:color w:val="auto"/>
-          <w:sz w:val="24"/>
-          <w:szCs w:val="24"/>
-          <w:lang w:val="en-GB"/>
-        </w:rPr>
-      </w:pPr>
-      <w:r>
-        <w:rPr>
-          <w:rFonts w:eastAsia="Calibri" w:cs="Calibri" w:ascii="Arial" w:hAnsi="Arial"/>
-          <w:b w:val="false"/>
-          <w:bCs w:val="false"/>
-          <w:color w:val="auto"/>
-          <w:sz w:val="24"/>
-          <w:szCs w:val="24"/>
-          <w:lang w:val="en-GB"/>
-        </w:rPr>
-        <w:t>Terraform, Ansible, Ansible Vault</w:t>
-      </w:r>
-    </w:p>
-    <w:p>
-      <w:pPr>
-        <w:pStyle w:val="NoSpacing"/>
-        <w:numPr>
-          <w:ilvl w:val="0"/>
-          <w:numId w:val="0"/>
-        </w:numPr>
-        <w:ind w:left="720" w:hanging="0"/>
-        <w:rPr>
-          <w:rFonts w:ascii="Arial" w:hAnsi="Arial" w:eastAsia="Calibri" w:cs="Calibri"/>
-          <w:b w:val="false"/>
-          <w:b w:val="false"/>
-          <w:bCs w:val="false"/>
-          <w:color w:val="auto"/>
-          <w:sz w:val="24"/>
-          <w:szCs w:val="24"/>
-          <w:lang w:val="en-GB"/>
-        </w:rPr>
-      </w:pPr>
-      <w:r>
-        <w:rPr>
-          <w:rFonts w:eastAsia="Calibri" w:cs="Calibri" w:ascii="Arial" w:hAnsi="Arial"/>
-          <w:b w:val="false"/>
-          <w:bCs w:val="false"/>
-          <w:color w:val="auto"/>
-          <w:sz w:val="24"/>
-          <w:szCs w:val="24"/>
-          <w:lang w:val="en-GB"/>
-        </w:rPr>
+          <w:rFonts w:ascii="Liberation Sans" w:hAnsi="Liberation Sans"/>
+        </w:rPr>
+      </w:pPr>
+      <w:r>
+        <w:rPr>
+          <w:rFonts w:ascii="Liberation Sans" w:hAnsi="Liberation Sans"/>
+          <w:b/>
+          <w:bCs/>
+        </w:rPr>
+        <w:t>Infrastructure as Code</w:t>
+      </w:r>
+      <w:r>
+        <w:rPr>
+          <w:rFonts w:ascii="Liberation Sans" w:hAnsi="Liberation Sans"/>
+        </w:rPr>
+        <w:t>:  Terraform, Ansible, Ansible Vault</w:t>
       </w:r>
     </w:p>
     <w:p>
@@ -835,122 +643,28 @@
           <w:numId w:val="2"/>
         </w:numPr>
         <w:rPr>
-          <w:rFonts w:ascii="Arial" w:hAnsi="Arial" w:eastAsia="Calibri" w:cs="Calibri"/>
-          <w:b w:val="false"/>
-          <w:b w:val="false"/>
-          <w:bCs w:val="false"/>
-          <w:color w:val="auto"/>
-          <w:sz w:val="24"/>
-          <w:szCs w:val="24"/>
-          <w:lang w:val="en-GB"/>
-        </w:rPr>
-      </w:pPr>
-      <w:r>
-        <w:rPr>
-          <w:rFonts w:eastAsia="Calibri" w:cs="Calibri" w:ascii="Arial" w:hAnsi="Arial"/>
-          <w:b w:val="false"/>
-          <w:bCs w:val="false"/>
-          <w:color w:val="auto"/>
-          <w:sz w:val="24"/>
-          <w:szCs w:val="24"/>
-          <w:lang w:val="en-GB"/>
-        </w:rPr>
-        <w:t xml:space="preserve">DevOps: </w:t>
-      </w:r>
-    </w:p>
-    <w:p>
-      <w:pPr>
-        <w:pStyle w:val="NoSpacing"/>
-        <w:numPr>
-          <w:ilvl w:val="0"/>
-          <w:numId w:val="0"/>
-        </w:numPr>
-        <w:ind w:left="720" w:hanging="0"/>
-        <w:rPr>
-          <w:rFonts w:ascii="Arial" w:hAnsi="Arial" w:eastAsia="Calibri" w:cs="Calibri"/>
-          <w:b w:val="false"/>
-          <w:b w:val="false"/>
-          <w:bCs w:val="false"/>
-          <w:color w:val="auto"/>
-          <w:sz w:val="24"/>
-          <w:szCs w:val="24"/>
-          <w:lang w:val="en-GB"/>
-        </w:rPr>
-      </w:pPr>
-      <w:r>
-        <w:rPr>
-          <w:rFonts w:eastAsia="Calibri" w:cs="Calibri" w:ascii="Arial" w:hAnsi="Arial"/>
-          <w:b w:val="false"/>
-          <w:bCs w:val="false"/>
-          <w:color w:val="auto"/>
-          <w:sz w:val="24"/>
-          <w:szCs w:val="24"/>
-          <w:lang w:val="en-GB"/>
-        </w:rPr>
-        <w:t xml:space="preserve">Teamcity, GitLab CI, Jenkins </w:t>
-      </w:r>
-    </w:p>
-    <w:p>
-      <w:pPr>
-        <w:pStyle w:val="NoSpacing"/>
-        <w:numPr>
-          <w:ilvl w:val="0"/>
-          <w:numId w:val="0"/>
-        </w:numPr>
-        <w:ind w:left="720" w:hanging="0"/>
-        <w:rPr>
-          <w:rFonts w:ascii="Arial" w:hAnsi="Arial" w:eastAsia="Calibri" w:cs="Calibri"/>
-          <w:b w:val="false"/>
-          <w:b w:val="false"/>
-          <w:bCs w:val="false"/>
-          <w:color w:val="auto"/>
-          <w:sz w:val="24"/>
-          <w:szCs w:val="24"/>
-          <w:lang w:val="en-GB"/>
-        </w:rPr>
-      </w:pPr>
-      <w:r>
-        <w:rPr>
-          <w:rFonts w:eastAsia="Calibri" w:cs="Calibri" w:ascii="Arial" w:hAnsi="Arial"/>
-          <w:b w:val="false"/>
-          <w:bCs w:val="false"/>
-          <w:color w:val="auto"/>
-          <w:sz w:val="24"/>
-          <w:szCs w:val="24"/>
-          <w:lang w:val="en-GB"/>
-        </w:rPr>
-        <w:t>CI/CD Pipeline Design and Operations</w:t>
-      </w:r>
-    </w:p>
-    <w:p>
-      <w:pPr>
-        <w:pStyle w:val="NoSpacing"/>
-        <w:numPr>
-          <w:ilvl w:val="0"/>
-          <w:numId w:val="0"/>
-        </w:numPr>
-        <w:ind w:left="720" w:hanging="0"/>
-        <w:rPr>
-          <w:rFonts w:ascii="Arial" w:hAnsi="Arial" w:eastAsia="Calibri" w:cs="Calibri"/>
-          <w:b w:val="false"/>
-          <w:b w:val="false"/>
-          <w:bCs w:val="false"/>
-          <w:color w:val="auto"/>
-          <w:sz w:val="24"/>
-          <w:szCs w:val="24"/>
-          <w:lang w:val="en-GB"/>
-        </w:rPr>
-      </w:pPr>
-      <w:r>
-        <w:rPr>
-          <w:rFonts w:eastAsia="Calibri" w:cs="Calibri" w:ascii="Arial" w:hAnsi="Arial"/>
-          <w:b w:val="false"/>
-          <w:bCs w:val="false"/>
-          <w:color w:val="auto"/>
-          <w:sz w:val="24"/>
-          <w:szCs w:val="24"/>
-          <w:lang w:val="en-GB"/>
-        </w:rPr>
+          <w:rFonts w:ascii="Liberation Sans" w:hAnsi="Liberation Sans"/>
+        </w:rPr>
+      </w:pPr>
+      <w:r>
+        <w:rPr>
+          <w:rFonts w:ascii="Liberation Sans" w:hAnsi="Liberation Sans"/>
+          <w:b/>
+          <w:bCs/>
+        </w:rPr>
+        <w:t>DevOps</w:t>
+      </w:r>
+      <w:r>
+        <w:rPr>
+          <w:rFonts w:ascii="Liberation Sans" w:hAnsi="Liberation Sans"/>
+        </w:rPr>
+        <w:t>:  Teamcity, GitLab CI, Jenkins CI/CD Pipeline</w:t>
+      </w:r>
+      <w:r>
+        <w:rPr>
+          <w:rFonts w:ascii="Liberation Sans" w:hAnsi="Liberation Sans"/>
+        </w:rPr>
+        <w:t>s, Prometheus &amp; Grafana</w:t>
       </w:r>
     </w:p>
     <w:p>
@@ -961,346 +675,34 @@
           <w:numId w:val="2"/>
         </w:numPr>
         <w:rPr>
-          <w:rFonts w:ascii="Arial" w:hAnsi="Arial" w:eastAsia="Calibri" w:cs="Calibri"/>
-          <w:b w:val="false"/>
-          <w:b w:val="false"/>
-          <w:bCs w:val="false"/>
-          <w:color w:val="auto"/>
-          <w:sz w:val="24"/>
-          <w:szCs w:val="24"/>
-          <w:lang w:val="en-GB"/>
-        </w:rPr>
-      </w:pPr>
-      <w:r>
-        <w:rPr>
-          <w:rFonts w:eastAsia="Calibri" w:cs="Calibri" w:ascii="Arial" w:hAnsi="Arial"/>
-          <w:b w:val="false"/>
-          <w:bCs w:val="false"/>
-          <w:color w:val="auto"/>
-          <w:sz w:val="24"/>
-          <w:szCs w:val="24"/>
-          <w:lang w:val="en-GB"/>
-        </w:rPr>
-        <w:t xml:space="preserve">Identity &amp; Security: </w:t>
-      </w:r>
-    </w:p>
-    <w:p>
-      <w:pPr>
-        <w:pStyle w:val="NoSpacing"/>
-        <w:numPr>
-          <w:ilvl w:val="0"/>
-          <w:numId w:val="0"/>
-        </w:numPr>
-        <w:ind w:left="720" w:hanging="0"/>
-        <w:rPr>
-          <w:rFonts w:ascii="Arial" w:hAnsi="Arial" w:eastAsia="Calibri" w:cs="Calibri"/>
-          <w:b w:val="false"/>
-          <w:b w:val="false"/>
-          <w:bCs w:val="false"/>
-          <w:color w:val="auto"/>
-          <w:sz w:val="24"/>
-          <w:szCs w:val="24"/>
-          <w:lang w:val="en-GB"/>
-        </w:rPr>
-      </w:pPr>
-      <w:r>
-        <w:rPr>
-          <w:rFonts w:eastAsia="Calibri" w:cs="Calibri" w:ascii="Arial" w:hAnsi="Arial"/>
-          <w:b w:val="false"/>
-          <w:bCs w:val="false"/>
-          <w:color w:val="auto"/>
-          <w:sz w:val="24"/>
-          <w:szCs w:val="24"/>
-          <w:lang w:val="en-GB"/>
-        </w:rPr>
-        <w:t>OAuth2, SAML,</w:t>
-      </w:r>
-    </w:p>
-    <w:p>
-      <w:pPr>
-        <w:pStyle w:val="NoSpacing"/>
-        <w:numPr>
-          <w:ilvl w:val="0"/>
-          <w:numId w:val="0"/>
-        </w:numPr>
-        <w:ind w:left="720" w:hanging="0"/>
-        <w:rPr>
-          <w:rFonts w:ascii="Arial" w:hAnsi="Arial" w:eastAsia="Calibri" w:cs="Calibri"/>
-          <w:b w:val="false"/>
-          <w:b w:val="false"/>
-          <w:bCs w:val="false"/>
-          <w:color w:val="auto"/>
-          <w:sz w:val="24"/>
-          <w:szCs w:val="24"/>
-          <w:lang w:val="en-GB"/>
-        </w:rPr>
-      </w:pPr>
-      <w:r>
-        <w:rPr>
-          <w:rFonts w:eastAsia="Calibri" w:cs="Calibri" w:ascii="Arial" w:hAnsi="Arial"/>
-          <w:b w:val="false"/>
-          <w:bCs w:val="false"/>
-          <w:color w:val="auto"/>
-          <w:sz w:val="24"/>
-          <w:szCs w:val="24"/>
-          <w:lang w:val="en-GB"/>
-        </w:rPr>
-        <w:t>Oracle Identity Cloud Service (IDCS),</w:t>
-      </w:r>
-    </w:p>
-    <w:p>
-      <w:pPr>
-        <w:pStyle w:val="NoSpacing"/>
-        <w:numPr>
-          <w:ilvl w:val="0"/>
-          <w:numId w:val="0"/>
-        </w:numPr>
-        <w:ind w:left="720" w:hanging="0"/>
-        <w:rPr>
-          <w:rFonts w:ascii="Arial" w:hAnsi="Arial" w:eastAsia="Calibri" w:cs="Calibri"/>
-          <w:b w:val="false"/>
-          <w:b w:val="false"/>
-          <w:bCs w:val="false"/>
-          <w:color w:val="auto"/>
-          <w:sz w:val="24"/>
-          <w:szCs w:val="24"/>
-          <w:lang w:val="en-GB"/>
-        </w:rPr>
-      </w:pPr>
-      <w:r>
-        <w:rPr>
-          <w:rFonts w:eastAsia="Calibri" w:cs="Calibri" w:ascii="Arial" w:hAnsi="Arial"/>
-          <w:b w:val="false"/>
-          <w:bCs w:val="false"/>
-          <w:color w:val="auto"/>
-          <w:sz w:val="24"/>
-          <w:szCs w:val="24"/>
-          <w:lang w:val="en-GB"/>
-        </w:rPr>
-        <w:t>Authentication &amp; Authorization,</w:t>
-      </w:r>
-    </w:p>
-    <w:p>
-      <w:pPr>
-        <w:pStyle w:val="NoSpacing"/>
-        <w:numPr>
-          <w:ilvl w:val="0"/>
-          <w:numId w:val="0"/>
-        </w:numPr>
-        <w:ind w:left="720" w:hanging="0"/>
-        <w:rPr>
-          <w:rFonts w:ascii="Arial" w:hAnsi="Arial" w:eastAsia="Calibri" w:cs="Calibri"/>
-          <w:b w:val="false"/>
-          <w:b w:val="false"/>
-          <w:bCs w:val="false"/>
-          <w:color w:val="auto"/>
-          <w:sz w:val="24"/>
-          <w:szCs w:val="24"/>
-          <w:lang w:val="en-GB"/>
-        </w:rPr>
-      </w:pPr>
-      <w:r>
-        <w:rPr>
-          <w:rFonts w:eastAsia="Calibri" w:cs="Calibri" w:ascii="Arial" w:hAnsi="Arial"/>
-          <w:b w:val="false"/>
-          <w:bCs w:val="false"/>
-          <w:color w:val="auto"/>
-          <w:sz w:val="24"/>
-          <w:szCs w:val="24"/>
-          <w:lang w:val="en-GB"/>
-        </w:rPr>
-        <w:t>RBAC,</w:t>
-      </w:r>
-    </w:p>
-    <w:p>
-      <w:pPr>
-        <w:pStyle w:val="NoSpacing"/>
-        <w:numPr>
-          <w:ilvl w:val="0"/>
-          <w:numId w:val="0"/>
-        </w:numPr>
-        <w:ind w:left="720" w:hanging="0"/>
-        <w:rPr>
-          <w:rFonts w:ascii="Arial" w:hAnsi="Arial" w:eastAsia="Calibri" w:cs="Calibri"/>
-          <w:b w:val="false"/>
-          <w:b w:val="false"/>
-          <w:bCs w:val="false"/>
-          <w:color w:val="auto"/>
-          <w:sz w:val="24"/>
-          <w:szCs w:val="24"/>
-          <w:lang w:val="en-GB"/>
-        </w:rPr>
-      </w:pPr>
-      <w:r>
-        <w:rPr>
-          <w:rFonts w:eastAsia="Calibri" w:cs="Calibri" w:ascii="Arial" w:hAnsi="Arial"/>
-          <w:b w:val="false"/>
-          <w:bCs w:val="false"/>
-          <w:color w:val="auto"/>
-          <w:sz w:val="24"/>
-          <w:szCs w:val="24"/>
-          <w:lang w:val="en-GB"/>
-        </w:rPr>
-        <w:t>Kubernetes Secrets,</w:t>
-      </w:r>
-    </w:p>
-    <w:p>
-      <w:pPr>
-        <w:pStyle w:val="NoSpacing"/>
-        <w:numPr>
-          <w:ilvl w:val="0"/>
-          <w:numId w:val="0"/>
-        </w:numPr>
-        <w:ind w:left="720" w:hanging="0"/>
-        <w:rPr>
-          <w:rFonts w:ascii="Arial" w:hAnsi="Arial" w:eastAsia="Calibri" w:cs="Calibri"/>
-          <w:b w:val="false"/>
-          <w:b w:val="false"/>
-          <w:bCs w:val="false"/>
-          <w:color w:val="auto"/>
-          <w:sz w:val="24"/>
-          <w:szCs w:val="24"/>
-          <w:lang w:val="en-GB"/>
-        </w:rPr>
-      </w:pPr>
-      <w:r>
-        <w:rPr>
-          <w:rFonts w:eastAsia="Calibri" w:cs="Calibri" w:ascii="Arial" w:hAnsi="Arial"/>
-          <w:b w:val="false"/>
-          <w:bCs w:val="false"/>
-          <w:color w:val="auto"/>
-          <w:sz w:val="24"/>
-          <w:szCs w:val="24"/>
-          <w:lang w:val="en-GB"/>
-        </w:rPr>
-        <w:t>Oracle TDE,</w:t>
-      </w:r>
-    </w:p>
-    <w:p>
-      <w:pPr>
-        <w:pStyle w:val="NoSpacing"/>
-        <w:numPr>
-          <w:ilvl w:val="0"/>
-          <w:numId w:val="0"/>
-        </w:numPr>
-        <w:ind w:left="720" w:hanging="0"/>
-        <w:rPr>
-          <w:rFonts w:ascii="Arial" w:hAnsi="Arial" w:eastAsia="Calibri" w:cs="Calibri"/>
-          <w:b w:val="false"/>
-          <w:b w:val="false"/>
-          <w:bCs w:val="false"/>
-          <w:color w:val="auto"/>
-          <w:sz w:val="24"/>
-          <w:szCs w:val="24"/>
-          <w:lang w:val="en-GB"/>
-        </w:rPr>
-      </w:pPr>
-      <w:r>
-        <w:rPr>
-          <w:rFonts w:eastAsia="Calibri" w:cs="Calibri" w:ascii="Arial" w:hAnsi="Arial"/>
-          <w:b w:val="false"/>
-          <w:bCs w:val="false"/>
-          <w:color w:val="auto"/>
-          <w:sz w:val="24"/>
-          <w:szCs w:val="24"/>
-          <w:lang w:val="en-GB"/>
-        </w:rPr>
-        <w:t>TCPS,</w:t>
-      </w:r>
-    </w:p>
-    <w:p>
-      <w:pPr>
-        <w:pStyle w:val="NoSpacing"/>
-        <w:numPr>
-          <w:ilvl w:val="0"/>
-          <w:numId w:val="0"/>
-        </w:numPr>
-        <w:ind w:left="720" w:hanging="0"/>
-        <w:rPr>
-          <w:rFonts w:ascii="Arial" w:hAnsi="Arial" w:eastAsia="Calibri" w:cs="Calibri"/>
-          <w:b w:val="false"/>
-          <w:b w:val="false"/>
-          <w:bCs w:val="false"/>
-          <w:color w:val="auto"/>
-          <w:sz w:val="24"/>
-          <w:szCs w:val="24"/>
-          <w:lang w:val="en-GB"/>
-        </w:rPr>
-      </w:pPr>
-      <w:r>
-        <w:rPr>
-          <w:rFonts w:eastAsia="Calibri" w:cs="Calibri" w:ascii="Arial" w:hAnsi="Arial"/>
-          <w:b w:val="false"/>
-          <w:bCs w:val="false"/>
-          <w:color w:val="auto"/>
-          <w:sz w:val="24"/>
-          <w:szCs w:val="24"/>
-          <w:lang w:val="en-GB"/>
-        </w:rPr>
-        <w:t>TLS/SSL,</w:t>
-      </w:r>
-    </w:p>
-    <w:p>
-      <w:pPr>
-        <w:pStyle w:val="NoSpacing"/>
-        <w:numPr>
-          <w:ilvl w:val="0"/>
-          <w:numId w:val="0"/>
-        </w:numPr>
-        <w:ind w:left="720" w:hanging="0"/>
-        <w:rPr>
-          <w:rFonts w:ascii="Arial" w:hAnsi="Arial" w:eastAsia="Calibri" w:cs="Calibri"/>
-          <w:b w:val="false"/>
-          <w:b w:val="false"/>
-          <w:bCs w:val="false"/>
-          <w:color w:val="auto"/>
-          <w:sz w:val="24"/>
-          <w:szCs w:val="24"/>
-          <w:lang w:val="en-GB"/>
-        </w:rPr>
-      </w:pPr>
-      <w:r>
-        <w:rPr>
-          <w:rFonts w:eastAsia="Calibri" w:cs="Calibri" w:ascii="Arial" w:hAnsi="Arial"/>
-          <w:b w:val="false"/>
-          <w:bCs w:val="false"/>
-          <w:color w:val="auto"/>
-          <w:sz w:val="24"/>
-          <w:szCs w:val="24"/>
-          <w:lang w:val="en-GB"/>
-        </w:rPr>
-        <w:t>OpenSSL</w:t>
-      </w:r>
-    </w:p>
-    <w:p>
-      <w:pPr>
-        <w:pStyle w:val="NoSpacing"/>
-        <w:numPr>
-          <w:ilvl w:val="0"/>
-          <w:numId w:val="0"/>
-        </w:numPr>
-        <w:ind w:left="720" w:hanging="0"/>
-        <w:rPr>
-          <w:rFonts w:ascii="Arial" w:hAnsi="Arial" w:eastAsia="Calibri" w:cs="Calibri"/>
-          <w:b w:val="false"/>
-          <w:b w:val="false"/>
-          <w:bCs w:val="false"/>
-          <w:color w:val="auto"/>
-          <w:sz w:val="24"/>
-          <w:szCs w:val="24"/>
-          <w:lang w:val="en-GB"/>
-        </w:rPr>
-      </w:pPr>
-      <w:r>
-        <w:rPr>
-          <w:rFonts w:eastAsia="Calibri" w:cs="Calibri" w:ascii="Arial" w:hAnsi="Arial"/>
-          <w:b w:val="false"/>
-          <w:bCs w:val="false"/>
-          <w:color w:val="auto"/>
-          <w:sz w:val="24"/>
-          <w:szCs w:val="24"/>
-          <w:lang w:val="en-GB"/>
-        </w:rPr>
+          <w:rFonts w:ascii="Liberation Sans" w:hAnsi="Liberation Sans"/>
+        </w:rPr>
+      </w:pPr>
+      <w:r>
+        <w:rPr>
+          <w:rFonts w:ascii="Liberation Sans" w:hAnsi="Liberation Sans"/>
+          <w:b/>
+          <w:bCs/>
+        </w:rPr>
+        <w:t>Identity &amp; Security</w:t>
+      </w:r>
+      <w:r>
+        <w:rPr>
+          <w:rFonts w:ascii="Liberation Sans" w:hAnsi="Liberation Sans"/>
+        </w:rPr>
+        <w:t xml:space="preserve">: OAuth2, SAML, Oracle Identity Cloud Service (IDCS), Authentication &amp; Authorization, RBAC, Kubernetes Secrets, Oracle TDE </w:t>
+      </w:r>
+      <w:r>
+        <w:rPr>
+          <w:rFonts w:ascii="Liberation Sans" w:hAnsi="Liberation Sans"/>
+        </w:rPr>
+        <w:t>Wallets</w:t>
+      </w:r>
+      <w:r>
+        <w:rPr>
+          <w:rFonts w:ascii="Liberation Sans" w:hAnsi="Liberation Sans"/>
+        </w:rPr>
+        <w:t xml:space="preserve">, TCPS, TLS/SSL,OpenSSL </w:t>
       </w:r>
     </w:p>
     <w:p>
@@ -1311,90 +713,46 @@
           <w:numId w:val="2"/>
         </w:numPr>
         <w:rPr>
-          <w:rFonts w:ascii="Arial" w:hAnsi="Arial" w:eastAsia="Calibri" w:cs="Calibri"/>
-          <w:b w:val="false"/>
-          <w:b w:val="false"/>
-          <w:bCs w:val="false"/>
-          <w:color w:val="auto"/>
-          <w:sz w:val="24"/>
-          <w:szCs w:val="24"/>
-          <w:lang w:val="en-GB"/>
-        </w:rPr>
-      </w:pPr>
-      <w:r>
-        <w:rPr>
-          <w:rFonts w:eastAsia="Calibri" w:cs="Calibri" w:ascii="Arial" w:hAnsi="Arial"/>
-          <w:b w:val="false"/>
-          <w:bCs w:val="false"/>
-          <w:color w:val="auto"/>
-          <w:sz w:val="24"/>
-          <w:szCs w:val="24"/>
-          <w:lang w:val="en-GB"/>
-        </w:rPr>
-        <w:t xml:space="preserve">Databases: </w:t>
-      </w:r>
-    </w:p>
-    <w:p>
-      <w:pPr>
-        <w:pStyle w:val="NoSpacing"/>
-        <w:numPr>
-          <w:ilvl w:val="0"/>
-          <w:numId w:val="0"/>
-        </w:numPr>
-        <w:ind w:left="720" w:hanging="0"/>
-        <w:rPr>
-          <w:rFonts w:ascii="Arial" w:hAnsi="Arial" w:eastAsia="Calibri" w:cs="Calibri"/>
-          <w:b w:val="false"/>
-          <w:b w:val="false"/>
-          <w:bCs w:val="false"/>
-          <w:color w:val="auto"/>
-          <w:sz w:val="24"/>
-          <w:szCs w:val="24"/>
-          <w:lang w:val="en-GB"/>
-        </w:rPr>
-      </w:pPr>
-      <w:r>
-        <w:rPr>
-          <w:rFonts w:eastAsia="Calibri" w:cs="Calibri" w:ascii="Arial" w:hAnsi="Arial"/>
-          <w:b w:val="false"/>
-          <w:bCs w:val="false"/>
-          <w:color w:val="auto"/>
-          <w:sz w:val="24"/>
-          <w:szCs w:val="24"/>
-          <w:lang w:val="en-GB"/>
-        </w:rPr>
-        <w:t>Oracle Database (RAC, 23ai), MySQL, Redis</w:t>
-      </w:r>
-    </w:p>
-    <w:p>
-      <w:pPr>
-        <w:pStyle w:val="NoSpacing"/>
-        <w:numPr>
-          <w:ilvl w:val="0"/>
-          <w:numId w:val="0"/>
-        </w:numPr>
-        <w:ind w:left="720" w:hanging="0"/>
-        <w:rPr>
-          <w:rFonts w:ascii="Arial" w:hAnsi="Arial" w:eastAsia="Calibri" w:cs="Calibri"/>
-          <w:b w:val="false"/>
-          <w:b w:val="false"/>
-          <w:bCs w:val="false"/>
-          <w:color w:val="auto"/>
-          <w:sz w:val="24"/>
-          <w:szCs w:val="24"/>
-          <w:lang w:val="en-GB"/>
-        </w:rPr>
-      </w:pPr>
-      <w:r>
-        <w:rPr>
-          <w:rFonts w:eastAsia="Calibri" w:cs="Calibri" w:ascii="Arial" w:hAnsi="Arial"/>
-          <w:b w:val="false"/>
-          <w:bCs w:val="false"/>
-          <w:color w:val="auto"/>
-          <w:sz w:val="24"/>
-          <w:szCs w:val="24"/>
-          <w:lang w:val="en-GB"/>
-        </w:rPr>
+          <w:rFonts w:ascii="Liberation Sans" w:hAnsi="Liberation Sans"/>
+        </w:rPr>
+      </w:pPr>
+      <w:r>
+        <w:rPr>
+          <w:rFonts w:ascii="Liberation Sans" w:hAnsi="Liberation Sans"/>
+          <w:b/>
+          <w:bCs/>
+        </w:rPr>
+        <w:t>Databases</w:t>
+      </w:r>
+      <w:r>
+        <w:rPr>
+          <w:rFonts w:ascii="Liberation Sans" w:hAnsi="Liberation Sans"/>
+        </w:rPr>
+        <w:t>:  Oracle Database (RAC/</w:t>
+      </w:r>
+      <w:r>
+        <w:rPr>
+          <w:rFonts w:ascii="Liberation Sans" w:hAnsi="Liberation Sans"/>
+        </w:rPr>
+        <w:t>SIDB/Truecache/Dataguard</w:t>
+      </w:r>
+      <w:r>
+        <w:rPr>
+          <w:rFonts w:ascii="Liberation Sans" w:hAnsi="Liberation Sans"/>
+        </w:rPr>
+        <w:t xml:space="preserve">, 23ai, </w:t>
+      </w:r>
+      <w:r>
+        <w:rPr>
+          <w:rFonts w:ascii="Liberation Sans" w:hAnsi="Liberation Sans"/>
+        </w:rPr>
+        <w:t>19c</w:t>
+      </w:r>
+      <w:r>
+        <w:rPr>
+          <w:rFonts w:ascii="Liberation Sans" w:hAnsi="Liberation Sans"/>
+        </w:rPr>
+        <w:t>), MySQL, Redis</w:t>
       </w:r>
     </w:p>
     <w:p>
@@ -1405,1871 +763,29 @@
           <w:numId w:val="2"/>
         </w:numPr>
         <w:rPr>
+          <w:rFonts w:ascii="Liberation Sans" w:hAnsi="Liberation Sans"/>
+        </w:rPr>
+      </w:pPr>
+      <w:r>
+        <w:rPr>
+          <w:rFonts w:ascii="Liberation Sans" w:hAnsi="Liberation Sans"/>
+          <w:b/>
+          <w:bCs/>
+        </w:rPr>
+        <w:t>Security and Code Quality</w:t>
+      </w:r>
+      <w:r>
+        <w:rPr>
+          <w:rFonts w:ascii="Liberation Sans" w:hAnsi="Liberation Sans"/>
+        </w:rPr>
+        <w:t>:  SonarQube, Fortify, Anchore, Burp Suite</w:t>
+      </w:r>
+    </w:p>
+    <w:p>
+      <w:pPr>
+        <w:pStyle w:val="Heading2"/>
+        <w:rPr>
           <w:rFonts w:ascii="Arial" w:hAnsi="Arial" w:eastAsia="Calibri" w:cs="Calibri"/>
-          <w:b w:val="false"/>
-          <w:b w:val="false"/>
-          <w:bCs w:val="false"/>
-          <w:color w:val="auto"/>
-          <w:sz w:val="24"/>
-          <w:szCs w:val="24"/>
-          <w:lang w:val="en-GB"/>
-        </w:rPr>
-      </w:pPr>
-      <w:r>
-        <w:rPr>
-          <w:rFonts w:eastAsia="Calibri" w:cs="Calibri" w:ascii="Arial" w:hAnsi="Arial"/>
-          <w:b w:val="false"/>
-          <w:bCs w:val="false"/>
-          <w:color w:val="auto"/>
-          <w:sz w:val="24"/>
-          <w:szCs w:val="24"/>
-          <w:lang w:val="en-GB"/>
-        </w:rPr>
-        <w:t xml:space="preserve">Security and Code Quality: </w:t>
-      </w:r>
-    </w:p>
-    <w:p>
-      <w:pPr>
-        <w:pStyle w:val="NoSpacing"/>
-        <w:numPr>
-          <w:ilvl w:val="0"/>
-          <w:numId w:val="0"/>
-        </w:numPr>
-        <w:ind w:left="720" w:hanging="0"/>
-        <w:rPr>
-          <w:rFonts w:ascii="Arial" w:hAnsi="Arial" w:eastAsia="Calibri" w:cs="Calibri"/>
-          <w:b w:val="false"/>
-          <w:b w:val="false"/>
-          <w:bCs w:val="false"/>
-          <w:color w:val="auto"/>
-          <w:sz w:val="24"/>
-          <w:szCs w:val="24"/>
-          <w:lang w:val="en-GB"/>
-        </w:rPr>
-      </w:pPr>
-      <w:r>
-        <w:rPr>
-          <w:rFonts w:eastAsia="Calibri" w:cs="Calibri" w:ascii="Arial" w:hAnsi="Arial"/>
-          <w:b w:val="false"/>
-          <w:bCs w:val="false"/>
-          <w:color w:val="auto"/>
-          <w:sz w:val="24"/>
-          <w:szCs w:val="24"/>
-          <w:lang w:val="en-GB"/>
-        </w:rPr>
-        <w:t>SonarQube, Fortify, Anchore, Burp Suite</w:t>
-      </w:r>
-    </w:p>
-    <w:p>
-      <w:pPr>
-        <w:pStyle w:val="NoSpacing"/>
-        <w:rPr>
-          <w:rFonts w:ascii="Arial" w:hAnsi="Arial" w:eastAsia="Calibri" w:cs="Calibri"/>
-          <w:b w:val="false"/>
-          <w:b w:val="false"/>
-          <w:bCs w:val="false"/>
-          <w:color w:val="auto"/>
-          <w:sz w:val="24"/>
-          <w:szCs w:val="24"/>
-          <w:lang w:val="en-GB"/>
-        </w:rPr>
-      </w:pPr>
-      <w:r>
-        <w:rPr>
-          <w:rFonts w:eastAsia="Calibri" w:cs="Calibri" w:ascii="Arial" w:hAnsi="Arial"/>
-          <w:b w:val="false"/>
-          <w:bCs w:val="false"/>
-          <w:color w:val="auto"/>
-          <w:sz w:val="24"/>
-          <w:szCs w:val="24"/>
-          <w:lang w:val="en-GB"/>
-        </w:rPr>
-      </w:r>
-    </w:p>
-    <w:p>
-      <w:pPr>
-        <w:pStyle w:val="NoSpacing"/>
-        <w:rPr>
-          <w:rFonts w:ascii="Arial" w:hAnsi="Arial" w:eastAsia="Calibri" w:cs="Calibri"/>
-          <w:b/>
-          <w:b/>
-          <w:bCs/>
-          <w:color w:val="auto"/>
-          <w:sz w:val="24"/>
-          <w:szCs w:val="24"/>
-          <w:lang w:val="en-GB"/>
-        </w:rPr>
-      </w:pPr>
-      <w:r>
-        <w:rPr>
-          <w:rFonts w:eastAsia="Calibri" w:cs="Calibri" w:ascii="Arial" w:hAnsi="Arial"/>
-          <w:b/>
-          <w:bCs/>
-          <w:color w:val="auto"/>
-          <w:sz w:val="24"/>
-          <w:szCs w:val="24"/>
-          <w:lang w:val="en-GB"/>
-        </w:rPr>
-        <w:t>PROFESSIONAL EXPERIENCE</w:t>
-      </w:r>
-    </w:p>
-    <w:p>
-      <w:pPr>
-        <w:pStyle w:val="NoSpacing"/>
-        <w:rPr>
-          <w:rFonts w:ascii="Arial" w:hAnsi="Arial" w:eastAsia="Calibri" w:cs="Calibri"/>
-          <w:b/>
-          <w:b/>
-          <w:bCs/>
-          <w:color w:val="auto"/>
-          <w:sz w:val="24"/>
-          <w:szCs w:val="24"/>
-          <w:lang w:val="en-GB"/>
-        </w:rPr>
-      </w:pPr>
-      <w:r>
-        <w:rPr>
-          <w:rFonts w:eastAsia="Calibri" w:cs="Calibri" w:ascii="Arial" w:hAnsi="Arial"/>
-          <w:b/>
-          <w:bCs/>
-          <w:color w:val="auto"/>
-          <w:sz w:val="24"/>
-          <w:szCs w:val="24"/>
-          <w:lang w:val="en-GB"/>
-        </w:rPr>
-        <w:t>Oracle India Pvt. Ltd., Bangalore</w:t>
-      </w:r>
-    </w:p>
-    <w:p>
-      <w:pPr>
-        <w:pStyle w:val="NoSpacing"/>
-        <w:rPr>
-          <w:rFonts w:ascii="Arial" w:hAnsi="Arial" w:eastAsia="Calibri" w:cs="Calibri"/>
-          <w:b/>
-          <w:b/>
-          <w:bCs/>
-          <w:color w:val="auto"/>
-          <w:sz w:val="24"/>
-          <w:szCs w:val="24"/>
-          <w:lang w:val="en-GB"/>
-        </w:rPr>
-      </w:pPr>
-      <w:hyperlink r:id="rId9">
-        <w:r>
-          <w:rPr>
-            <w:rStyle w:val="InternetLink"/>
-            <w:rFonts w:eastAsia="Calibri" w:cs="Calibri" w:ascii="Arial" w:hAnsi="Arial"/>
-            <w:b/>
-            <w:bCs/>
-            <w:color w:val="auto"/>
-            <w:sz w:val="24"/>
-            <w:szCs w:val="24"/>
-            <w:lang w:val="en-GB"/>
-          </w:rPr>
-          <w:t>Principal Data Systems Engineer</w:t>
-        </w:r>
-      </w:hyperlink>
-    </w:p>
-    <w:p>
-      <w:pPr>
-        <w:pStyle w:val="NoSpacing"/>
-        <w:rPr>
-          <w:rFonts w:ascii="Arial" w:hAnsi="Arial" w:eastAsia="Calibri" w:cs="Calibri"/>
-          <w:b/>
-          <w:b/>
-          <w:bCs/>
-          <w:color w:val="auto"/>
-          <w:sz w:val="24"/>
-          <w:szCs w:val="24"/>
-          <w:lang w:val="en-GB"/>
-        </w:rPr>
-      </w:pPr>
-      <w:r>
-        <w:rPr>
-          <w:rFonts w:eastAsia="Calibri" w:cs="Calibri" w:ascii="Arial" w:hAnsi="Arial"/>
-          <w:b/>
-          <w:bCs/>
-          <w:color w:val="auto"/>
-          <w:sz w:val="24"/>
-          <w:szCs w:val="24"/>
-          <w:lang w:val="en-GB"/>
-        </w:rPr>
-        <w:t>October 2017 – Present</w:t>
-      </w:r>
-    </w:p>
-    <w:p>
-      <w:pPr>
-        <w:pStyle w:val="NoSpacing"/>
-        <w:rPr>
-          <w:rFonts w:ascii="Arial" w:hAnsi="Arial" w:eastAsia="Calibri" w:cs="Calibri"/>
-          <w:b/>
-          <w:b/>
-          <w:bCs/>
-          <w:color w:val="auto"/>
-          <w:sz w:val="24"/>
-          <w:szCs w:val="24"/>
-          <w:lang w:val="en-GB"/>
-        </w:rPr>
-      </w:pPr>
-      <w:r>
-        <w:rPr>
-          <w:rFonts w:eastAsia="Calibri" w:cs="Calibri" w:ascii="Arial" w:hAnsi="Arial"/>
-          <w:b/>
-          <w:bCs/>
-          <w:color w:val="auto"/>
-          <w:sz w:val="24"/>
-          <w:szCs w:val="24"/>
-          <w:lang w:val="en-GB"/>
-        </w:rPr>
-      </w:r>
-    </w:p>
-    <w:p>
-      <w:pPr>
-        <w:pStyle w:val="NoSpacing"/>
-        <w:rPr>
-          <w:rFonts w:ascii="Arial" w:hAnsi="Arial" w:eastAsia="Calibri" w:cs="Calibri"/>
-          <w:b/>
-          <w:b/>
-          <w:bCs/>
-          <w:color w:val="auto"/>
-          <w:sz w:val="24"/>
-          <w:szCs w:val="24"/>
-          <w:lang w:val="en-GB"/>
-        </w:rPr>
-      </w:pPr>
-      <w:r>
-        <w:rPr>
-          <w:rFonts w:eastAsia="Calibri" w:cs="Calibri" w:ascii="Arial" w:hAnsi="Arial"/>
-          <w:b/>
-          <w:bCs/>
-          <w:color w:val="auto"/>
-          <w:sz w:val="24"/>
-          <w:szCs w:val="24"/>
-          <w:lang w:val="en-GB"/>
-        </w:rPr>
-        <w:t>Responsibilities:</w:t>
-      </w:r>
-    </w:p>
-    <w:p>
-      <w:pPr>
-        <w:pStyle w:val="NoSpacing"/>
-        <w:numPr>
-          <w:ilvl w:val="0"/>
-          <w:numId w:val="3"/>
-        </w:numPr>
-        <w:rPr>
-          <w:rFonts w:ascii="Arial" w:hAnsi="Arial" w:eastAsia="Calibri" w:cs="Calibri"/>
-          <w:b w:val="false"/>
-          <w:b w:val="false"/>
-          <w:bCs w:val="false"/>
-          <w:color w:val="auto"/>
-          <w:sz w:val="24"/>
-          <w:szCs w:val="24"/>
-          <w:lang w:val="en-GB"/>
-        </w:rPr>
-      </w:pPr>
-      <w:r>
-        <w:rPr>
-          <w:rFonts w:eastAsia="Calibri" w:cs="Calibri" w:ascii="Arial" w:hAnsi="Arial"/>
-          <w:b w:val="false"/>
-          <w:bCs w:val="false"/>
-          <w:color w:val="auto"/>
-          <w:sz w:val="24"/>
-          <w:szCs w:val="24"/>
-          <w:lang w:val="en-GB"/>
-        </w:rPr>
-        <w:t>Designed, developed, and maintained Kubernetes Operators, Custom Resource Definitions (CRDs), and reconciliation controllers in Go using Kubebuilder, controller-runtime, and Operator SDK for Oracle Database platforms (RAC, DBCS), with emphasis on reliability, lifecycle management, and operational safety.</w:t>
-      </w:r>
-    </w:p>
-    <w:p>
-      <w:pPr>
-        <w:pStyle w:val="NoSpacing"/>
-        <w:numPr>
-          <w:ilvl w:val="0"/>
-          <w:numId w:val="3"/>
-        </w:numPr>
-        <w:rPr>
-          <w:rFonts w:ascii="Arial" w:hAnsi="Arial" w:eastAsia="Calibri" w:cs="Calibri"/>
-          <w:b w:val="false"/>
-          <w:b w:val="false"/>
-          <w:bCs w:val="false"/>
-          <w:color w:val="auto"/>
-          <w:sz w:val="24"/>
-          <w:szCs w:val="24"/>
-          <w:lang w:val="en-GB"/>
-        </w:rPr>
-      </w:pPr>
-      <w:r>
-        <w:rPr>
-          <w:rFonts w:eastAsia="Calibri" w:cs="Calibri" w:ascii="Arial" w:hAnsi="Arial"/>
-          <w:b w:val="false"/>
-          <w:bCs w:val="false"/>
-          <w:color w:val="auto"/>
-          <w:sz w:val="24"/>
-          <w:szCs w:val="24"/>
-          <w:lang w:val="en-GB"/>
-        </w:rPr>
-        <w:t>Developed distributed control-plane components for Kubernetes-based Oracle Database platforms, ensuring reliable reconciliation, fault tolerance, and secure lifecycle management across clustered environments.</w:t>
-      </w:r>
-    </w:p>
-    <w:p>
-      <w:pPr>
-        <w:pStyle w:val="NoSpacing"/>
-        <w:numPr>
-          <w:ilvl w:val="0"/>
-          <w:numId w:val="3"/>
-        </w:numPr>
-        <w:rPr>
-          <w:rFonts w:ascii="Arial" w:hAnsi="Arial" w:eastAsia="Calibri" w:cs="Calibri"/>
-          <w:b w:val="false"/>
-          <w:b w:val="false"/>
-          <w:bCs w:val="false"/>
-          <w:color w:val="auto"/>
-          <w:sz w:val="24"/>
-          <w:szCs w:val="24"/>
-          <w:lang w:val="en-GB"/>
-        </w:rPr>
-      </w:pPr>
-      <w:r>
-        <w:rPr>
-          <w:rFonts w:eastAsia="Calibri" w:cs="Calibri" w:ascii="Arial" w:hAnsi="Arial"/>
-          <w:b w:val="false"/>
-          <w:bCs w:val="false"/>
-          <w:color w:val="auto"/>
-          <w:sz w:val="24"/>
-          <w:szCs w:val="24"/>
-          <w:lang w:val="en-GB"/>
-        </w:rPr>
-        <w:t>Designed and developed Kubernetes operators in Go to automate secure Oracle Database lifecycle management, including Kubernetes Secrets, Oracle TDE wallets, TCPS connectivity, OpenSSL-based certificate management, and encrypted configuration handling for production Kubernetes environments.</w:t>
-      </w:r>
-    </w:p>
-    <w:p>
-      <w:pPr>
-        <w:pStyle w:val="NoSpacing"/>
-        <w:numPr>
-          <w:ilvl w:val="0"/>
-          <w:numId w:val="3"/>
-        </w:numPr>
-        <w:rPr>
-          <w:rFonts w:ascii="Arial" w:hAnsi="Arial" w:eastAsia="Calibri" w:cs="Calibri"/>
-          <w:b w:val="false"/>
-          <w:b w:val="false"/>
-          <w:bCs w:val="false"/>
-          <w:color w:val="auto"/>
-          <w:sz w:val="24"/>
-          <w:szCs w:val="24"/>
-          <w:lang w:val="en-GB"/>
-        </w:rPr>
-      </w:pPr>
-      <w:r>
-        <w:rPr>
-          <w:rFonts w:eastAsia="Calibri" w:cs="Calibri" w:ascii="Arial" w:hAnsi="Arial"/>
-          <w:b w:val="false"/>
-          <w:bCs w:val="false"/>
-          <w:color w:val="auto"/>
-          <w:sz w:val="24"/>
-          <w:szCs w:val="24"/>
-          <w:lang w:val="en-GB"/>
-        </w:rPr>
-        <w:t>Built and maintained infrastructure automation using Ansible for provisioning Oracle RAC across distributed environments, utilizing Ansible Vault to encrypt credentials, certificates, and sensitive configuration required for automated deployments.</w:t>
-      </w:r>
-    </w:p>
-    <w:p>
-      <w:pPr>
-        <w:pStyle w:val="NoSpacing"/>
-        <w:numPr>
-          <w:ilvl w:val="0"/>
-          <w:numId w:val="3"/>
-        </w:numPr>
-        <w:rPr>
-          <w:rFonts w:ascii="Arial" w:hAnsi="Arial" w:eastAsia="Calibri" w:cs="Calibri"/>
-          <w:b w:val="false"/>
-          <w:b w:val="false"/>
-          <w:bCs w:val="false"/>
-          <w:color w:val="auto"/>
-          <w:sz w:val="24"/>
-          <w:szCs w:val="24"/>
-          <w:lang w:val="en-GB"/>
-        </w:rPr>
-      </w:pPr>
-      <w:r>
-        <w:rPr>
-          <w:rFonts w:eastAsia="Calibri" w:cs="Calibri" w:ascii="Arial" w:hAnsi="Arial"/>
-          <w:b w:val="false"/>
-          <w:bCs w:val="false"/>
-          <w:color w:val="auto"/>
-          <w:sz w:val="24"/>
-          <w:szCs w:val="24"/>
-          <w:lang w:val="en-GB"/>
-        </w:rPr>
-        <w:t>Integrated Kubernetes workloads with Oracle Identity Cloud Service (IDCS) authentication mechanisms while supporting OAuth2 and SAML based enterprise identity workflows for build, deployment, testing, and operational environments.</w:t>
-      </w:r>
-    </w:p>
-    <w:p>
-      <w:pPr>
-        <w:pStyle w:val="NoSpacing"/>
-        <w:numPr>
-          <w:ilvl w:val="0"/>
-          <w:numId w:val="3"/>
-        </w:numPr>
-        <w:rPr>
-          <w:rFonts w:ascii="Arial" w:hAnsi="Arial" w:eastAsia="Calibri" w:cs="Calibri"/>
-          <w:b w:val="false"/>
-          <w:b w:val="false"/>
-          <w:bCs w:val="false"/>
-          <w:color w:val="auto"/>
-          <w:sz w:val="24"/>
-          <w:szCs w:val="24"/>
-          <w:lang w:val="en-GB"/>
-        </w:rPr>
-      </w:pPr>
-      <w:r>
-        <w:rPr>
-          <w:rFonts w:eastAsia="Calibri" w:cs="Calibri" w:ascii="Arial" w:hAnsi="Arial"/>
-          <w:b w:val="false"/>
-          <w:bCs w:val="false"/>
-          <w:color w:val="auto"/>
-          <w:sz w:val="24"/>
-          <w:szCs w:val="24"/>
-          <w:lang w:val="en-GB"/>
-        </w:rPr>
-        <w:t>Designed and implemented secure CI/CD pipelines for Oracle Identity Cloud Service (IDCS), supporting OAuth2- and SAML-based authentication workflows across build, deployment, testing, and release work flows while improving platform security and operational reliability.</w:t>
-      </w:r>
-    </w:p>
-    <w:p>
-      <w:pPr>
-        <w:pStyle w:val="NoSpacing"/>
-        <w:numPr>
-          <w:ilvl w:val="0"/>
-          <w:numId w:val="3"/>
-        </w:numPr>
-        <w:rPr>
-          <w:rFonts w:ascii="Arial" w:hAnsi="Arial" w:eastAsia="Calibri" w:cs="Calibri"/>
-          <w:b w:val="false"/>
-          <w:b w:val="false"/>
-          <w:bCs w:val="false"/>
-          <w:color w:val="auto"/>
-          <w:sz w:val="24"/>
-          <w:szCs w:val="24"/>
-          <w:lang w:val="en-GB"/>
-        </w:rPr>
-      </w:pPr>
-      <w:r>
-        <w:rPr>
-          <w:rFonts w:eastAsia="Calibri" w:cs="Calibri" w:ascii="Arial" w:hAnsi="Arial"/>
-          <w:b w:val="false"/>
-          <w:bCs w:val="false"/>
-          <w:color w:val="auto"/>
-          <w:sz w:val="24"/>
-          <w:szCs w:val="24"/>
-          <w:lang w:val="en-GB"/>
-        </w:rPr>
-        <w:t>Partnered with Identity, Security, and Platform engineering teams to design, troubleshoot, and improve authentication, authorization, and deployment workflows across Oracle cloud services.</w:t>
-      </w:r>
-    </w:p>
-    <w:p>
-      <w:pPr>
-        <w:pStyle w:val="NoSpacing"/>
-        <w:numPr>
-          <w:ilvl w:val="0"/>
-          <w:numId w:val="3"/>
-        </w:numPr>
-        <w:rPr>
-          <w:rFonts w:ascii="Arial" w:hAnsi="Arial" w:eastAsia="Calibri" w:cs="Calibri"/>
-          <w:b w:val="false"/>
-          <w:b w:val="false"/>
-          <w:bCs w:val="false"/>
-          <w:color w:val="auto"/>
-          <w:sz w:val="24"/>
-          <w:szCs w:val="24"/>
-          <w:lang w:val="en-GB"/>
-        </w:rPr>
-      </w:pPr>
-      <w:r>
-        <w:rPr>
-          <w:rFonts w:eastAsia="Calibri" w:cs="Calibri" w:ascii="Arial" w:hAnsi="Arial"/>
-          <w:b w:val="false"/>
-          <w:bCs w:val="false"/>
-          <w:color w:val="auto"/>
-          <w:sz w:val="24"/>
-          <w:szCs w:val="24"/>
-          <w:lang w:val="en-GB"/>
-        </w:rPr>
-        <w:t>Developed Terraform modules and Ansible automation for provisioning Oracle Kubernetes Engine (OKE) clusters with secure RBAC policies, infrastructure automation, and identity-aware deployment workflows.</w:t>
-      </w:r>
-    </w:p>
-    <w:p>
-      <w:pPr>
-        <w:pStyle w:val="NoSpacing"/>
-        <w:numPr>
-          <w:ilvl w:val="0"/>
-          <w:numId w:val="3"/>
-        </w:numPr>
-        <w:rPr>
-          <w:rFonts w:ascii="Arial" w:hAnsi="Arial" w:eastAsia="Calibri" w:cs="Calibri"/>
-          <w:b w:val="false"/>
-          <w:b w:val="false"/>
-          <w:bCs w:val="false"/>
-          <w:color w:val="auto"/>
-          <w:sz w:val="24"/>
-          <w:szCs w:val="24"/>
-          <w:lang w:val="en-GB"/>
-        </w:rPr>
-      </w:pPr>
-      <w:r>
-        <w:rPr>
-          <w:rFonts w:eastAsia="Calibri" w:cs="Calibri" w:ascii="Arial" w:hAnsi="Arial"/>
-          <w:b w:val="false"/>
-          <w:bCs w:val="false"/>
-          <w:color w:val="auto"/>
-          <w:sz w:val="24"/>
-          <w:szCs w:val="24"/>
-          <w:lang w:val="en-GB"/>
-        </w:rPr>
-        <w:t>Integrate and operationalize security and compliance scanning including Fortify, McAfee, Anchore, and Burp Suite across cloud-native build and release pipelines.</w:t>
-      </w:r>
-    </w:p>
-    <w:p>
-      <w:pPr>
-        <w:pStyle w:val="NoSpacing"/>
-        <w:numPr>
-          <w:ilvl w:val="0"/>
-          <w:numId w:val="3"/>
-        </w:numPr>
-        <w:rPr>
-          <w:rFonts w:ascii="Arial" w:hAnsi="Arial" w:eastAsia="Calibri" w:cs="Calibri"/>
-          <w:b w:val="false"/>
-          <w:b w:val="false"/>
-          <w:bCs w:val="false"/>
-          <w:color w:val="auto"/>
-          <w:sz w:val="24"/>
-          <w:szCs w:val="24"/>
-          <w:lang w:val="en-GB"/>
-        </w:rPr>
-      </w:pPr>
-      <w:r>
-        <w:rPr>
-          <w:rFonts w:eastAsia="Calibri" w:cs="Calibri" w:ascii="Arial" w:hAnsi="Arial"/>
-          <w:b w:val="false"/>
-          <w:bCs w:val="false"/>
-          <w:color w:val="auto"/>
-          <w:sz w:val="24"/>
-          <w:szCs w:val="24"/>
-          <w:lang w:val="en-GB"/>
-        </w:rPr>
-        <w:t>Mentor junior engineers, provide architectural and design guidance, and participate in technical interviews and hiring decisions.</w:t>
-      </w:r>
-    </w:p>
-    <w:p>
-      <w:pPr>
-        <w:pStyle w:val="NoSpacing"/>
-        <w:numPr>
-          <w:ilvl w:val="0"/>
-          <w:numId w:val="3"/>
-        </w:numPr>
-        <w:rPr>
-          <w:rFonts w:ascii="Arial" w:hAnsi="Arial" w:eastAsia="Calibri" w:cs="Calibri"/>
-          <w:b w:val="false"/>
-          <w:b w:val="false"/>
-          <w:bCs w:val="false"/>
-          <w:color w:val="auto"/>
-          <w:sz w:val="24"/>
-          <w:szCs w:val="24"/>
-          <w:lang w:val="en-GB"/>
-        </w:rPr>
-      </w:pPr>
-      <w:r>
-        <w:rPr>
-          <w:rFonts w:eastAsia="Calibri" w:cs="Calibri" w:ascii="Arial" w:hAnsi="Arial"/>
-          <w:b w:val="false"/>
-          <w:bCs w:val="false"/>
-          <w:color w:val="auto"/>
-          <w:sz w:val="24"/>
-          <w:szCs w:val="24"/>
-          <w:lang w:val="en-GB"/>
-        </w:rPr>
-        <w:t>Contributed to Oracle open-source projects and maintained Oracle Database container images published under the Oracle GitHub organization, ensuring compliance with internal governance and community standards.</w:t>
-      </w:r>
-    </w:p>
-    <w:p>
-      <w:pPr>
-        <w:pStyle w:val="NoSpacing"/>
-        <w:rPr>
-          <w:rFonts w:ascii="Arial" w:hAnsi="Arial" w:eastAsia="Calibri" w:cs="Calibri"/>
-          <w:b/>
-          <w:b/>
-          <w:bCs/>
-          <w:color w:val="auto"/>
-          <w:sz w:val="24"/>
-          <w:szCs w:val="24"/>
-          <w:lang w:val="en-GB"/>
-        </w:rPr>
-      </w:pPr>
-      <w:r>
-        <w:rPr>
-          <w:rFonts w:eastAsia="Calibri" w:cs="Calibri" w:ascii="Arial" w:hAnsi="Arial"/>
-          <w:b/>
-          <w:bCs/>
-          <w:color w:val="auto"/>
-          <w:sz w:val="24"/>
-          <w:szCs w:val="24"/>
-          <w:lang w:val="en-GB"/>
-        </w:rPr>
-        <w:t>Notable Achievements:</w:t>
-      </w:r>
-    </w:p>
-    <w:p>
-      <w:pPr>
-        <w:pStyle w:val="NoSpacing"/>
-        <w:numPr>
-          <w:ilvl w:val="0"/>
-          <w:numId w:val="11"/>
-        </w:numPr>
-        <w:rPr>
-          <w:rFonts w:ascii="Arial" w:hAnsi="Arial" w:eastAsia="Calibri" w:cs="Calibri"/>
-          <w:b w:val="false"/>
-          <w:b w:val="false"/>
-          <w:bCs w:val="false"/>
-          <w:color w:val="auto"/>
-          <w:sz w:val="24"/>
-          <w:szCs w:val="24"/>
-          <w:lang w:val="en-GB"/>
-        </w:rPr>
-      </w:pPr>
-      <w:r>
-        <w:rPr>
-          <w:rFonts w:eastAsia="Calibri" w:cs="Calibri" w:ascii="Arial" w:hAnsi="Arial"/>
-          <w:b w:val="false"/>
-          <w:bCs w:val="false"/>
-          <w:color w:val="auto"/>
-          <w:sz w:val="24"/>
-          <w:szCs w:val="24"/>
-          <w:lang w:val="en-GB"/>
-        </w:rPr>
-        <w:t>Contributed to Oracle documentation for RAC installation on Podman/Oracle Linux.</w:t>
-      </w:r>
-    </w:p>
-    <w:p>
-      <w:pPr>
-        <w:pStyle w:val="NoSpacing"/>
-        <w:numPr>
-          <w:ilvl w:val="0"/>
-          <w:numId w:val="11"/>
-        </w:numPr>
-        <w:rPr>
-          <w:rFonts w:ascii="Arial" w:hAnsi="Arial" w:eastAsia="Calibri" w:cs="Calibri"/>
-          <w:b w:val="false"/>
-          <w:b w:val="false"/>
-          <w:bCs w:val="false"/>
-          <w:color w:val="auto"/>
-          <w:sz w:val="24"/>
-          <w:szCs w:val="24"/>
-          <w:lang w:val="en-GB"/>
-        </w:rPr>
-      </w:pPr>
-      <w:r>
-        <w:rPr>
-          <w:rFonts w:eastAsia="Calibri" w:cs="Calibri" w:ascii="Arial" w:hAnsi="Arial"/>
-          <w:b w:val="false"/>
-          <w:bCs w:val="false"/>
-          <w:color w:val="auto"/>
-          <w:sz w:val="24"/>
-          <w:szCs w:val="24"/>
-          <w:lang w:val="en-GB"/>
-        </w:rPr>
-        <w:t>Contributed to official Oracle documentation for RAC on OLCNE</w:t>
-      </w:r>
-    </w:p>
-    <w:p>
-      <w:pPr>
-        <w:pStyle w:val="NoSpacing"/>
-        <w:numPr>
-          <w:ilvl w:val="0"/>
-          <w:numId w:val="11"/>
-        </w:numPr>
-        <w:rPr>
-          <w:rFonts w:ascii="Arial" w:hAnsi="Arial" w:eastAsia="Calibri" w:cs="Calibri"/>
-          <w:b w:val="false"/>
-          <w:b w:val="false"/>
-          <w:bCs w:val="false"/>
-          <w:color w:val="auto"/>
-          <w:sz w:val="24"/>
-          <w:szCs w:val="24"/>
-          <w:lang w:val="en-GB"/>
-        </w:rPr>
-      </w:pPr>
-      <w:r>
-        <w:rPr>
-          <w:rFonts w:eastAsia="Calibri" w:cs="Calibri" w:ascii="Arial" w:hAnsi="Arial"/>
-          <w:b w:val="false"/>
-          <w:bCs w:val="false"/>
-          <w:color w:val="auto"/>
-          <w:sz w:val="24"/>
-          <w:szCs w:val="24"/>
-          <w:lang w:val="en-GB"/>
-        </w:rPr>
-        <w:t>Technical contributor to OCI OKE deployment whitepaper</w:t>
-      </w:r>
-    </w:p>
-    <w:p>
-      <w:pPr>
-        <w:pStyle w:val="NoSpacing"/>
-        <w:numPr>
-          <w:ilvl w:val="0"/>
-          <w:numId w:val="4"/>
-        </w:numPr>
-        <w:rPr>
-          <w:rFonts w:ascii="Arial" w:hAnsi="Arial" w:eastAsia="Calibri" w:cs="Calibri"/>
-          <w:b w:val="false"/>
-          <w:b w:val="false"/>
-          <w:bCs w:val="false"/>
-          <w:color w:val="auto"/>
-          <w:sz w:val="24"/>
-          <w:szCs w:val="24"/>
-          <w:lang w:val="en-GB"/>
-        </w:rPr>
-      </w:pPr>
-      <w:r>
-        <w:rPr>
-          <w:rFonts w:eastAsia="Calibri" w:cs="Calibri" w:ascii="Arial" w:hAnsi="Arial"/>
-          <w:b w:val="false"/>
-          <w:bCs w:val="false"/>
-          <w:color w:val="auto"/>
-          <w:sz w:val="24"/>
-          <w:szCs w:val="24"/>
-          <w:lang w:val="en-GB"/>
-        </w:rPr>
-        <w:t>Delivered Oracle DBCS Kubernetes controller enhancements including KMS Vault encryption and automated PDB creation, improving security and operational flexibility.</w:t>
-      </w:r>
-    </w:p>
-    <w:p>
-      <w:pPr>
-        <w:pStyle w:val="NoSpacing"/>
-        <w:numPr>
-          <w:ilvl w:val="0"/>
-          <w:numId w:val="4"/>
-        </w:numPr>
-        <w:rPr>
-          <w:rFonts w:ascii="Arial" w:hAnsi="Arial" w:eastAsia="Calibri" w:cs="Calibri"/>
-          <w:b w:val="false"/>
-          <w:b w:val="false"/>
-          <w:bCs w:val="false"/>
-          <w:color w:val="auto"/>
-          <w:sz w:val="24"/>
-          <w:szCs w:val="24"/>
-          <w:lang w:val="en-GB"/>
-        </w:rPr>
-      </w:pPr>
-      <w:r>
-        <w:rPr>
-          <w:rFonts w:eastAsia="Calibri" w:cs="Calibri" w:ascii="Arial" w:hAnsi="Arial"/>
-          <w:b w:val="false"/>
-          <w:bCs w:val="false"/>
-          <w:color w:val="auto"/>
-          <w:sz w:val="24"/>
-          <w:szCs w:val="24"/>
-          <w:lang w:val="en-GB"/>
-        </w:rPr>
-        <w:t>Designed and Implemented Oracle RAC Kubernetes controller enhancements for addition and deletion of Asm Devices for the Oracle Database 19c and 23ai release.</w:t>
-      </w:r>
-    </w:p>
-    <w:p>
-      <w:pPr>
-        <w:pStyle w:val="NoSpacing"/>
-        <w:numPr>
-          <w:ilvl w:val="0"/>
-          <w:numId w:val="4"/>
-        </w:numPr>
-        <w:rPr>
-          <w:rFonts w:ascii="Arial" w:hAnsi="Arial" w:eastAsia="Calibri" w:cs="Calibri"/>
-          <w:b w:val="false"/>
-          <w:b w:val="false"/>
-          <w:bCs w:val="false"/>
-          <w:color w:val="auto"/>
-          <w:sz w:val="24"/>
-          <w:szCs w:val="24"/>
-          <w:lang w:val="en-GB"/>
-        </w:rPr>
-      </w:pPr>
-      <w:r>
-        <w:rPr>
-          <w:rFonts w:eastAsia="Calibri" w:cs="Calibri" w:ascii="Arial" w:hAnsi="Arial"/>
-          <w:b w:val="false"/>
-          <w:bCs w:val="false"/>
-          <w:color w:val="auto"/>
-          <w:sz w:val="24"/>
-          <w:szCs w:val="24"/>
-          <w:lang w:val="en-GB"/>
-        </w:rPr>
-        <w:t>Led the migration of IDCS services from Oracle JDK 1.8 to GraalVM JDK 20.3.3, improving performance characteristics and long-term platform alignment.</w:t>
-      </w:r>
-    </w:p>
-    <w:p>
-      <w:pPr>
-        <w:pStyle w:val="NoSpacing"/>
-        <w:rPr>
-          <w:rFonts w:ascii="Arial" w:hAnsi="Arial" w:eastAsia="Calibri" w:cs="Calibri"/>
-          <w:b w:val="false"/>
-          <w:b w:val="false"/>
-          <w:bCs w:val="false"/>
-          <w:color w:val="auto"/>
-          <w:sz w:val="24"/>
-          <w:szCs w:val="24"/>
-          <w:lang w:val="en-GB"/>
-        </w:rPr>
-      </w:pPr>
-      <w:r>
-        <w:rPr>
-          <w:rFonts w:eastAsia="Calibri" w:cs="Calibri" w:ascii="Arial" w:hAnsi="Arial"/>
-          <w:b w:val="false"/>
-          <w:bCs w:val="false"/>
-          <w:color w:val="auto"/>
-          <w:sz w:val="24"/>
-          <w:szCs w:val="24"/>
-          <w:lang w:val="en-GB"/>
-        </w:rPr>
-      </w:r>
-    </w:p>
-    <w:p>
-      <w:pPr>
-        <w:pStyle w:val="NoSpacing"/>
-        <w:rPr>
-          <w:rFonts w:ascii="Arial" w:hAnsi="Arial" w:eastAsia="Calibri" w:cs="Calibri"/>
-          <w:b/>
-          <w:b/>
-          <w:bCs/>
-          <w:color w:val="auto"/>
-          <w:sz w:val="24"/>
-          <w:szCs w:val="24"/>
-          <w:lang w:val="en-GB"/>
-        </w:rPr>
-      </w:pPr>
-      <w:r>
-        <w:rPr>
-          <w:rFonts w:eastAsia="Calibri" w:cs="Calibri" w:ascii="Arial" w:hAnsi="Arial"/>
-          <w:b/>
-          <w:bCs/>
-          <w:color w:val="auto"/>
-          <w:sz w:val="24"/>
-          <w:szCs w:val="24"/>
-          <w:lang w:val="en-GB"/>
-        </w:rPr>
-        <w:t>Optum Global Solutions (India) Pvt. Ltd., Bangalore</w:t>
-      </w:r>
-    </w:p>
-    <w:p>
-      <w:pPr>
-        <w:pStyle w:val="NoSpacing"/>
-        <w:rPr>
-          <w:rFonts w:ascii="Arial" w:hAnsi="Arial" w:eastAsia="Calibri" w:cs="Calibri"/>
-          <w:b/>
-          <w:b/>
-          <w:bCs/>
-          <w:color w:val="auto"/>
-          <w:sz w:val="24"/>
-          <w:szCs w:val="24"/>
-          <w:lang w:val="en-GB"/>
-        </w:rPr>
-      </w:pPr>
-      <w:r>
-        <w:rPr>
-          <w:rFonts w:eastAsia="Calibri" w:cs="Calibri" w:ascii="Arial" w:hAnsi="Arial"/>
-          <w:b/>
-          <w:bCs/>
-          <w:color w:val="auto"/>
-          <w:sz w:val="24"/>
-          <w:szCs w:val="24"/>
-          <w:lang w:val="en-GB"/>
-        </w:rPr>
-        <w:t>Senior Engineer – Build and Release</w:t>
-      </w:r>
-    </w:p>
-    <w:p>
-      <w:pPr>
-        <w:pStyle w:val="NoSpacing"/>
-        <w:rPr>
-          <w:rFonts w:ascii="Arial" w:hAnsi="Arial" w:eastAsia="Calibri" w:cs="Calibri"/>
-          <w:b/>
-          <w:b/>
-          <w:bCs/>
-          <w:color w:val="auto"/>
-          <w:sz w:val="24"/>
-          <w:szCs w:val="24"/>
-          <w:lang w:val="en-GB"/>
-        </w:rPr>
-      </w:pPr>
-      <w:r>
-        <w:rPr>
-          <w:rFonts w:eastAsia="Calibri" w:cs="Calibri" w:ascii="Arial" w:hAnsi="Arial"/>
-          <w:b/>
-          <w:bCs/>
-          <w:color w:val="auto"/>
-          <w:sz w:val="24"/>
-          <w:szCs w:val="24"/>
-          <w:lang w:val="en-GB"/>
-        </w:rPr>
-        <w:t>February 2016 – September 2017</w:t>
-      </w:r>
-    </w:p>
-    <w:p>
-      <w:pPr>
-        <w:pStyle w:val="NoSpacing"/>
-        <w:rPr>
-          <w:rFonts w:ascii="Arial" w:hAnsi="Arial" w:eastAsia="Calibri" w:cs="Calibri"/>
-          <w:b/>
-          <w:b/>
-          <w:bCs/>
-          <w:color w:val="auto"/>
-          <w:sz w:val="24"/>
-          <w:szCs w:val="24"/>
-          <w:lang w:val="en-GB"/>
-        </w:rPr>
-      </w:pPr>
-      <w:r>
-        <w:rPr>
-          <w:rFonts w:eastAsia="Calibri" w:cs="Calibri" w:ascii="Arial" w:hAnsi="Arial"/>
-          <w:b/>
-          <w:bCs/>
-          <w:color w:val="auto"/>
-          <w:sz w:val="24"/>
-          <w:szCs w:val="24"/>
-          <w:lang w:val="en-GB"/>
-        </w:rPr>
-        <w:t>Responsibilities:</w:t>
-      </w:r>
-    </w:p>
-    <w:p>
-      <w:pPr>
-        <w:pStyle w:val="NoSpacing"/>
-        <w:numPr>
-          <w:ilvl w:val="0"/>
-          <w:numId w:val="6"/>
-        </w:numPr>
-        <w:rPr>
-          <w:rFonts w:ascii="Arial" w:hAnsi="Arial" w:eastAsia="Calibri" w:cs="Calibri"/>
-          <w:b w:val="false"/>
-          <w:b w:val="false"/>
-          <w:bCs w:val="false"/>
-          <w:color w:val="auto"/>
-          <w:sz w:val="24"/>
-          <w:szCs w:val="24"/>
-          <w:lang w:val="en-GB"/>
-        </w:rPr>
-      </w:pPr>
-      <w:r>
-        <w:rPr>
-          <w:rFonts w:eastAsia="Calibri" w:cs="Calibri" w:ascii="Arial" w:hAnsi="Arial"/>
-          <w:b w:val="false"/>
-          <w:bCs w:val="false"/>
-          <w:color w:val="auto"/>
-          <w:sz w:val="24"/>
-          <w:szCs w:val="24"/>
-          <w:lang w:val="en-GB"/>
-        </w:rPr>
-        <w:t>Designed and implemented CI/CD pipelines for private cloud products using Jenkins, OpenShift, and Bitbucket.</w:t>
-      </w:r>
-    </w:p>
-    <w:p>
-      <w:pPr>
-        <w:pStyle w:val="NoSpacing"/>
-        <w:numPr>
-          <w:ilvl w:val="0"/>
-          <w:numId w:val="6"/>
-        </w:numPr>
-        <w:rPr>
-          <w:rFonts w:ascii="Arial" w:hAnsi="Arial" w:eastAsia="Calibri" w:cs="Calibri"/>
-          <w:b w:val="false"/>
-          <w:b w:val="false"/>
-          <w:bCs w:val="false"/>
-          <w:color w:val="auto"/>
-          <w:sz w:val="24"/>
-          <w:szCs w:val="24"/>
-          <w:lang w:val="en-GB"/>
-        </w:rPr>
-      </w:pPr>
-      <w:r>
-        <w:rPr>
-          <w:rFonts w:eastAsia="Calibri" w:cs="Calibri" w:ascii="Arial" w:hAnsi="Arial"/>
-          <w:b w:val="false"/>
-          <w:bCs w:val="false"/>
-          <w:color w:val="auto"/>
-          <w:sz w:val="24"/>
-          <w:szCs w:val="24"/>
-          <w:lang w:val="en-GB"/>
-        </w:rPr>
-        <w:t>Implemented containerization strategies using Docker and Kubernetes.</w:t>
-      </w:r>
-    </w:p>
-    <w:p>
-      <w:pPr>
-        <w:pStyle w:val="NoSpacing"/>
-        <w:numPr>
-          <w:ilvl w:val="0"/>
-          <w:numId w:val="6"/>
-        </w:numPr>
-        <w:rPr>
-          <w:rFonts w:ascii="Arial" w:hAnsi="Arial" w:eastAsia="Calibri" w:cs="Calibri"/>
-          <w:b w:val="false"/>
-          <w:b w:val="false"/>
-          <w:bCs w:val="false"/>
-          <w:color w:val="auto"/>
-          <w:sz w:val="24"/>
-          <w:szCs w:val="24"/>
-          <w:lang w:val="en-GB"/>
-        </w:rPr>
-      </w:pPr>
-      <w:r>
-        <w:rPr>
-          <w:rFonts w:eastAsia="Calibri" w:cs="Calibri" w:ascii="Arial" w:hAnsi="Arial"/>
-          <w:b w:val="false"/>
-          <w:bCs w:val="false"/>
-          <w:color w:val="auto"/>
-          <w:sz w:val="24"/>
-          <w:szCs w:val="24"/>
-          <w:lang w:val="en-GB"/>
-        </w:rPr>
-        <w:t>Enabled SonarQube and Fortify security scans for private cloud workloads.</w:t>
-      </w:r>
-    </w:p>
-    <w:p>
-      <w:pPr>
-        <w:pStyle w:val="NoSpacing"/>
-        <w:rPr>
-          <w:rFonts w:ascii="Arial" w:hAnsi="Arial" w:eastAsia="Calibri" w:cs="Calibri"/>
-          <w:b/>
-          <w:b/>
-          <w:bCs/>
-          <w:color w:val="auto"/>
-          <w:sz w:val="24"/>
-          <w:szCs w:val="24"/>
-          <w:lang w:val="en-GB"/>
-        </w:rPr>
-      </w:pPr>
-      <w:r>
-        <w:rPr>
-          <w:rFonts w:eastAsia="Calibri" w:cs="Calibri" w:ascii="Arial" w:hAnsi="Arial"/>
-          <w:b/>
-          <w:bCs/>
-          <w:color w:val="auto"/>
-          <w:sz w:val="24"/>
-          <w:szCs w:val="24"/>
-          <w:lang w:val="en-GB"/>
-        </w:rPr>
-        <w:t>Notable Achievements:</w:t>
-      </w:r>
-    </w:p>
-    <w:p>
-      <w:pPr>
-        <w:pStyle w:val="NoSpacing"/>
-        <w:numPr>
-          <w:ilvl w:val="0"/>
-          <w:numId w:val="5"/>
-        </w:numPr>
-        <w:rPr>
-          <w:rFonts w:ascii="Arial" w:hAnsi="Arial" w:eastAsia="Calibri" w:cs="Calibri"/>
-          <w:b w:val="false"/>
-          <w:b w:val="false"/>
-          <w:bCs w:val="false"/>
-          <w:color w:val="auto"/>
-          <w:sz w:val="24"/>
-          <w:szCs w:val="24"/>
-          <w:lang w:val="en-GB"/>
-        </w:rPr>
-      </w:pPr>
-      <w:r>
-        <w:rPr>
-          <w:rFonts w:eastAsia="Calibri" w:cs="Calibri" w:ascii="Arial" w:hAnsi="Arial"/>
-          <w:b w:val="false"/>
-          <w:bCs w:val="false"/>
-          <w:color w:val="auto"/>
-          <w:sz w:val="24"/>
-          <w:szCs w:val="24"/>
-          <w:lang w:val="en-GB"/>
-        </w:rPr>
-        <w:t>Delivered end-to-end CI/CD solutions supporting production deployments across multiple enterprise projects.</w:t>
-      </w:r>
-    </w:p>
-    <w:p>
-      <w:pPr>
-        <w:pStyle w:val="NoSpacing"/>
-        <w:numPr>
-          <w:ilvl w:val="0"/>
-          <w:numId w:val="0"/>
-        </w:numPr>
-        <w:ind w:left="720" w:hanging="0"/>
-        <w:rPr>
-          <w:rFonts w:ascii="Arial" w:hAnsi="Arial" w:eastAsia="Calibri" w:cs="Calibri"/>
-          <w:b w:val="false"/>
-          <w:b w:val="false"/>
-          <w:bCs w:val="false"/>
-          <w:color w:val="auto"/>
-          <w:sz w:val="24"/>
-          <w:szCs w:val="24"/>
-          <w:lang w:val="en-GB"/>
-        </w:rPr>
-      </w:pPr>
-      <w:r>
-        <w:rPr>
-          <w:rFonts w:eastAsia="Calibri" w:cs="Calibri" w:ascii="Arial" w:hAnsi="Arial"/>
-          <w:b w:val="false"/>
-          <w:bCs w:val="false"/>
-          <w:color w:val="auto"/>
-          <w:sz w:val="24"/>
-          <w:szCs w:val="24"/>
-          <w:lang w:val="en-GB"/>
-        </w:rPr>
-      </w:r>
-    </w:p>
-    <w:p>
-      <w:pPr>
-        <w:pStyle w:val="NoSpacing"/>
-        <w:rPr>
-          <w:rFonts w:ascii="Arial" w:hAnsi="Arial" w:eastAsia="Calibri" w:cs="Calibri"/>
-          <w:b/>
-          <w:b/>
-          <w:bCs/>
-          <w:color w:val="auto"/>
-          <w:sz w:val="24"/>
-          <w:szCs w:val="24"/>
-          <w:lang w:val="en-GB"/>
-        </w:rPr>
-      </w:pPr>
-      <w:r>
-        <w:rPr>
-          <w:rFonts w:eastAsia="Calibri" w:cs="Calibri" w:ascii="Arial" w:hAnsi="Arial"/>
-          <w:b/>
-          <w:bCs/>
-          <w:color w:val="auto"/>
-          <w:sz w:val="24"/>
-          <w:szCs w:val="24"/>
-          <w:lang w:val="en-GB"/>
-        </w:rPr>
-        <w:t>Avesta Computer Pvt. Ltd., Bangalore</w:t>
-      </w:r>
-    </w:p>
-    <w:p>
-      <w:pPr>
-        <w:pStyle w:val="NoSpacing"/>
-        <w:rPr>
-          <w:rFonts w:ascii="Arial" w:hAnsi="Arial" w:eastAsia="Calibri" w:cs="Calibri"/>
-          <w:b/>
-          <w:b/>
-          <w:bCs/>
-          <w:color w:val="auto"/>
-          <w:sz w:val="24"/>
-          <w:szCs w:val="24"/>
-          <w:lang w:val="en-GB"/>
-        </w:rPr>
-      </w:pPr>
-      <w:r>
-        <w:rPr>
-          <w:rFonts w:eastAsia="Calibri" w:cs="Calibri" w:ascii="Arial" w:hAnsi="Arial"/>
-          <w:b/>
-          <w:bCs/>
-          <w:color w:val="auto"/>
-          <w:sz w:val="24"/>
-          <w:szCs w:val="24"/>
-          <w:lang w:val="en-GB"/>
-        </w:rPr>
-        <w:t>Software Engineer</w:t>
-      </w:r>
-    </w:p>
-    <w:p>
-      <w:pPr>
-        <w:pStyle w:val="NoSpacing"/>
-        <w:rPr>
-          <w:rFonts w:ascii="Arial" w:hAnsi="Arial" w:eastAsia="Calibri" w:cs="Calibri"/>
-          <w:b/>
-          <w:b/>
-          <w:bCs/>
-          <w:color w:val="auto"/>
-          <w:sz w:val="24"/>
-          <w:szCs w:val="24"/>
-          <w:lang w:val="en-GB"/>
-        </w:rPr>
-      </w:pPr>
-      <w:r>
-        <w:rPr>
-          <w:rFonts w:eastAsia="Calibri" w:cs="Calibri" w:ascii="Arial" w:hAnsi="Arial"/>
-          <w:b/>
-          <w:bCs/>
-          <w:color w:val="auto"/>
-          <w:sz w:val="24"/>
-          <w:szCs w:val="24"/>
-          <w:lang w:val="en-GB"/>
-        </w:rPr>
-        <w:t>June 2014 – February 2016</w:t>
-      </w:r>
-    </w:p>
-    <w:p>
-      <w:pPr>
-        <w:pStyle w:val="NoSpacing"/>
-        <w:rPr>
-          <w:rFonts w:ascii="Arial" w:hAnsi="Arial" w:eastAsia="Calibri" w:cs="Calibri"/>
-          <w:b/>
-          <w:b/>
-          <w:bCs/>
-          <w:color w:val="auto"/>
-          <w:sz w:val="24"/>
-          <w:szCs w:val="24"/>
-          <w:lang w:val="en-GB"/>
-        </w:rPr>
-      </w:pPr>
-      <w:r>
-        <w:rPr>
-          <w:rFonts w:eastAsia="Calibri" w:cs="Calibri" w:ascii="Arial" w:hAnsi="Arial"/>
-          <w:b/>
-          <w:bCs/>
-          <w:color w:val="auto"/>
-          <w:sz w:val="24"/>
-          <w:szCs w:val="24"/>
-          <w:lang w:val="en-GB"/>
-        </w:rPr>
-        <w:t>Responsibilities:</w:t>
-      </w:r>
-    </w:p>
-    <w:p>
-      <w:pPr>
-        <w:pStyle w:val="NoSpacing"/>
-        <w:numPr>
-          <w:ilvl w:val="0"/>
-          <w:numId w:val="7"/>
-        </w:numPr>
-        <w:rPr>
-          <w:rFonts w:ascii="Arial" w:hAnsi="Arial" w:eastAsia="Calibri" w:cs="Calibri"/>
-          <w:b w:val="false"/>
-          <w:b w:val="false"/>
-          <w:bCs w:val="false"/>
-          <w:color w:val="auto"/>
-          <w:sz w:val="24"/>
-          <w:szCs w:val="24"/>
-          <w:lang w:val="en-GB"/>
-        </w:rPr>
-      </w:pPr>
-      <w:r>
-        <w:rPr>
-          <w:rFonts w:eastAsia="Calibri" w:cs="Calibri" w:ascii="Arial" w:hAnsi="Arial"/>
-          <w:b w:val="false"/>
-          <w:bCs w:val="false"/>
-          <w:color w:val="auto"/>
-          <w:sz w:val="24"/>
-          <w:szCs w:val="24"/>
-          <w:lang w:val="en-GB"/>
-        </w:rPr>
-        <w:t>Managed Subversion, GitLab, SonarQube, and Jenkins-based build automation.</w:t>
-      </w:r>
-    </w:p>
-    <w:p>
-      <w:pPr>
-        <w:pStyle w:val="NoSpacing"/>
-        <w:numPr>
-          <w:ilvl w:val="0"/>
-          <w:numId w:val="7"/>
-        </w:numPr>
-        <w:rPr>
-          <w:rFonts w:ascii="Arial" w:hAnsi="Arial" w:eastAsia="Calibri" w:cs="Calibri"/>
-          <w:b w:val="false"/>
-          <w:b w:val="false"/>
-          <w:bCs w:val="false"/>
-          <w:color w:val="auto"/>
-          <w:sz w:val="24"/>
-          <w:szCs w:val="24"/>
-          <w:lang w:val="en-GB"/>
-        </w:rPr>
-      </w:pPr>
-      <w:r>
-        <w:rPr>
-          <w:rFonts w:eastAsia="Calibri" w:cs="Calibri" w:ascii="Arial" w:hAnsi="Arial"/>
-          <w:b w:val="false"/>
-          <w:bCs w:val="false"/>
-          <w:color w:val="auto"/>
-          <w:sz w:val="24"/>
-          <w:szCs w:val="24"/>
-          <w:lang w:val="en-GB"/>
-        </w:rPr>
-        <w:t>Led adoption of SonarQube dashboards across more than 20 Cisco projects.</w:t>
-      </w:r>
-    </w:p>
-    <w:p>
-      <w:pPr>
-        <w:pStyle w:val="NoSpacing"/>
-        <w:numPr>
-          <w:ilvl w:val="0"/>
-          <w:numId w:val="7"/>
-        </w:numPr>
-        <w:rPr>
-          <w:rFonts w:ascii="Arial" w:hAnsi="Arial" w:eastAsia="Calibri" w:cs="Calibri"/>
-          <w:b w:val="false"/>
-          <w:b w:val="false"/>
-          <w:bCs w:val="false"/>
-          <w:color w:val="auto"/>
-          <w:sz w:val="24"/>
-          <w:szCs w:val="24"/>
-          <w:lang w:val="en-GB"/>
-        </w:rPr>
-      </w:pPr>
-      <w:r>
-        <w:rPr>
-          <w:rFonts w:eastAsia="Calibri" w:cs="Calibri" w:ascii="Arial" w:hAnsi="Arial"/>
-          <w:b w:val="false"/>
-          <w:bCs w:val="false"/>
-          <w:color w:val="auto"/>
-          <w:sz w:val="24"/>
-          <w:szCs w:val="24"/>
-          <w:lang w:val="en-GB"/>
-        </w:rPr>
-        <w:t>Successfully migrated and stabilized Jenkins infrastructure of multiple concurrent projects/instances from single Jenkins master hosted in IT.</w:t>
-      </w:r>
-    </w:p>
-    <w:p>
-      <w:pPr>
-        <w:pStyle w:val="NoSpacing"/>
-        <w:numPr>
-          <w:ilvl w:val="0"/>
-          <w:numId w:val="0"/>
-        </w:numPr>
-        <w:ind w:left="720" w:hanging="0"/>
-        <w:rPr>
-          <w:rFonts w:ascii="Arial" w:hAnsi="Arial" w:eastAsia="Calibri" w:cs="Calibri"/>
-          <w:b w:val="false"/>
-          <w:b w:val="false"/>
-          <w:bCs w:val="false"/>
-          <w:color w:val="auto"/>
-          <w:sz w:val="24"/>
-          <w:szCs w:val="24"/>
-          <w:lang w:val="en-GB"/>
-        </w:rPr>
-      </w:pPr>
-      <w:r>
-        <w:rPr>
-          <w:rFonts w:eastAsia="Calibri" w:cs="Calibri" w:ascii="Arial" w:hAnsi="Arial"/>
-          <w:b w:val="false"/>
-          <w:bCs w:val="false"/>
-          <w:color w:val="auto"/>
-          <w:sz w:val="24"/>
-          <w:szCs w:val="24"/>
-          <w:lang w:val="en-GB"/>
-        </w:rPr>
-      </w:r>
-    </w:p>
-    <w:p>
-      <w:pPr>
-        <w:pStyle w:val="NoSpacing"/>
-        <w:rPr>
-          <w:rFonts w:ascii="Arial" w:hAnsi="Arial" w:eastAsia="Calibri" w:cs="Calibri"/>
-          <w:b/>
-          <w:b/>
-          <w:bCs/>
-          <w:color w:val="auto"/>
-          <w:sz w:val="24"/>
-          <w:szCs w:val="24"/>
-          <w:lang w:val="en-GB"/>
-        </w:rPr>
-      </w:pPr>
-      <w:r>
-        <w:rPr>
-          <w:rFonts w:eastAsia="Calibri" w:cs="Calibri" w:ascii="Arial" w:hAnsi="Arial"/>
-          <w:b/>
-          <w:bCs/>
-          <w:color w:val="auto"/>
-          <w:sz w:val="24"/>
-          <w:szCs w:val="24"/>
-          <w:lang w:val="en-GB"/>
-        </w:rPr>
-        <w:t>Aptean Software India Pvt. Ltd., Bangalore</w:t>
-      </w:r>
-    </w:p>
-    <w:p>
-      <w:pPr>
-        <w:pStyle w:val="NoSpacing"/>
-        <w:rPr>
-          <w:rFonts w:ascii="Arial" w:hAnsi="Arial" w:eastAsia="Calibri" w:cs="Calibri"/>
-          <w:b/>
-          <w:b/>
-          <w:bCs/>
-          <w:color w:val="auto"/>
-          <w:sz w:val="24"/>
-          <w:szCs w:val="24"/>
-          <w:lang w:val="en-GB"/>
-        </w:rPr>
-      </w:pPr>
-      <w:r>
-        <w:rPr>
-          <w:rFonts w:eastAsia="Calibri" w:cs="Calibri" w:ascii="Arial" w:hAnsi="Arial"/>
-          <w:b/>
-          <w:bCs/>
-          <w:color w:val="auto"/>
-          <w:sz w:val="24"/>
-          <w:szCs w:val="24"/>
-          <w:lang w:val="en-GB"/>
-        </w:rPr>
-        <w:t>Configuration Management Engineer</w:t>
-      </w:r>
-    </w:p>
-    <w:p>
-      <w:pPr>
-        <w:pStyle w:val="NoSpacing"/>
-        <w:rPr>
-          <w:rFonts w:ascii="Arial" w:hAnsi="Arial" w:eastAsia="Calibri" w:cs="Calibri"/>
-          <w:b/>
-          <w:b/>
-          <w:bCs/>
-          <w:color w:val="auto"/>
-          <w:sz w:val="24"/>
-          <w:szCs w:val="24"/>
-          <w:lang w:val="en-GB"/>
-        </w:rPr>
-      </w:pPr>
-      <w:r>
-        <w:rPr>
-          <w:rFonts w:eastAsia="Calibri" w:cs="Calibri" w:ascii="Arial" w:hAnsi="Arial"/>
-          <w:b/>
-          <w:bCs/>
-          <w:color w:val="auto"/>
-          <w:sz w:val="24"/>
-          <w:szCs w:val="24"/>
-          <w:lang w:val="en-GB"/>
-        </w:rPr>
-        <w:t>April 2013 – May 2014</w:t>
-      </w:r>
-    </w:p>
-    <w:p>
-      <w:pPr>
-        <w:pStyle w:val="NoSpacing"/>
-        <w:rPr>
-          <w:rFonts w:ascii="Arial" w:hAnsi="Arial" w:eastAsia="Calibri" w:cs="Calibri"/>
-          <w:b/>
-          <w:b/>
-          <w:bCs/>
-          <w:color w:val="auto"/>
-          <w:sz w:val="24"/>
-          <w:szCs w:val="24"/>
-          <w:lang w:val="en-GB"/>
-        </w:rPr>
-      </w:pPr>
-      <w:r>
-        <w:rPr>
-          <w:rFonts w:eastAsia="Calibri" w:cs="Calibri" w:ascii="Arial" w:hAnsi="Arial"/>
-          <w:b/>
-          <w:bCs/>
-          <w:color w:val="auto"/>
-          <w:sz w:val="24"/>
-          <w:szCs w:val="24"/>
-          <w:lang w:val="en-GB"/>
-        </w:rPr>
-        <w:t>Responsibilities:</w:t>
-      </w:r>
-    </w:p>
-    <w:p>
-      <w:pPr>
-        <w:pStyle w:val="NoSpacing"/>
-        <w:numPr>
-          <w:ilvl w:val="0"/>
-          <w:numId w:val="8"/>
-        </w:numPr>
-        <w:rPr>
-          <w:rFonts w:ascii="Aptos;Aptos EmbeddedFont;Aptos MSFontService;Calibri;Helvetica;sans-serif" w:hAnsi="Aptos;Aptos EmbeddedFont;Aptos MSFontService;Calibri;Helvetica;sans-serif"/>
-          <w:color w:val="000000"/>
-          <w:sz w:val="24"/>
-        </w:rPr>
-      </w:pPr>
-      <w:r>
-        <w:rPr>
-          <w:rFonts w:eastAsia="Calibri" w:cs="Calibri" w:ascii="Arial" w:hAnsi="Arial"/>
-          <w:b w:val="false"/>
-          <w:bCs w:val="false"/>
-          <w:color w:val="auto"/>
-          <w:sz w:val="24"/>
-          <w:szCs w:val="24"/>
-          <w:lang w:val="en-GB"/>
-        </w:rPr>
-        <w:t>Developed CI/CD pipelines and Windows installers (rich client and thin client) for the Saratoga CRM product using Flaxera's Installshield tool.</w:t>
-      </w:r>
-    </w:p>
-    <w:p>
-      <w:pPr>
-        <w:pStyle w:val="NoSpacing"/>
-        <w:rPr>
-          <w:rFonts w:ascii="Arial" w:hAnsi="Arial" w:eastAsia="Calibri" w:cs="Calibri"/>
-          <w:b w:val="false"/>
-          <w:b w:val="false"/>
-          <w:bCs w:val="false"/>
-          <w:color w:val="auto"/>
-          <w:sz w:val="24"/>
-          <w:szCs w:val="24"/>
-          <w:lang w:val="en-GB"/>
-        </w:rPr>
-      </w:pPr>
-      <w:r>
-        <w:rPr>
-          <w:rFonts w:eastAsia="Calibri" w:cs="Calibri" w:ascii="Arial" w:hAnsi="Arial"/>
-          <w:b w:val="false"/>
-          <w:bCs w:val="false"/>
-          <w:color w:val="auto"/>
-          <w:sz w:val="24"/>
-          <w:szCs w:val="24"/>
-          <w:lang w:val="en-GB"/>
-        </w:rPr>
-      </w:r>
-    </w:p>
-    <w:p>
-      <w:pPr>
-        <w:pStyle w:val="NoSpacing"/>
-        <w:rPr>
-          <w:rFonts w:ascii="Arial" w:hAnsi="Arial" w:eastAsia="Calibri" w:cs="Calibri"/>
-          <w:b/>
-          <w:b/>
-          <w:bCs/>
-          <w:color w:val="auto"/>
-          <w:sz w:val="24"/>
-          <w:szCs w:val="24"/>
-          <w:lang w:val="en-GB"/>
-        </w:rPr>
-      </w:pPr>
-      <w:r>
-        <w:rPr>
-          <w:rFonts w:eastAsia="Calibri" w:cs="Calibri" w:ascii="Arial" w:hAnsi="Arial"/>
-          <w:b/>
-          <w:bCs/>
-          <w:color w:val="auto"/>
-          <w:sz w:val="24"/>
-          <w:szCs w:val="24"/>
-          <w:lang w:val="en-GB"/>
-        </w:rPr>
-        <w:t>Dell International Services India Pvt. Ltd., Bangalore</w:t>
-      </w:r>
-    </w:p>
-    <w:p>
-      <w:pPr>
-        <w:pStyle w:val="NoSpacing"/>
-        <w:rPr>
-          <w:rFonts w:ascii="Arial" w:hAnsi="Arial" w:eastAsia="Calibri" w:cs="Calibri"/>
-          <w:b/>
-          <w:b/>
-          <w:bCs/>
-          <w:color w:val="auto"/>
-          <w:sz w:val="24"/>
-          <w:szCs w:val="24"/>
-          <w:lang w:val="en-GB"/>
-        </w:rPr>
-      </w:pPr>
-      <w:r>
-        <w:rPr>
-          <w:rFonts w:eastAsia="Calibri" w:cs="Calibri" w:ascii="Arial" w:hAnsi="Arial"/>
-          <w:b/>
-          <w:bCs/>
-          <w:color w:val="auto"/>
-          <w:sz w:val="24"/>
-          <w:szCs w:val="24"/>
-          <w:lang w:val="en-GB"/>
-        </w:rPr>
-        <w:t>Application Management Analyst</w:t>
-      </w:r>
-    </w:p>
-    <w:p>
-      <w:pPr>
-        <w:pStyle w:val="NoSpacing"/>
-        <w:rPr>
-          <w:rFonts w:ascii="Arial" w:hAnsi="Arial" w:eastAsia="Calibri" w:cs="Calibri"/>
-          <w:b/>
-          <w:b/>
-          <w:bCs/>
-          <w:color w:val="auto"/>
-          <w:sz w:val="24"/>
-          <w:szCs w:val="24"/>
-          <w:lang w:val="en-GB"/>
-        </w:rPr>
-      </w:pPr>
-      <w:r>
-        <w:rPr>
-          <w:rFonts w:eastAsia="Calibri" w:cs="Calibri" w:ascii="Arial" w:hAnsi="Arial"/>
-          <w:b/>
-          <w:bCs/>
-          <w:color w:val="auto"/>
-          <w:sz w:val="24"/>
-          <w:szCs w:val="24"/>
-          <w:lang w:val="en-GB"/>
-        </w:rPr>
-        <w:t>March 2011 – March 2013</w:t>
-      </w:r>
-    </w:p>
-    <w:p>
-      <w:pPr>
-        <w:pStyle w:val="NoSpacing"/>
-        <w:rPr>
-          <w:rFonts w:ascii="Arial" w:hAnsi="Arial" w:eastAsia="Calibri" w:cs="Calibri"/>
-          <w:b/>
-          <w:b/>
-          <w:bCs/>
-          <w:color w:val="auto"/>
-          <w:sz w:val="24"/>
-          <w:szCs w:val="24"/>
-          <w:lang w:val="en-GB"/>
-        </w:rPr>
-      </w:pPr>
-      <w:r>
-        <w:rPr>
-          <w:rFonts w:eastAsia="Calibri" w:cs="Calibri" w:ascii="Arial" w:hAnsi="Arial"/>
-          <w:b/>
-          <w:bCs/>
-          <w:color w:val="auto"/>
-          <w:sz w:val="24"/>
-          <w:szCs w:val="24"/>
-          <w:lang w:val="en-GB"/>
-        </w:rPr>
-        <w:t>Responsibilities:</w:t>
-      </w:r>
-    </w:p>
-    <w:p>
-      <w:pPr>
-        <w:pStyle w:val="NoSpacing"/>
-        <w:numPr>
-          <w:ilvl w:val="0"/>
-          <w:numId w:val="9"/>
-        </w:numPr>
-        <w:rPr>
-          <w:rFonts w:ascii="Arial" w:hAnsi="Arial" w:eastAsia="Calibri" w:cs="Calibri"/>
-          <w:b w:val="false"/>
-          <w:b w:val="false"/>
-          <w:bCs w:val="false"/>
-          <w:color w:val="auto"/>
-          <w:sz w:val="24"/>
-          <w:szCs w:val="24"/>
-          <w:lang w:val="en-GB"/>
-        </w:rPr>
-      </w:pPr>
-      <w:r>
-        <w:rPr>
-          <w:rFonts w:eastAsia="Calibri" w:cs="Calibri" w:ascii="Arial" w:hAnsi="Arial"/>
-          <w:b w:val="false"/>
-          <w:bCs w:val="false"/>
-          <w:color w:val="auto"/>
-          <w:sz w:val="24"/>
-          <w:szCs w:val="24"/>
-          <w:lang w:val="en-GB"/>
-        </w:rPr>
-        <w:t>Managed QA environments and monthly production deployments for Dell enterprise applications including OrderBroker and Dell Premier.</w:t>
-      </w:r>
-    </w:p>
-    <w:p>
-      <w:pPr>
-        <w:pStyle w:val="NoSpacing"/>
-        <w:numPr>
-          <w:ilvl w:val="0"/>
-          <w:numId w:val="9"/>
-        </w:numPr>
-        <w:rPr>
-          <w:rFonts w:ascii="Arial" w:hAnsi="Arial" w:eastAsia="Calibri" w:cs="Calibri"/>
-          <w:b w:val="false"/>
-          <w:b w:val="false"/>
-          <w:bCs w:val="false"/>
-          <w:color w:val="auto"/>
-          <w:sz w:val="24"/>
-          <w:szCs w:val="24"/>
-          <w:lang w:val="en-GB"/>
-        </w:rPr>
-      </w:pPr>
-      <w:r>
-        <w:rPr>
-          <w:rFonts w:eastAsia="Calibri" w:cs="Calibri" w:ascii="Arial" w:hAnsi="Arial"/>
-          <w:b w:val="false"/>
-          <w:bCs w:val="false"/>
-          <w:color w:val="auto"/>
-          <w:sz w:val="24"/>
-          <w:szCs w:val="24"/>
-          <w:lang w:val="en-GB"/>
-        </w:rPr>
-        <w:t>Led Windows Monthly Patching for 1000+ Windows Servers across entire Dev/QA,Stage and Production Environment of Dell Releases Infrastructure.</w:t>
-      </w:r>
-    </w:p>
-    <w:p>
-      <w:pPr>
-        <w:pStyle w:val="NoSpacing"/>
-        <w:rPr>
-          <w:rFonts w:ascii="Arial" w:hAnsi="Arial" w:eastAsia="Calibri" w:cs="Calibri"/>
-          <w:b w:val="false"/>
-          <w:b w:val="false"/>
-          <w:bCs w:val="false"/>
-          <w:color w:val="auto"/>
-          <w:sz w:val="24"/>
-          <w:szCs w:val="24"/>
-          <w:lang w:val="en-GB"/>
-        </w:rPr>
-      </w:pPr>
-      <w:r>
-        <w:rPr>
-          <w:rFonts w:eastAsia="Calibri" w:cs="Calibri" w:ascii="Arial" w:hAnsi="Arial"/>
-          <w:b w:val="false"/>
-          <w:bCs w:val="false"/>
-          <w:color w:val="auto"/>
-          <w:sz w:val="24"/>
-          <w:szCs w:val="24"/>
-          <w:lang w:val="en-GB"/>
-        </w:rPr>
-      </w:r>
-    </w:p>
-    <w:p>
-      <w:pPr>
-        <w:pStyle w:val="NoSpacing"/>
-        <w:rPr>
-          <w:rFonts w:ascii="Arial" w:hAnsi="Arial" w:eastAsia="Calibri" w:cs="Calibri"/>
-          <w:b/>
-          <w:b/>
-          <w:bCs/>
-          <w:color w:val="auto"/>
-          <w:sz w:val="24"/>
-          <w:szCs w:val="24"/>
-          <w:lang w:val="en-GB"/>
-        </w:rPr>
-      </w:pPr>
-      <w:r>
-        <w:rPr>
-          <w:rFonts w:eastAsia="Calibri" w:cs="Calibri" w:ascii="Arial" w:hAnsi="Arial"/>
-          <w:b/>
-          <w:bCs/>
-          <w:color w:val="auto"/>
-          <w:sz w:val="24"/>
-          <w:szCs w:val="24"/>
-          <w:lang w:val="en-GB"/>
-        </w:rPr>
-        <w:t>Accenture Services Pvt. Ltd., Bangalore</w:t>
-      </w:r>
-    </w:p>
-    <w:p>
-      <w:pPr>
-        <w:pStyle w:val="NoSpacing"/>
-        <w:rPr>
-          <w:rFonts w:ascii="Arial" w:hAnsi="Arial" w:eastAsia="Calibri" w:cs="Calibri"/>
-          <w:b/>
-          <w:b/>
-          <w:bCs/>
-          <w:color w:val="auto"/>
-          <w:sz w:val="24"/>
-          <w:szCs w:val="24"/>
-          <w:lang w:val="en-GB"/>
-        </w:rPr>
-      </w:pPr>
-      <w:r>
-        <w:rPr>
-          <w:rFonts w:eastAsia="Calibri" w:cs="Calibri" w:ascii="Arial" w:hAnsi="Arial"/>
-          <w:b/>
-          <w:bCs/>
-          <w:color w:val="auto"/>
-          <w:sz w:val="24"/>
-          <w:szCs w:val="24"/>
-          <w:lang w:val="en-GB"/>
-        </w:rPr>
-        <w:t>Software Engineer</w:t>
-      </w:r>
-    </w:p>
-    <w:p>
-      <w:pPr>
-        <w:pStyle w:val="NoSpacing"/>
-        <w:rPr>
-          <w:rFonts w:ascii="Arial" w:hAnsi="Arial" w:eastAsia="Calibri" w:cs="Calibri"/>
-          <w:b/>
-          <w:b/>
-          <w:bCs/>
-          <w:color w:val="auto"/>
-          <w:sz w:val="24"/>
-          <w:szCs w:val="24"/>
-          <w:lang w:val="en-GB"/>
-        </w:rPr>
-      </w:pPr>
-      <w:r>
-        <w:rPr>
-          <w:rFonts w:eastAsia="Calibri" w:cs="Calibri" w:ascii="Arial" w:hAnsi="Arial"/>
-          <w:b/>
-          <w:bCs/>
-          <w:color w:val="auto"/>
-          <w:sz w:val="24"/>
-          <w:szCs w:val="24"/>
-          <w:lang w:val="en-GB"/>
-        </w:rPr>
-        <w:t>December 2009 – March 2011</w:t>
-      </w:r>
-    </w:p>
-    <w:p>
-      <w:pPr>
-        <w:pStyle w:val="NoSpacing"/>
-        <w:rPr>
-          <w:rFonts w:ascii="Arial" w:hAnsi="Arial" w:eastAsia="Calibri" w:cs="Calibri"/>
-          <w:b/>
-          <w:b/>
-          <w:bCs/>
-          <w:color w:val="auto"/>
-          <w:sz w:val="24"/>
-          <w:szCs w:val="24"/>
-          <w:lang w:val="en-GB"/>
-        </w:rPr>
-      </w:pPr>
-      <w:r>
-        <w:rPr>
-          <w:rFonts w:eastAsia="Calibri" w:cs="Calibri" w:ascii="Arial" w:hAnsi="Arial"/>
-          <w:b/>
-          <w:bCs/>
-          <w:color w:val="auto"/>
-          <w:sz w:val="24"/>
-          <w:szCs w:val="24"/>
-          <w:lang w:val="en-GB"/>
-        </w:rPr>
-        <w:t>Responsibilities:</w:t>
-      </w:r>
-    </w:p>
-    <w:p>
-      <w:pPr>
-        <w:pStyle w:val="NoSpacing"/>
-        <w:numPr>
-          <w:ilvl w:val="0"/>
-          <w:numId w:val="10"/>
-        </w:numPr>
-        <w:rPr>
-          <w:rFonts w:ascii="Aptos;Aptos EmbeddedFont;Aptos MSFontService;Calibri;Helvetica;sans-serif" w:hAnsi="Aptos;Aptos EmbeddedFont;Aptos MSFontService;Calibri;Helvetica;sans-serif"/>
-          <w:color w:val="000000"/>
-          <w:sz w:val="24"/>
-        </w:rPr>
-      </w:pPr>
-      <w:r>
-        <w:rPr>
-          <w:rFonts w:eastAsia="Calibri" w:cs="Calibri" w:ascii="Arial" w:hAnsi="Arial"/>
-          <w:b w:val="false"/>
-          <w:bCs w:val="false"/>
-          <w:color w:val="auto"/>
-          <w:sz w:val="24"/>
-          <w:szCs w:val="24"/>
-          <w:lang w:val="en-GB"/>
-        </w:rPr>
-        <w:t xml:space="preserve">Developed CI/CD pipelines for insurance platforms and automated build/release processes using </w:t>
-      </w:r>
-      <w:r>
-        <w:rPr>
-          <w:rStyle w:val="StrongEmphasis"/>
-          <w:rFonts w:eastAsia="Calibri" w:cs="Calibri" w:ascii="Arial" w:hAnsi="Arial"/>
-          <w:color w:val="auto"/>
-          <w:sz w:val="24"/>
-          <w:szCs w:val="24"/>
-          <w:lang w:val="en-GB"/>
-        </w:rPr>
-        <w:t>CruiseControl</w:t>
-      </w:r>
-      <w:r>
-        <w:rPr>
-          <w:rFonts w:eastAsia="Calibri" w:cs="Calibri" w:ascii="Arial" w:hAnsi="Arial"/>
-          <w:b w:val="false"/>
-          <w:bCs w:val="false"/>
-          <w:color w:val="auto"/>
-          <w:sz w:val="24"/>
-          <w:szCs w:val="24"/>
-          <w:lang w:val="en-GB"/>
-        </w:rPr>
-        <w:t>, Java, Maven, Artifactory etc.</w:t>
-      </w:r>
-    </w:p>
-    <w:p>
-      <w:pPr>
-        <w:pStyle w:val="Heading2"/>
-        <w:rPr>
-          <w:rFonts w:ascii="Arial" w:hAnsi="Arial" w:eastAsia="Calibri" w:cs="Calibri"/>
           <w:b/>
           <w:b/>
           <w:bCs/>
@@ -3294,15 +810,14 @@
     </w:p>
     <w:p>
       <w:pPr>
-        <w:pStyle w:val="TextBody"/>
+        <w:pStyle w:val="NoSpacing"/>
         <w:numPr>
           <w:ilvl w:val="0"/>
           <w:numId w:val="12"/>
         </w:numPr>
-        <w:suppressAutoHyphens w:val="true"/>
         <w:rPr/>
       </w:pPr>
-      <w:hyperlink r:id="rId10">
+      <w:hyperlink r:id="rId9">
         <w:r>
           <w:rPr>
             <w:rStyle w:val="InternetLink"/>
@@ -3344,15 +859,14 @@
     </w:p>
     <w:p>
       <w:pPr>
-        <w:pStyle w:val="TextBody"/>
+        <w:pStyle w:val="NoSpacing"/>
         <w:numPr>
           <w:ilvl w:val="0"/>
           <w:numId w:val="12"/>
         </w:numPr>
-        <w:suppressAutoHyphens w:val="true"/>
         <w:rPr/>
       </w:pPr>
-      <w:hyperlink r:id="rId11">
+      <w:hyperlink r:id="rId10">
         <w:r>
           <w:rPr>
             <w:rStyle w:val="InternetLink"/>
@@ -3376,15 +890,14 @@
     </w:p>
     <w:p>
       <w:pPr>
-        <w:pStyle w:val="TextBody"/>
+        <w:pStyle w:val="NoSpacing"/>
         <w:numPr>
           <w:ilvl w:val="0"/>
           <w:numId w:val="12"/>
         </w:numPr>
-        <w:suppressAutoHyphens w:val="true"/>
         <w:rPr/>
       </w:pPr>
-      <w:hyperlink r:id="rId12">
+      <w:hyperlink r:id="rId11">
         <w:r>
           <w:rPr>
             <w:rStyle w:val="InternetLink"/>
@@ -3408,6 +921,1723 @@
           <w:t xml:space="preserve"> – Oracle Database 19c product documentation</w:t>
         </w:r>
       </w:hyperlink>
+    </w:p>
+    <w:p>
+      <w:pPr>
+        <w:pStyle w:val="NoSpacing"/>
+        <w:rPr>
+          <w:rFonts w:ascii="Arial" w:hAnsi="Arial" w:eastAsia="Calibri" w:cs="Calibri"/>
+          <w:b w:val="false"/>
+          <w:b w:val="false"/>
+          <w:bCs w:val="false"/>
+          <w:color w:val="auto"/>
+          <w:sz w:val="24"/>
+          <w:szCs w:val="24"/>
+          <w:lang w:val="en-GB"/>
+        </w:rPr>
+      </w:pPr>
+      <w:r>
+        <w:rPr>
+          <w:rFonts w:eastAsia="Calibri" w:cs="Calibri" w:ascii="Arial" w:hAnsi="Arial"/>
+          <w:b w:val="false"/>
+          <w:bCs w:val="false"/>
+          <w:color w:val="auto"/>
+          <w:sz w:val="24"/>
+          <w:szCs w:val="24"/>
+          <w:lang w:val="en-GB"/>
+        </w:rPr>
+      </w:r>
+    </w:p>
+    <w:p>
+      <w:pPr>
+        <w:pStyle w:val="NoSpacing"/>
+        <w:rPr>
+          <w:rFonts w:ascii="Arial" w:hAnsi="Arial" w:eastAsia="Calibri" w:cs="Calibri"/>
+          <w:b/>
+          <w:b/>
+          <w:bCs/>
+          <w:color w:val="auto"/>
+          <w:sz w:val="24"/>
+          <w:szCs w:val="24"/>
+          <w:lang w:val="en-GB"/>
+        </w:rPr>
+      </w:pPr>
+      <w:r>
+        <w:rPr>
+          <w:rFonts w:eastAsia="Calibri" w:cs="Calibri" w:ascii="Arial" w:hAnsi="Arial"/>
+          <w:b/>
+          <w:bCs/>
+          <w:color w:val="auto"/>
+          <w:sz w:val="24"/>
+          <w:szCs w:val="24"/>
+          <w:lang w:val="en-GB"/>
+        </w:rPr>
+        <w:t>PROFESSIONAL EXPERIENCE</w:t>
+      </w:r>
+    </w:p>
+    <w:p>
+      <w:pPr>
+        <w:pStyle w:val="NoSpacing"/>
+        <w:rPr>
+          <w:rFonts w:ascii="Arial" w:hAnsi="Arial" w:eastAsia="Calibri" w:cs="Calibri"/>
+          <w:b/>
+          <w:b/>
+          <w:bCs/>
+          <w:color w:val="auto"/>
+          <w:sz w:val="24"/>
+          <w:szCs w:val="24"/>
+          <w:lang w:val="en-GB"/>
+        </w:rPr>
+      </w:pPr>
+      <w:r>
+        <w:rPr>
+          <w:rFonts w:eastAsia="Calibri" w:cs="Calibri" w:ascii="Arial" w:hAnsi="Arial"/>
+          <w:b/>
+          <w:bCs/>
+          <w:color w:val="auto"/>
+          <w:sz w:val="24"/>
+          <w:szCs w:val="24"/>
+          <w:lang w:val="en-GB"/>
+        </w:rPr>
+        <w:t>Oracle India Pvt. Ltd., Bangalore</w:t>
+      </w:r>
+    </w:p>
+    <w:p>
+      <w:pPr>
+        <w:pStyle w:val="NoSpacing"/>
+        <w:rPr>
+          <w:rFonts w:ascii="Arial" w:hAnsi="Arial" w:eastAsia="Calibri" w:cs="Calibri"/>
+          <w:b/>
+          <w:b/>
+          <w:bCs/>
+          <w:color w:val="auto"/>
+          <w:sz w:val="24"/>
+          <w:szCs w:val="24"/>
+          <w:lang w:val="en-GB"/>
+        </w:rPr>
+      </w:pPr>
+      <w:r>
+        <w:rPr>
+          <w:rStyle w:val="InternetLink"/>
+          <w:rFonts w:eastAsia="Calibri" w:cs="Calibri" w:ascii="Arial" w:hAnsi="Arial"/>
+          <w:b/>
+          <w:bCs/>
+          <w:color w:val="auto"/>
+          <w:sz w:val="24"/>
+          <w:szCs w:val="24"/>
+          <w:lang w:val="en-GB"/>
+        </w:rPr>
+        <w:t xml:space="preserve">Sr </w:t>
+      </w:r>
+      <w:hyperlink r:id="rId12">
+        <w:r>
+          <w:rPr>
+            <w:rStyle w:val="InternetLink"/>
+            <w:rFonts w:eastAsia="Calibri" w:cs="Calibri" w:ascii="Arial" w:hAnsi="Arial"/>
+            <w:b/>
+            <w:bCs/>
+            <w:color w:val="auto"/>
+            <w:sz w:val="24"/>
+            <w:szCs w:val="24"/>
+            <w:lang w:val="en-GB"/>
+          </w:rPr>
+          <w:t>Principal Data Systems Engineer</w:t>
+        </w:r>
+      </w:hyperlink>
+    </w:p>
+    <w:p>
+      <w:pPr>
+        <w:pStyle w:val="NoSpacing"/>
+        <w:rPr>
+          <w:rFonts w:ascii="Arial" w:hAnsi="Arial" w:eastAsia="Calibri" w:cs="Calibri"/>
+          <w:b/>
+          <w:b/>
+          <w:bCs/>
+          <w:color w:val="auto"/>
+          <w:sz w:val="24"/>
+          <w:szCs w:val="24"/>
+          <w:lang w:val="en-GB"/>
+        </w:rPr>
+      </w:pPr>
+      <w:r>
+        <w:rPr>
+          <w:rFonts w:eastAsia="Calibri" w:cs="Calibri" w:ascii="Arial" w:hAnsi="Arial"/>
+          <w:b/>
+          <w:bCs/>
+          <w:color w:val="auto"/>
+          <w:sz w:val="24"/>
+          <w:szCs w:val="24"/>
+          <w:lang w:val="en-GB"/>
+        </w:rPr>
+        <w:t>October 2017 – Present</w:t>
+      </w:r>
+    </w:p>
+    <w:p>
+      <w:pPr>
+        <w:pStyle w:val="NoSpacing"/>
+        <w:rPr>
+          <w:rFonts w:ascii="Arial" w:hAnsi="Arial" w:eastAsia="Calibri" w:cs="Calibri"/>
+          <w:b/>
+          <w:b/>
+          <w:bCs/>
+          <w:color w:val="auto"/>
+          <w:sz w:val="24"/>
+          <w:szCs w:val="24"/>
+          <w:lang w:val="en-GB"/>
+        </w:rPr>
+      </w:pPr>
+      <w:r>
+        <w:rPr>
+          <w:rFonts w:eastAsia="Calibri" w:cs="Calibri" w:ascii="Arial" w:hAnsi="Arial"/>
+          <w:b/>
+          <w:bCs/>
+          <w:color w:val="auto"/>
+          <w:sz w:val="24"/>
+          <w:szCs w:val="24"/>
+          <w:lang w:val="en-GB"/>
+        </w:rPr>
+      </w:r>
+    </w:p>
+    <w:p>
+      <w:pPr>
+        <w:pStyle w:val="NoSpacing"/>
+        <w:rPr>
+          <w:rFonts w:ascii="Arial" w:hAnsi="Arial" w:eastAsia="Calibri" w:cs="Calibri"/>
+          <w:b/>
+          <w:b/>
+          <w:bCs/>
+          <w:color w:val="auto"/>
+          <w:sz w:val="24"/>
+          <w:szCs w:val="24"/>
+          <w:lang w:val="en-GB"/>
+        </w:rPr>
+      </w:pPr>
+      <w:r>
+        <w:rPr>
+          <w:rFonts w:eastAsia="Calibri" w:cs="Calibri" w:ascii="Arial" w:hAnsi="Arial"/>
+          <w:b/>
+          <w:bCs/>
+          <w:color w:val="auto"/>
+          <w:sz w:val="24"/>
+          <w:szCs w:val="24"/>
+          <w:lang w:val="en-GB"/>
+        </w:rPr>
+        <w:t>Responsibilities:</w:t>
+      </w:r>
+    </w:p>
+    <w:p>
+      <w:pPr>
+        <w:pStyle w:val="NoSpacing"/>
+        <w:numPr>
+          <w:ilvl w:val="0"/>
+          <w:numId w:val="3"/>
+        </w:numPr>
+        <w:rPr>
+          <w:rFonts w:ascii="Liberation Sans" w:hAnsi="Liberation Sans"/>
+        </w:rPr>
+      </w:pPr>
+      <w:r>
+        <w:rPr>
+          <w:rFonts w:ascii="Liberation Sans" w:hAnsi="Liberation Sans"/>
+        </w:rPr>
+        <w:t>Designed, developed, and maintained Go-based Kubernetes operators, CRDs, and reconciliation controllers (Kubebuilder, controller-runtime, Operator SDK) for Oracle Database platforms (26ai, 19c). Supported Single Instance, RAC, DBCS, Oracle Restart, True Cache, and Private Agent Factory, including Release Update (RU) patching, lifecycle management, and fault-tolerant control-plane operations.</w:t>
+      </w:r>
+    </w:p>
+    <w:p>
+      <w:pPr>
+        <w:pStyle w:val="NoSpacing"/>
+        <w:numPr>
+          <w:ilvl w:val="0"/>
+          <w:numId w:val="3"/>
+        </w:numPr>
+        <w:rPr>
+          <w:rFonts w:ascii="Liberation Sans" w:hAnsi="Liberation Sans"/>
+        </w:rPr>
+      </w:pPr>
+      <w:r>
+        <w:rPr>
+          <w:rFonts w:ascii="Liberation Sans" w:hAnsi="Liberation Sans"/>
+        </w:rPr>
+        <w:t>Build E2E test automation for provisioning, scaling, failover, and upgrades of Oracle DB on Kubernetes</w:t>
+      </w:r>
+    </w:p>
+    <w:p>
+      <w:pPr>
+        <w:pStyle w:val="NoSpacing"/>
+        <w:numPr>
+          <w:ilvl w:val="0"/>
+          <w:numId w:val="3"/>
+        </w:numPr>
+        <w:rPr>
+          <w:rFonts w:ascii="Liberation Sans" w:hAnsi="Liberation Sans"/>
+        </w:rPr>
+      </w:pPr>
+      <w:r>
+        <w:rPr>
+          <w:rFonts w:ascii="Liberation Sans" w:hAnsi="Liberation Sans"/>
+        </w:rPr>
+        <w:t>Implemented security controls for Kubernetes-based database operations, including Secrets, Oracle TDE wallets, TCPS, OpenSSL certificate management, and encrypted configuration handling.</w:t>
+      </w:r>
+    </w:p>
+    <w:p>
+      <w:pPr>
+        <w:pStyle w:val="NoSpacing"/>
+        <w:numPr>
+          <w:ilvl w:val="0"/>
+          <w:numId w:val="3"/>
+        </w:numPr>
+        <w:rPr>
+          <w:rFonts w:ascii="Liberation Sans" w:hAnsi="Liberation Sans"/>
+        </w:rPr>
+      </w:pPr>
+      <w:r>
+        <w:rPr>
+          <w:rFonts w:ascii="Liberation Sans" w:hAnsi="Liberation Sans"/>
+        </w:rPr>
+        <w:t xml:space="preserve">Built Ansible automation to provision Oracle RAC across distributed environments, using Ansible Vault for credentials, certificates, and sensitive configuration. </w:t>
+      </w:r>
+    </w:p>
+    <w:p>
+      <w:pPr>
+        <w:pStyle w:val="NoSpacing"/>
+        <w:numPr>
+          <w:ilvl w:val="0"/>
+          <w:numId w:val="14"/>
+        </w:numPr>
+        <w:tabs>
+          <w:tab w:val="clear" w:pos="708"/>
+          <w:tab w:val="left" w:pos="0" w:leader="none"/>
+        </w:tabs>
+        <w:ind w:left="720" w:hanging="283"/>
+        <w:rPr>
+          <w:rFonts w:ascii="Liberation Sans" w:hAnsi="Liberation Sans"/>
+        </w:rPr>
+      </w:pPr>
+      <w:r>
+        <w:rPr>
+          <w:rFonts w:ascii="Liberation Sans" w:hAnsi="Liberation Sans"/>
+        </w:rPr>
+        <w:t xml:space="preserve">Developed Terraform modules and Ansible automation to provision Oracle Kubernetes Engine (OKE) clusters with secure RBAC and identity-aware workflows. </w:t>
+      </w:r>
+    </w:p>
+    <w:p>
+      <w:pPr>
+        <w:pStyle w:val="NoSpacing"/>
+        <w:numPr>
+          <w:ilvl w:val="0"/>
+          <w:numId w:val="15"/>
+        </w:numPr>
+        <w:tabs>
+          <w:tab w:val="clear" w:pos="708"/>
+          <w:tab w:val="left" w:pos="0" w:leader="none"/>
+        </w:tabs>
+        <w:ind w:left="720" w:hanging="283"/>
+        <w:rPr>
+          <w:rFonts w:ascii="Liberation Sans" w:hAnsi="Liberation Sans"/>
+        </w:rPr>
+      </w:pPr>
+      <w:r>
+        <w:rPr>
+          <w:rFonts w:ascii="Liberation Sans" w:hAnsi="Liberation Sans"/>
+        </w:rPr>
+        <w:t xml:space="preserve">Designed and maintained secure CI/CD and deployment workflows using Oracle Identity Cloud Service (IDCS) with OAuth 2.0 and SAML, and partnered with Identity, Security, and Platform teams on authentication, authorization, and release processes. </w:t>
+      </w:r>
+    </w:p>
+    <w:p>
+      <w:pPr>
+        <w:pStyle w:val="NoSpacing"/>
+        <w:numPr>
+          <w:ilvl w:val="0"/>
+          <w:numId w:val="16"/>
+        </w:numPr>
+        <w:tabs>
+          <w:tab w:val="clear" w:pos="708"/>
+          <w:tab w:val="left" w:pos="0" w:leader="none"/>
+        </w:tabs>
+        <w:ind w:left="720" w:hanging="283"/>
+        <w:rPr>
+          <w:rFonts w:ascii="Liberation Sans" w:hAnsi="Liberation Sans"/>
+        </w:rPr>
+      </w:pPr>
+      <w:r>
+        <w:rPr>
+          <w:rFonts w:ascii="Liberation Sans" w:hAnsi="Liberation Sans"/>
+        </w:rPr>
+        <w:t xml:space="preserve">Integrated security and compliance scanning tools (Fortify, McAfee, Anchore, Burp Suite) into cloud-native build and release pipelines. </w:t>
+      </w:r>
+      <w:r>
+        <w:rPr>
+          <w:rFonts w:eastAsia="Calibri" w:cs="Calibri" w:ascii="Arial" w:hAnsi="Arial"/>
+          <w:b w:val="false"/>
+          <w:bCs w:val="false"/>
+          <w:color w:val="auto"/>
+          <w:sz w:val="24"/>
+          <w:szCs w:val="24"/>
+          <w:lang w:val="en-GB"/>
+        </w:rPr>
+        <w:t>Hardened database operator security against command injection, shell interpolation, secret exposure, and invalid storage/ASM configurations.</w:t>
+      </w:r>
+    </w:p>
+    <w:p>
+      <w:pPr>
+        <w:pStyle w:val="NoSpacing"/>
+        <w:numPr>
+          <w:ilvl w:val="0"/>
+          <w:numId w:val="17"/>
+        </w:numPr>
+        <w:tabs>
+          <w:tab w:val="clear" w:pos="708"/>
+          <w:tab w:val="left" w:pos="0" w:leader="none"/>
+        </w:tabs>
+        <w:ind w:left="720" w:hanging="283"/>
+        <w:rPr>
+          <w:rFonts w:ascii="Liberation Sans" w:hAnsi="Liberation Sans"/>
+        </w:rPr>
+      </w:pPr>
+      <w:r>
+        <w:rPr>
+          <w:rFonts w:ascii="Liberation Sans" w:hAnsi="Liberation Sans"/>
+        </w:rPr>
+        <w:t xml:space="preserve">Contributed to Oracle open-source projects and maintained Oracle Database container images published under the Oracle GitHub organization. </w:t>
+      </w:r>
+    </w:p>
+    <w:p>
+      <w:pPr>
+        <w:pStyle w:val="NoSpacing"/>
+        <w:numPr>
+          <w:ilvl w:val="0"/>
+          <w:numId w:val="18"/>
+        </w:numPr>
+        <w:tabs>
+          <w:tab w:val="clear" w:pos="708"/>
+          <w:tab w:val="left" w:pos="0" w:leader="none"/>
+        </w:tabs>
+        <w:ind w:left="720" w:hanging="283"/>
+        <w:rPr>
+          <w:rFonts w:ascii="Liberation Sans" w:hAnsi="Liberation Sans"/>
+        </w:rPr>
+      </w:pPr>
+      <w:r>
+        <w:rPr>
+          <w:rFonts w:ascii="Liberation Sans" w:hAnsi="Liberation Sans"/>
+        </w:rPr>
+        <w:t xml:space="preserve">Mentored junior engineers, provided architectural guidance, and participated in technical interviews and hiring decisions </w:t>
+      </w:r>
+      <w:r>
+        <w:rPr>
+          <w:rFonts w:ascii="Liberation Sans" w:hAnsi="Liberation Sans"/>
+        </w:rPr>
+        <w:t>for Oracle</w:t>
+      </w:r>
+      <w:r>
+        <w:rPr>
+          <w:rFonts w:ascii="Liberation Sans" w:hAnsi="Liberation Sans"/>
+        </w:rPr>
+        <w:t>.</w:t>
+      </w:r>
+    </w:p>
+    <w:p>
+      <w:pPr>
+        <w:pStyle w:val="NoSpacing"/>
+        <w:rPr>
+          <w:rFonts w:ascii="Arial" w:hAnsi="Arial" w:eastAsia="Calibri" w:cs="Calibri"/>
+          <w:b/>
+          <w:b/>
+          <w:bCs/>
+          <w:color w:val="auto"/>
+          <w:sz w:val="24"/>
+          <w:szCs w:val="24"/>
+          <w:lang w:val="en-GB"/>
+        </w:rPr>
+      </w:pPr>
+      <w:r>
+        <w:rPr>
+          <w:rFonts w:eastAsia="Calibri" w:cs="Calibri" w:ascii="Arial" w:hAnsi="Arial"/>
+          <w:b/>
+          <w:bCs/>
+          <w:color w:val="auto"/>
+          <w:sz w:val="24"/>
+          <w:szCs w:val="24"/>
+          <w:lang w:val="en-GB"/>
+        </w:rPr>
+        <w:t>Notable Achievements:</w:t>
+      </w:r>
+    </w:p>
+    <w:p>
+      <w:pPr>
+        <w:pStyle w:val="NoSpacing"/>
+        <w:numPr>
+          <w:ilvl w:val="0"/>
+          <w:numId w:val="11"/>
+        </w:numPr>
+        <w:rPr>
+          <w:rFonts w:ascii="Arial" w:hAnsi="Arial" w:eastAsia="Calibri" w:cs="Calibri"/>
+          <w:b w:val="false"/>
+          <w:b w:val="false"/>
+          <w:bCs w:val="false"/>
+          <w:color w:val="auto"/>
+          <w:sz w:val="24"/>
+          <w:szCs w:val="24"/>
+          <w:lang w:val="en-GB"/>
+        </w:rPr>
+      </w:pPr>
+      <w:r>
+        <w:rPr>
+          <w:rFonts w:eastAsia="Calibri" w:cs="Calibri" w:ascii="Arial" w:hAnsi="Arial"/>
+          <w:b w:val="false"/>
+          <w:bCs w:val="false"/>
+          <w:color w:val="auto"/>
+          <w:sz w:val="24"/>
+          <w:szCs w:val="24"/>
+          <w:lang w:val="en-GB"/>
+        </w:rPr>
+        <w:t xml:space="preserve">Contributed to </w:t>
+      </w:r>
+      <w:r>
+        <w:rPr>
+          <w:rFonts w:eastAsia="Calibri" w:cs="Calibri" w:ascii="Arial" w:hAnsi="Arial"/>
+          <w:b w:val="false"/>
+          <w:bCs w:val="false"/>
+          <w:color w:val="auto"/>
+          <w:sz w:val="24"/>
+          <w:szCs w:val="24"/>
+          <w:lang w:val="en-GB"/>
+        </w:rPr>
+        <w:t>O</w:t>
+      </w:r>
+      <w:r>
+        <w:rPr>
+          <w:rFonts w:eastAsia="Calibri" w:cs="Calibri" w:ascii="Arial" w:hAnsi="Arial"/>
+          <w:b w:val="false"/>
+          <w:bCs w:val="false"/>
+          <w:color w:val="auto"/>
+          <w:sz w:val="24"/>
+          <w:szCs w:val="24"/>
+          <w:lang w:val="en-GB"/>
+        </w:rPr>
+        <w:t xml:space="preserve">fficial Oracle documentation </w:t>
+      </w:r>
+      <w:r>
+        <w:rPr>
+          <w:rFonts w:eastAsia="Calibri" w:cs="Calibri" w:ascii="Arial" w:hAnsi="Arial"/>
+          <w:b w:val="false"/>
+          <w:bCs w:val="false"/>
+          <w:color w:val="auto"/>
+          <w:sz w:val="24"/>
+          <w:szCs w:val="24"/>
+          <w:lang w:val="en-GB"/>
+        </w:rPr>
+        <w:t xml:space="preserve">and Whitepaper </w:t>
+      </w:r>
+      <w:r>
+        <w:rPr>
+          <w:rFonts w:eastAsia="Calibri" w:cs="Calibri" w:ascii="Arial" w:hAnsi="Arial"/>
+          <w:b w:val="false"/>
+          <w:bCs w:val="false"/>
+          <w:color w:val="auto"/>
+          <w:sz w:val="24"/>
+          <w:szCs w:val="24"/>
+          <w:lang w:val="en-GB"/>
+        </w:rPr>
+        <w:t xml:space="preserve">for RAC on OLCNE </w:t>
+      </w:r>
+      <w:r>
+        <w:rPr>
+          <w:rFonts w:eastAsia="Calibri" w:cs="Calibri" w:ascii="Arial" w:hAnsi="Arial"/>
+          <w:b w:val="false"/>
+          <w:bCs w:val="false"/>
+          <w:color w:val="auto"/>
+          <w:sz w:val="24"/>
+          <w:szCs w:val="24"/>
+          <w:lang w:val="en-GB"/>
+        </w:rPr>
+        <w:t>and RAC  on Podman</w:t>
+      </w:r>
+    </w:p>
+    <w:p>
+      <w:pPr>
+        <w:pStyle w:val="NoSpacing"/>
+        <w:numPr>
+          <w:ilvl w:val="0"/>
+          <w:numId w:val="11"/>
+        </w:numPr>
+        <w:rPr>
+          <w:rFonts w:ascii="Arial" w:hAnsi="Arial" w:eastAsia="Calibri" w:cs="Calibri"/>
+          <w:b w:val="false"/>
+          <w:b w:val="false"/>
+          <w:bCs w:val="false"/>
+          <w:color w:val="auto"/>
+          <w:sz w:val="24"/>
+          <w:szCs w:val="24"/>
+          <w:lang w:val="en-GB"/>
+        </w:rPr>
+      </w:pPr>
+      <w:r>
+        <w:rPr>
+          <w:rFonts w:eastAsia="Calibri" w:cs="Calibri" w:ascii="Arial" w:hAnsi="Arial"/>
+          <w:b w:val="false"/>
+          <w:bCs w:val="false"/>
+          <w:color w:val="auto"/>
+          <w:sz w:val="24"/>
+          <w:szCs w:val="24"/>
+          <w:lang w:val="en-GB"/>
+        </w:rPr>
+        <w:t>Enhanced Oracle RAC on Kubernetes with ASM disk lifecycle management, online PVC resizing, scale-out/scale-in reliability, and resilient cluster reconciliation.</w:t>
+      </w:r>
+    </w:p>
+    <w:p>
+      <w:pPr>
+        <w:pStyle w:val="NoSpacing"/>
+        <w:numPr>
+          <w:ilvl w:val="0"/>
+          <w:numId w:val="11"/>
+        </w:numPr>
+        <w:rPr>
+          <w:rFonts w:ascii="Arial" w:hAnsi="Arial" w:eastAsia="Calibri" w:cs="Calibri"/>
+          <w:b w:val="false"/>
+          <w:b w:val="false"/>
+          <w:bCs w:val="false"/>
+          <w:color w:val="auto"/>
+          <w:sz w:val="24"/>
+          <w:szCs w:val="24"/>
+          <w:lang w:val="en-GB"/>
+        </w:rPr>
+      </w:pPr>
+      <w:r>
+        <w:rPr>
+          <w:rFonts w:eastAsia="Calibri" w:cs="Calibri" w:ascii="Arial" w:hAnsi="Arial"/>
+          <w:b w:val="false"/>
+          <w:bCs w:val="false"/>
+          <w:color w:val="auto"/>
+          <w:sz w:val="24"/>
+          <w:szCs w:val="24"/>
+          <w:lang w:val="en-GB"/>
+        </w:rPr>
+        <w:t>Delivered cross-cluster Oracle Data Guard TCPS support, including external ports, broker connectivity, wallet management, and failover/switchover workflows.</w:t>
+      </w:r>
+    </w:p>
+    <w:p>
+      <w:pPr>
+        <w:pStyle w:val="NoSpacing"/>
+        <w:numPr>
+          <w:ilvl w:val="0"/>
+          <w:numId w:val="11"/>
+        </w:numPr>
+        <w:rPr>
+          <w:rFonts w:ascii="Arial" w:hAnsi="Arial" w:eastAsia="Calibri" w:cs="Calibri"/>
+          <w:b w:val="false"/>
+          <w:b w:val="false"/>
+          <w:bCs w:val="false"/>
+          <w:color w:val="auto"/>
+          <w:sz w:val="24"/>
+          <w:szCs w:val="24"/>
+          <w:lang w:val="en-GB"/>
+        </w:rPr>
+      </w:pPr>
+      <w:r>
+        <w:rPr>
+          <w:rFonts w:eastAsia="Calibri" w:cs="Calibri" w:ascii="Arial" w:hAnsi="Arial"/>
+          <w:b w:val="false"/>
+          <w:bCs w:val="false"/>
+          <w:color w:val="auto"/>
+          <w:sz w:val="24"/>
+          <w:szCs w:val="24"/>
+          <w:lang w:val="en-GB"/>
+        </w:rPr>
+        <w:t>Built production-grade Oracle Restart and database E2E automation across OCI, bastion tunnels, GitLab schedules, cleanup, and rerunnable CI environments.</w:t>
+      </w:r>
+    </w:p>
+    <w:p>
+      <w:pPr>
+        <w:pStyle w:val="NoSpacing"/>
+        <w:numPr>
+          <w:ilvl w:val="0"/>
+          <w:numId w:val="4"/>
+        </w:numPr>
+        <w:rPr>
+          <w:rFonts w:ascii="Arial" w:hAnsi="Arial" w:eastAsia="Calibri" w:cs="Calibri"/>
+          <w:b w:val="false"/>
+          <w:b w:val="false"/>
+          <w:bCs w:val="false"/>
+          <w:color w:val="auto"/>
+          <w:sz w:val="24"/>
+          <w:szCs w:val="24"/>
+          <w:lang w:val="en-GB"/>
+        </w:rPr>
+      </w:pPr>
+      <w:r>
+        <w:rPr>
+          <w:rFonts w:eastAsia="Calibri" w:cs="Calibri" w:ascii="Arial" w:hAnsi="Arial"/>
+          <w:b w:val="false"/>
+          <w:bCs w:val="false"/>
+          <w:color w:val="auto"/>
+          <w:sz w:val="24"/>
+          <w:szCs w:val="24"/>
+          <w:lang w:val="en-GB"/>
+        </w:rPr>
+        <w:t>Led the migration of IDCS services from Oracle JDK 1.8 to GraalVM JDK 20.3.3, improving performance characteristics and long-term platform alignment.</w:t>
+      </w:r>
+    </w:p>
+    <w:p>
+      <w:pPr>
+        <w:pStyle w:val="NoSpacing"/>
+        <w:rPr>
+          <w:rFonts w:ascii="Arial" w:hAnsi="Arial" w:eastAsia="Calibri" w:cs="Calibri"/>
+          <w:b w:val="false"/>
+          <w:b w:val="false"/>
+          <w:bCs w:val="false"/>
+          <w:color w:val="auto"/>
+          <w:sz w:val="24"/>
+          <w:szCs w:val="24"/>
+          <w:lang w:val="en-GB"/>
+        </w:rPr>
+      </w:pPr>
+      <w:r>
+        <w:rPr>
+          <w:rFonts w:eastAsia="Calibri" w:cs="Calibri" w:ascii="Arial" w:hAnsi="Arial"/>
+          <w:b w:val="false"/>
+          <w:bCs w:val="false"/>
+          <w:color w:val="auto"/>
+          <w:sz w:val="24"/>
+          <w:szCs w:val="24"/>
+          <w:lang w:val="en-GB"/>
+        </w:rPr>
+      </w:r>
+    </w:p>
+    <w:p>
+      <w:pPr>
+        <w:pStyle w:val="NoSpacing"/>
+        <w:rPr>
+          <w:rFonts w:ascii="Arial" w:hAnsi="Arial" w:eastAsia="Calibri" w:cs="Calibri"/>
+          <w:b/>
+          <w:b/>
+          <w:bCs/>
+          <w:color w:val="auto"/>
+          <w:sz w:val="24"/>
+          <w:szCs w:val="24"/>
+          <w:lang w:val="en-GB"/>
+        </w:rPr>
+      </w:pPr>
+      <w:r>
+        <w:rPr>
+          <w:rFonts w:eastAsia="Calibri" w:cs="Calibri" w:ascii="Arial" w:hAnsi="Arial"/>
+          <w:b/>
+          <w:bCs/>
+          <w:color w:val="auto"/>
+          <w:sz w:val="24"/>
+          <w:szCs w:val="24"/>
+          <w:lang w:val="en-GB"/>
+        </w:rPr>
+        <w:t>Optum Global Solutions (India) Pvt. Ltd., Bangalore</w:t>
+      </w:r>
+    </w:p>
+    <w:p>
+      <w:pPr>
+        <w:pStyle w:val="NoSpacing"/>
+        <w:rPr>
+          <w:rFonts w:ascii="Arial" w:hAnsi="Arial" w:eastAsia="Calibri" w:cs="Calibri"/>
+          <w:b/>
+          <w:b/>
+          <w:bCs/>
+          <w:color w:val="auto"/>
+          <w:sz w:val="24"/>
+          <w:szCs w:val="24"/>
+          <w:lang w:val="en-GB"/>
+        </w:rPr>
+      </w:pPr>
+      <w:r>
+        <w:rPr>
+          <w:rFonts w:eastAsia="Calibri" w:cs="Calibri" w:ascii="Arial" w:hAnsi="Arial"/>
+          <w:b/>
+          <w:bCs/>
+          <w:color w:val="auto"/>
+          <w:sz w:val="24"/>
+          <w:szCs w:val="24"/>
+          <w:lang w:val="en-GB"/>
+        </w:rPr>
+        <w:t>Senior Engineer – Build and Release</w:t>
+      </w:r>
+    </w:p>
+    <w:p>
+      <w:pPr>
+        <w:pStyle w:val="NoSpacing"/>
+        <w:rPr>
+          <w:rFonts w:ascii="Arial" w:hAnsi="Arial" w:eastAsia="Calibri" w:cs="Calibri"/>
+          <w:b/>
+          <w:b/>
+          <w:bCs/>
+          <w:color w:val="auto"/>
+          <w:sz w:val="24"/>
+          <w:szCs w:val="24"/>
+          <w:lang w:val="en-GB"/>
+        </w:rPr>
+      </w:pPr>
+      <w:r>
+        <w:rPr>
+          <w:rFonts w:eastAsia="Calibri" w:cs="Calibri" w:ascii="Arial" w:hAnsi="Arial"/>
+          <w:b/>
+          <w:bCs/>
+          <w:color w:val="auto"/>
+          <w:sz w:val="24"/>
+          <w:szCs w:val="24"/>
+          <w:lang w:val="en-GB"/>
+        </w:rPr>
+        <w:t>February 2016 – September 2017</w:t>
+      </w:r>
+    </w:p>
+    <w:p>
+      <w:pPr>
+        <w:pStyle w:val="NoSpacing"/>
+        <w:rPr>
+          <w:rFonts w:ascii="Arial" w:hAnsi="Arial" w:eastAsia="Calibri" w:cs="Calibri"/>
+          <w:b/>
+          <w:b/>
+          <w:bCs/>
+          <w:color w:val="auto"/>
+          <w:sz w:val="24"/>
+          <w:szCs w:val="24"/>
+          <w:lang w:val="en-GB"/>
+        </w:rPr>
+      </w:pPr>
+      <w:r>
+        <w:rPr>
+          <w:rFonts w:eastAsia="Calibri" w:cs="Calibri" w:ascii="Arial" w:hAnsi="Arial"/>
+          <w:b/>
+          <w:bCs/>
+          <w:color w:val="auto"/>
+          <w:sz w:val="24"/>
+          <w:szCs w:val="24"/>
+          <w:lang w:val="en-GB"/>
+        </w:rPr>
+        <w:t>Responsibilities:</w:t>
+      </w:r>
+    </w:p>
+    <w:p>
+      <w:pPr>
+        <w:pStyle w:val="NoSpacing"/>
+        <w:numPr>
+          <w:ilvl w:val="0"/>
+          <w:numId w:val="6"/>
+        </w:numPr>
+        <w:rPr>
+          <w:rFonts w:ascii="Arial" w:hAnsi="Arial" w:eastAsia="Calibri" w:cs="Calibri"/>
+          <w:b w:val="false"/>
+          <w:b w:val="false"/>
+          <w:bCs w:val="false"/>
+          <w:color w:val="auto"/>
+          <w:sz w:val="24"/>
+          <w:szCs w:val="24"/>
+          <w:lang w:val="en-GB"/>
+        </w:rPr>
+      </w:pPr>
+      <w:r>
+        <w:rPr>
+          <w:rFonts w:eastAsia="Calibri" w:cs="Calibri" w:ascii="Arial" w:hAnsi="Arial"/>
+          <w:b w:val="false"/>
+          <w:bCs w:val="false"/>
+          <w:color w:val="auto"/>
+          <w:sz w:val="24"/>
+          <w:szCs w:val="24"/>
+          <w:lang w:val="en-GB"/>
+        </w:rPr>
+        <w:t>Designed and implemented CI/CD pipelines for private cloud products using Jenkins, OpenShift, and Bitbucket.</w:t>
+      </w:r>
+    </w:p>
+    <w:p>
+      <w:pPr>
+        <w:pStyle w:val="NoSpacing"/>
+        <w:numPr>
+          <w:ilvl w:val="0"/>
+          <w:numId w:val="6"/>
+        </w:numPr>
+        <w:rPr>
+          <w:rFonts w:ascii="Arial" w:hAnsi="Arial" w:eastAsia="Calibri" w:cs="Calibri"/>
+          <w:b w:val="false"/>
+          <w:b w:val="false"/>
+          <w:bCs w:val="false"/>
+          <w:color w:val="auto"/>
+          <w:sz w:val="24"/>
+          <w:szCs w:val="24"/>
+          <w:lang w:val="en-GB"/>
+        </w:rPr>
+      </w:pPr>
+      <w:r>
+        <w:rPr>
+          <w:rFonts w:eastAsia="Calibri" w:cs="Calibri" w:ascii="Arial" w:hAnsi="Arial"/>
+          <w:b w:val="false"/>
+          <w:bCs w:val="false"/>
+          <w:color w:val="auto"/>
+          <w:sz w:val="24"/>
+          <w:szCs w:val="24"/>
+          <w:lang w:val="en-GB"/>
+        </w:rPr>
+        <w:t>Implemented containerization strategies using Docker and Kubernetes.</w:t>
+      </w:r>
+    </w:p>
+    <w:p>
+      <w:pPr>
+        <w:pStyle w:val="NoSpacing"/>
+        <w:numPr>
+          <w:ilvl w:val="0"/>
+          <w:numId w:val="6"/>
+        </w:numPr>
+        <w:rPr>
+          <w:rFonts w:ascii="Arial" w:hAnsi="Arial" w:eastAsia="Calibri" w:cs="Calibri"/>
+          <w:b w:val="false"/>
+          <w:b w:val="false"/>
+          <w:bCs w:val="false"/>
+          <w:color w:val="auto"/>
+          <w:sz w:val="24"/>
+          <w:szCs w:val="24"/>
+          <w:lang w:val="en-GB"/>
+        </w:rPr>
+      </w:pPr>
+      <w:r>
+        <w:rPr>
+          <w:rFonts w:eastAsia="Calibri" w:cs="Calibri" w:ascii="Arial" w:hAnsi="Arial"/>
+          <w:b w:val="false"/>
+          <w:bCs w:val="false"/>
+          <w:color w:val="auto"/>
+          <w:sz w:val="24"/>
+          <w:szCs w:val="24"/>
+          <w:lang w:val="en-GB"/>
+        </w:rPr>
+        <w:t>Enabled SonarQube and Fortify security scans for private cloud workloads.</w:t>
+      </w:r>
+    </w:p>
+    <w:p>
+      <w:pPr>
+        <w:pStyle w:val="NoSpacing"/>
+        <w:rPr>
+          <w:rFonts w:ascii="Arial" w:hAnsi="Arial" w:eastAsia="Calibri" w:cs="Calibri"/>
+          <w:b/>
+          <w:b/>
+          <w:bCs/>
+          <w:color w:val="auto"/>
+          <w:sz w:val="24"/>
+          <w:szCs w:val="24"/>
+          <w:lang w:val="en-GB"/>
+        </w:rPr>
+      </w:pPr>
+      <w:r>
+        <w:rPr>
+          <w:rFonts w:eastAsia="Calibri" w:cs="Calibri" w:ascii="Arial" w:hAnsi="Arial"/>
+          <w:b/>
+          <w:bCs/>
+          <w:color w:val="auto"/>
+          <w:sz w:val="24"/>
+          <w:szCs w:val="24"/>
+          <w:lang w:val="en-GB"/>
+        </w:rPr>
+        <w:t>Notable Achievements:</w:t>
+      </w:r>
+    </w:p>
+    <w:p>
+      <w:pPr>
+        <w:pStyle w:val="NoSpacing"/>
+        <w:numPr>
+          <w:ilvl w:val="0"/>
+          <w:numId w:val="5"/>
+        </w:numPr>
+        <w:rPr>
+          <w:rFonts w:ascii="Arial" w:hAnsi="Arial" w:eastAsia="Calibri" w:cs="Calibri"/>
+          <w:b w:val="false"/>
+          <w:b w:val="false"/>
+          <w:bCs w:val="false"/>
+          <w:color w:val="auto"/>
+          <w:sz w:val="24"/>
+          <w:szCs w:val="24"/>
+          <w:lang w:val="en-GB"/>
+        </w:rPr>
+      </w:pPr>
+      <w:r>
+        <w:rPr>
+          <w:rFonts w:eastAsia="Calibri" w:cs="Calibri" w:ascii="Arial" w:hAnsi="Arial"/>
+          <w:b w:val="false"/>
+          <w:bCs w:val="false"/>
+          <w:color w:val="auto"/>
+          <w:sz w:val="24"/>
+          <w:szCs w:val="24"/>
+          <w:lang w:val="en-GB"/>
+        </w:rPr>
+        <w:t>Delivered end-to-end CI/CD solutions supporting production deployments across multiple enterprise projects.</w:t>
+      </w:r>
+    </w:p>
+    <w:p>
+      <w:pPr>
+        <w:pStyle w:val="NoSpacing"/>
+        <w:numPr>
+          <w:ilvl w:val="0"/>
+          <w:numId w:val="0"/>
+        </w:numPr>
+        <w:ind w:left="720" w:hanging="0"/>
+        <w:rPr>
+          <w:rFonts w:ascii="Arial" w:hAnsi="Arial" w:eastAsia="Calibri" w:cs="Calibri"/>
+          <w:b w:val="false"/>
+          <w:b w:val="false"/>
+          <w:bCs w:val="false"/>
+          <w:color w:val="auto"/>
+          <w:sz w:val="24"/>
+          <w:szCs w:val="24"/>
+          <w:lang w:val="en-GB"/>
+        </w:rPr>
+      </w:pPr>
+      <w:r>
+        <w:rPr>
+          <w:rFonts w:eastAsia="Calibri" w:cs="Calibri" w:ascii="Arial" w:hAnsi="Arial"/>
+          <w:b w:val="false"/>
+          <w:bCs w:val="false"/>
+          <w:color w:val="auto"/>
+          <w:sz w:val="24"/>
+          <w:szCs w:val="24"/>
+          <w:lang w:val="en-GB"/>
+        </w:rPr>
+      </w:r>
+    </w:p>
+    <w:p>
+      <w:pPr>
+        <w:pStyle w:val="NoSpacing"/>
+        <w:rPr>
+          <w:rFonts w:ascii="Arial" w:hAnsi="Arial" w:eastAsia="Calibri" w:cs="Calibri"/>
+          <w:b/>
+          <w:b/>
+          <w:bCs/>
+          <w:color w:val="auto"/>
+          <w:sz w:val="24"/>
+          <w:szCs w:val="24"/>
+          <w:lang w:val="en-GB"/>
+        </w:rPr>
+      </w:pPr>
+      <w:r>
+        <w:rPr>
+          <w:rFonts w:eastAsia="Calibri" w:cs="Calibri" w:ascii="Arial" w:hAnsi="Arial"/>
+          <w:b/>
+          <w:bCs/>
+          <w:color w:val="auto"/>
+          <w:sz w:val="24"/>
+          <w:szCs w:val="24"/>
+          <w:lang w:val="en-GB"/>
+        </w:rPr>
+        <w:t>Avesta Computer Pvt. Ltd., Bangalore</w:t>
+      </w:r>
+    </w:p>
+    <w:p>
+      <w:pPr>
+        <w:pStyle w:val="NoSpacing"/>
+        <w:rPr>
+          <w:rFonts w:ascii="Arial" w:hAnsi="Arial" w:eastAsia="Calibri" w:cs="Calibri"/>
+          <w:b/>
+          <w:b/>
+          <w:bCs/>
+          <w:color w:val="auto"/>
+          <w:sz w:val="24"/>
+          <w:szCs w:val="24"/>
+          <w:lang w:val="en-GB"/>
+        </w:rPr>
+      </w:pPr>
+      <w:r>
+        <w:rPr>
+          <w:rFonts w:eastAsia="Calibri" w:cs="Calibri" w:ascii="Arial" w:hAnsi="Arial"/>
+          <w:b/>
+          <w:bCs/>
+          <w:color w:val="auto"/>
+          <w:sz w:val="24"/>
+          <w:szCs w:val="24"/>
+          <w:lang w:val="en-GB"/>
+        </w:rPr>
+        <w:t>Software Engineer</w:t>
+      </w:r>
+    </w:p>
+    <w:p>
+      <w:pPr>
+        <w:pStyle w:val="NoSpacing"/>
+        <w:rPr>
+          <w:rFonts w:ascii="Arial" w:hAnsi="Arial" w:eastAsia="Calibri" w:cs="Calibri"/>
+          <w:b/>
+          <w:b/>
+          <w:bCs/>
+          <w:color w:val="auto"/>
+          <w:sz w:val="24"/>
+          <w:szCs w:val="24"/>
+          <w:lang w:val="en-GB"/>
+        </w:rPr>
+      </w:pPr>
+      <w:r>
+        <w:rPr>
+          <w:rFonts w:eastAsia="Calibri" w:cs="Calibri" w:ascii="Arial" w:hAnsi="Arial"/>
+          <w:b/>
+          <w:bCs/>
+          <w:color w:val="auto"/>
+          <w:sz w:val="24"/>
+          <w:szCs w:val="24"/>
+          <w:lang w:val="en-GB"/>
+        </w:rPr>
+        <w:t>June 2014 – February 2016</w:t>
+      </w:r>
+    </w:p>
+    <w:p>
+      <w:pPr>
+        <w:pStyle w:val="NoSpacing"/>
+        <w:rPr>
+          <w:rFonts w:ascii="Arial" w:hAnsi="Arial" w:eastAsia="Calibri" w:cs="Calibri"/>
+          <w:b/>
+          <w:b/>
+          <w:bCs/>
+          <w:color w:val="auto"/>
+          <w:sz w:val="24"/>
+          <w:szCs w:val="24"/>
+          <w:lang w:val="en-GB"/>
+        </w:rPr>
+      </w:pPr>
+      <w:r>
+        <w:rPr>
+          <w:rFonts w:eastAsia="Calibri" w:cs="Calibri" w:ascii="Arial" w:hAnsi="Arial"/>
+          <w:b/>
+          <w:bCs/>
+          <w:color w:val="auto"/>
+          <w:sz w:val="24"/>
+          <w:szCs w:val="24"/>
+          <w:lang w:val="en-GB"/>
+        </w:rPr>
+        <w:t>Responsibilities:</w:t>
+      </w:r>
+    </w:p>
+    <w:p>
+      <w:pPr>
+        <w:pStyle w:val="NoSpacing"/>
+        <w:numPr>
+          <w:ilvl w:val="0"/>
+          <w:numId w:val="7"/>
+        </w:numPr>
+        <w:rPr>
+          <w:rFonts w:ascii="Arial" w:hAnsi="Arial" w:eastAsia="Calibri" w:cs="Calibri"/>
+          <w:b w:val="false"/>
+          <w:b w:val="false"/>
+          <w:bCs w:val="false"/>
+          <w:color w:val="auto"/>
+          <w:sz w:val="24"/>
+          <w:szCs w:val="24"/>
+          <w:lang w:val="en-GB"/>
+        </w:rPr>
+      </w:pPr>
+      <w:r>
+        <w:rPr>
+          <w:rFonts w:eastAsia="Calibri" w:cs="Calibri" w:ascii="Arial" w:hAnsi="Arial"/>
+          <w:b w:val="false"/>
+          <w:bCs w:val="false"/>
+          <w:color w:val="auto"/>
+          <w:sz w:val="24"/>
+          <w:szCs w:val="24"/>
+          <w:lang w:val="en-GB"/>
+        </w:rPr>
+        <w:t>Managed Subversion, GitLab, SonarQube, and Jenkins-based build automation.</w:t>
+      </w:r>
+    </w:p>
+    <w:p>
+      <w:pPr>
+        <w:pStyle w:val="NoSpacing"/>
+        <w:numPr>
+          <w:ilvl w:val="0"/>
+          <w:numId w:val="7"/>
+        </w:numPr>
+        <w:rPr>
+          <w:rFonts w:ascii="Arial" w:hAnsi="Arial" w:eastAsia="Calibri" w:cs="Calibri"/>
+          <w:b w:val="false"/>
+          <w:b w:val="false"/>
+          <w:bCs w:val="false"/>
+          <w:color w:val="auto"/>
+          <w:sz w:val="24"/>
+          <w:szCs w:val="24"/>
+          <w:lang w:val="en-GB"/>
+        </w:rPr>
+      </w:pPr>
+      <w:r>
+        <w:rPr>
+          <w:rFonts w:eastAsia="Calibri" w:cs="Calibri" w:ascii="Arial" w:hAnsi="Arial"/>
+          <w:b w:val="false"/>
+          <w:bCs w:val="false"/>
+          <w:color w:val="auto"/>
+          <w:sz w:val="24"/>
+          <w:szCs w:val="24"/>
+          <w:lang w:val="en-GB"/>
+        </w:rPr>
+        <w:t>Led adoption of SonarQube dashboards across more than 20 Cisco projects.</w:t>
+      </w:r>
+    </w:p>
+    <w:p>
+      <w:pPr>
+        <w:pStyle w:val="NoSpacing"/>
+        <w:numPr>
+          <w:ilvl w:val="0"/>
+          <w:numId w:val="7"/>
+        </w:numPr>
+        <w:rPr>
+          <w:rFonts w:ascii="Arial" w:hAnsi="Arial" w:eastAsia="Calibri" w:cs="Calibri"/>
+          <w:b w:val="false"/>
+          <w:b w:val="false"/>
+          <w:bCs w:val="false"/>
+          <w:color w:val="auto"/>
+          <w:sz w:val="24"/>
+          <w:szCs w:val="24"/>
+          <w:lang w:val="en-GB"/>
+        </w:rPr>
+      </w:pPr>
+      <w:r>
+        <w:rPr>
+          <w:rFonts w:eastAsia="Calibri" w:cs="Calibri" w:ascii="Arial" w:hAnsi="Arial"/>
+          <w:b w:val="false"/>
+          <w:bCs w:val="false"/>
+          <w:color w:val="auto"/>
+          <w:sz w:val="24"/>
+          <w:szCs w:val="24"/>
+          <w:lang w:val="en-GB"/>
+        </w:rPr>
+        <w:t>Successfully migrated and stabilized Jenkins infrastructure of multiple concurrent projects/instances from single Jenkins master hosted in IT.</w:t>
+      </w:r>
+    </w:p>
+    <w:p>
+      <w:pPr>
+        <w:pStyle w:val="NoSpacing"/>
+        <w:numPr>
+          <w:ilvl w:val="0"/>
+          <w:numId w:val="0"/>
+        </w:numPr>
+        <w:ind w:left="720" w:hanging="0"/>
+        <w:rPr>
+          <w:rFonts w:ascii="Arial" w:hAnsi="Arial" w:eastAsia="Calibri" w:cs="Calibri"/>
+          <w:b w:val="false"/>
+          <w:b w:val="false"/>
+          <w:bCs w:val="false"/>
+          <w:color w:val="auto"/>
+          <w:sz w:val="24"/>
+          <w:szCs w:val="24"/>
+          <w:lang w:val="en-GB"/>
+        </w:rPr>
+      </w:pPr>
+      <w:r>
+        <w:rPr>
+          <w:rFonts w:eastAsia="Calibri" w:cs="Calibri" w:ascii="Arial" w:hAnsi="Arial"/>
+          <w:b w:val="false"/>
+          <w:bCs w:val="false"/>
+          <w:color w:val="auto"/>
+          <w:sz w:val="24"/>
+          <w:szCs w:val="24"/>
+          <w:lang w:val="en-GB"/>
+        </w:rPr>
+      </w:r>
+    </w:p>
+    <w:p>
+      <w:pPr>
+        <w:pStyle w:val="NoSpacing"/>
+        <w:rPr>
+          <w:rFonts w:ascii="Arial" w:hAnsi="Arial" w:eastAsia="Calibri" w:cs="Calibri"/>
+          <w:b/>
+          <w:b/>
+          <w:bCs/>
+          <w:color w:val="auto"/>
+          <w:sz w:val="24"/>
+          <w:szCs w:val="24"/>
+          <w:lang w:val="en-GB"/>
+        </w:rPr>
+      </w:pPr>
+      <w:r>
+        <w:rPr>
+          <w:rFonts w:eastAsia="Calibri" w:cs="Calibri" w:ascii="Arial" w:hAnsi="Arial"/>
+          <w:b/>
+          <w:bCs/>
+          <w:color w:val="auto"/>
+          <w:sz w:val="24"/>
+          <w:szCs w:val="24"/>
+          <w:lang w:val="en-GB"/>
+        </w:rPr>
+        <w:t>Aptean Software India Pvt. Ltd., Bangalore</w:t>
+      </w:r>
+    </w:p>
+    <w:p>
+      <w:pPr>
+        <w:pStyle w:val="NoSpacing"/>
+        <w:rPr>
+          <w:rFonts w:ascii="Arial" w:hAnsi="Arial" w:eastAsia="Calibri" w:cs="Calibri"/>
+          <w:b/>
+          <w:b/>
+          <w:bCs/>
+          <w:color w:val="auto"/>
+          <w:sz w:val="24"/>
+          <w:szCs w:val="24"/>
+          <w:lang w:val="en-GB"/>
+        </w:rPr>
+      </w:pPr>
+      <w:r>
+        <w:rPr>
+          <w:rFonts w:eastAsia="Calibri" w:cs="Calibri" w:ascii="Arial" w:hAnsi="Arial"/>
+          <w:b/>
+          <w:bCs/>
+          <w:color w:val="auto"/>
+          <w:sz w:val="24"/>
+          <w:szCs w:val="24"/>
+          <w:lang w:val="en-GB"/>
+        </w:rPr>
+        <w:t>Configuration Management Engineer</w:t>
+      </w:r>
+    </w:p>
+    <w:p>
+      <w:pPr>
+        <w:pStyle w:val="NoSpacing"/>
+        <w:rPr>
+          <w:rFonts w:ascii="Arial" w:hAnsi="Arial" w:eastAsia="Calibri" w:cs="Calibri"/>
+          <w:b/>
+          <w:b/>
+          <w:bCs/>
+          <w:color w:val="auto"/>
+          <w:sz w:val="24"/>
+          <w:szCs w:val="24"/>
+          <w:lang w:val="en-GB"/>
+        </w:rPr>
+      </w:pPr>
+      <w:r>
+        <w:rPr>
+          <w:rFonts w:eastAsia="Calibri" w:cs="Calibri" w:ascii="Arial" w:hAnsi="Arial"/>
+          <w:b/>
+          <w:bCs/>
+          <w:color w:val="auto"/>
+          <w:sz w:val="24"/>
+          <w:szCs w:val="24"/>
+          <w:lang w:val="en-GB"/>
+        </w:rPr>
+        <w:t>April 2013 – May 2014</w:t>
+      </w:r>
+    </w:p>
+    <w:p>
+      <w:pPr>
+        <w:pStyle w:val="NoSpacing"/>
+        <w:rPr>
+          <w:rFonts w:ascii="Arial" w:hAnsi="Arial" w:eastAsia="Calibri" w:cs="Calibri"/>
+          <w:b/>
+          <w:b/>
+          <w:bCs/>
+          <w:color w:val="auto"/>
+          <w:sz w:val="24"/>
+          <w:szCs w:val="24"/>
+          <w:lang w:val="en-GB"/>
+        </w:rPr>
+      </w:pPr>
+      <w:r>
+        <w:rPr>
+          <w:rFonts w:eastAsia="Calibri" w:cs="Calibri" w:ascii="Arial" w:hAnsi="Arial"/>
+          <w:b/>
+          <w:bCs/>
+          <w:color w:val="auto"/>
+          <w:sz w:val="24"/>
+          <w:szCs w:val="24"/>
+          <w:lang w:val="en-GB"/>
+        </w:rPr>
+        <w:t>Responsibilities:</w:t>
+      </w:r>
+    </w:p>
+    <w:p>
+      <w:pPr>
+        <w:pStyle w:val="NoSpacing"/>
+        <w:numPr>
+          <w:ilvl w:val="0"/>
+          <w:numId w:val="8"/>
+        </w:numPr>
+        <w:rPr>
+          <w:rFonts w:ascii="Aptos;Aptos EmbeddedFont;Aptos MSFontService;Calibri;Helvetica;sans-serif" w:hAnsi="Aptos;Aptos EmbeddedFont;Aptos MSFontService;Calibri;Helvetica;sans-serif"/>
+          <w:color w:val="000000"/>
+          <w:sz w:val="24"/>
+        </w:rPr>
+      </w:pPr>
+      <w:r>
+        <w:rPr>
+          <w:rFonts w:eastAsia="Calibri" w:cs="Calibri" w:ascii="Arial" w:hAnsi="Arial"/>
+          <w:b w:val="false"/>
+          <w:bCs w:val="false"/>
+          <w:color w:val="auto"/>
+          <w:sz w:val="24"/>
+          <w:szCs w:val="24"/>
+          <w:lang w:val="en-GB"/>
+        </w:rPr>
+        <w:t>Developed CI/CD pipelines and Windows installers (rich client and thin client) for the Saratoga CRM product using Flaxera's Installshield tool.</w:t>
+      </w:r>
+    </w:p>
+    <w:p>
+      <w:pPr>
+        <w:pStyle w:val="NoSpacing"/>
+        <w:rPr>
+          <w:rFonts w:ascii="Arial" w:hAnsi="Arial" w:eastAsia="Calibri" w:cs="Calibri"/>
+          <w:b w:val="false"/>
+          <w:b w:val="false"/>
+          <w:bCs w:val="false"/>
+          <w:color w:val="auto"/>
+          <w:sz w:val="24"/>
+          <w:szCs w:val="24"/>
+          <w:lang w:val="en-GB"/>
+        </w:rPr>
+      </w:pPr>
+      <w:r>
+        <w:rPr>
+          <w:rFonts w:eastAsia="Calibri" w:cs="Calibri" w:ascii="Arial" w:hAnsi="Arial"/>
+          <w:b w:val="false"/>
+          <w:bCs w:val="false"/>
+          <w:color w:val="auto"/>
+          <w:sz w:val="24"/>
+          <w:szCs w:val="24"/>
+          <w:lang w:val="en-GB"/>
+        </w:rPr>
+      </w:r>
+    </w:p>
+    <w:p>
+      <w:pPr>
+        <w:pStyle w:val="NoSpacing"/>
+        <w:rPr>
+          <w:rFonts w:ascii="Arial" w:hAnsi="Arial" w:eastAsia="Calibri" w:cs="Calibri"/>
+          <w:b/>
+          <w:b/>
+          <w:bCs/>
+          <w:color w:val="auto"/>
+          <w:sz w:val="24"/>
+          <w:szCs w:val="24"/>
+          <w:lang w:val="en-GB"/>
+        </w:rPr>
+      </w:pPr>
+      <w:r>
+        <w:rPr>
+          <w:rFonts w:eastAsia="Calibri" w:cs="Calibri" w:ascii="Arial" w:hAnsi="Arial"/>
+          <w:b/>
+          <w:bCs/>
+          <w:color w:val="auto"/>
+          <w:sz w:val="24"/>
+          <w:szCs w:val="24"/>
+          <w:lang w:val="en-GB"/>
+        </w:rPr>
+        <w:t>Dell International Services India Pvt. Ltd., Bangalore</w:t>
+      </w:r>
+    </w:p>
+    <w:p>
+      <w:pPr>
+        <w:pStyle w:val="NoSpacing"/>
+        <w:rPr>
+          <w:rFonts w:ascii="Arial" w:hAnsi="Arial" w:eastAsia="Calibri" w:cs="Calibri"/>
+          <w:b/>
+          <w:b/>
+          <w:bCs/>
+          <w:color w:val="auto"/>
+          <w:sz w:val="24"/>
+          <w:szCs w:val="24"/>
+          <w:lang w:val="en-GB"/>
+        </w:rPr>
+      </w:pPr>
+      <w:r>
+        <w:rPr>
+          <w:rFonts w:eastAsia="Calibri" w:cs="Calibri" w:ascii="Arial" w:hAnsi="Arial"/>
+          <w:b/>
+          <w:bCs/>
+          <w:color w:val="auto"/>
+          <w:sz w:val="24"/>
+          <w:szCs w:val="24"/>
+          <w:lang w:val="en-GB"/>
+        </w:rPr>
+        <w:t>Application Management Analyst</w:t>
+      </w:r>
+    </w:p>
+    <w:p>
+      <w:pPr>
+        <w:pStyle w:val="NoSpacing"/>
+        <w:rPr>
+          <w:rFonts w:ascii="Arial" w:hAnsi="Arial" w:eastAsia="Calibri" w:cs="Calibri"/>
+          <w:b/>
+          <w:b/>
+          <w:bCs/>
+          <w:color w:val="auto"/>
+          <w:sz w:val="24"/>
+          <w:szCs w:val="24"/>
+          <w:lang w:val="en-GB"/>
+        </w:rPr>
+      </w:pPr>
+      <w:r>
+        <w:rPr>
+          <w:rFonts w:eastAsia="Calibri" w:cs="Calibri" w:ascii="Arial" w:hAnsi="Arial"/>
+          <w:b/>
+          <w:bCs/>
+          <w:color w:val="auto"/>
+          <w:sz w:val="24"/>
+          <w:szCs w:val="24"/>
+          <w:lang w:val="en-GB"/>
+        </w:rPr>
+        <w:t>March 2011 – March 2013</w:t>
+      </w:r>
+    </w:p>
+    <w:p>
+      <w:pPr>
+        <w:pStyle w:val="NoSpacing"/>
+        <w:rPr>
+          <w:rFonts w:ascii="Arial" w:hAnsi="Arial" w:eastAsia="Calibri" w:cs="Calibri"/>
+          <w:b/>
+          <w:b/>
+          <w:bCs/>
+          <w:color w:val="auto"/>
+          <w:sz w:val="24"/>
+          <w:szCs w:val="24"/>
+          <w:lang w:val="en-GB"/>
+        </w:rPr>
+      </w:pPr>
+      <w:r>
+        <w:rPr>
+          <w:rFonts w:eastAsia="Calibri" w:cs="Calibri" w:ascii="Arial" w:hAnsi="Arial"/>
+          <w:b/>
+          <w:bCs/>
+          <w:color w:val="auto"/>
+          <w:sz w:val="24"/>
+          <w:szCs w:val="24"/>
+          <w:lang w:val="en-GB"/>
+        </w:rPr>
+        <w:t>Responsibilities:</w:t>
+      </w:r>
+    </w:p>
+    <w:p>
+      <w:pPr>
+        <w:pStyle w:val="NoSpacing"/>
+        <w:numPr>
+          <w:ilvl w:val="0"/>
+          <w:numId w:val="9"/>
+        </w:numPr>
+        <w:rPr>
+          <w:rFonts w:ascii="Arial" w:hAnsi="Arial" w:eastAsia="Calibri" w:cs="Calibri"/>
+          <w:b w:val="false"/>
+          <w:b w:val="false"/>
+          <w:bCs w:val="false"/>
+          <w:color w:val="auto"/>
+          <w:sz w:val="24"/>
+          <w:szCs w:val="24"/>
+          <w:lang w:val="en-GB"/>
+        </w:rPr>
+      </w:pPr>
+      <w:r>
+        <w:rPr>
+          <w:rFonts w:eastAsia="Calibri" w:cs="Calibri" w:ascii="Arial" w:hAnsi="Arial"/>
+          <w:b w:val="false"/>
+          <w:bCs w:val="false"/>
+          <w:color w:val="auto"/>
+          <w:sz w:val="24"/>
+          <w:szCs w:val="24"/>
+          <w:lang w:val="en-GB"/>
+        </w:rPr>
+        <w:t>Managed QA environments and monthly production deployments for Dell enterprise applications including OrderBroker and Dell Premier.</w:t>
+      </w:r>
+    </w:p>
+    <w:p>
+      <w:pPr>
+        <w:pStyle w:val="NoSpacing"/>
+        <w:numPr>
+          <w:ilvl w:val="0"/>
+          <w:numId w:val="9"/>
+        </w:numPr>
+        <w:rPr>
+          <w:rFonts w:ascii="Arial" w:hAnsi="Arial" w:eastAsia="Calibri" w:cs="Calibri"/>
+          <w:b w:val="false"/>
+          <w:b w:val="false"/>
+          <w:bCs w:val="false"/>
+          <w:color w:val="auto"/>
+          <w:sz w:val="24"/>
+          <w:szCs w:val="24"/>
+          <w:lang w:val="en-GB"/>
+        </w:rPr>
+      </w:pPr>
+      <w:r>
+        <w:rPr>
+          <w:rFonts w:eastAsia="Calibri" w:cs="Calibri" w:ascii="Arial" w:hAnsi="Arial"/>
+          <w:b w:val="false"/>
+          <w:bCs w:val="false"/>
+          <w:color w:val="auto"/>
+          <w:sz w:val="24"/>
+          <w:szCs w:val="24"/>
+          <w:lang w:val="en-GB"/>
+        </w:rPr>
+        <w:t>Led Windows Monthly Patching for 1000+ Windows Servers across entire Dev/QA,Stage and Production Environment of Dell Releases Infrastructure.</w:t>
+      </w:r>
+    </w:p>
+    <w:p>
+      <w:pPr>
+        <w:pStyle w:val="NoSpacing"/>
+        <w:rPr>
+          <w:rFonts w:ascii="Arial" w:hAnsi="Arial" w:eastAsia="Calibri" w:cs="Calibri"/>
+          <w:b w:val="false"/>
+          <w:b w:val="false"/>
+          <w:bCs w:val="false"/>
+          <w:color w:val="auto"/>
+          <w:sz w:val="24"/>
+          <w:szCs w:val="24"/>
+          <w:lang w:val="en-GB"/>
+        </w:rPr>
+      </w:pPr>
+      <w:r>
+        <w:rPr>
+          <w:rFonts w:eastAsia="Calibri" w:cs="Calibri" w:ascii="Arial" w:hAnsi="Arial"/>
+          <w:b w:val="false"/>
+          <w:bCs w:val="false"/>
+          <w:color w:val="auto"/>
+          <w:sz w:val="24"/>
+          <w:szCs w:val="24"/>
+          <w:lang w:val="en-GB"/>
+        </w:rPr>
+      </w:r>
+    </w:p>
+    <w:p>
+      <w:pPr>
+        <w:pStyle w:val="NoSpacing"/>
+        <w:rPr>
+          <w:rFonts w:ascii="Arial" w:hAnsi="Arial" w:eastAsia="Calibri" w:cs="Calibri"/>
+          <w:b/>
+          <w:b/>
+          <w:bCs/>
+          <w:color w:val="auto"/>
+          <w:sz w:val="24"/>
+          <w:szCs w:val="24"/>
+          <w:lang w:val="en-GB"/>
+        </w:rPr>
+      </w:pPr>
+      <w:r>
+        <w:rPr>
+          <w:rFonts w:eastAsia="Calibri" w:cs="Calibri" w:ascii="Arial" w:hAnsi="Arial"/>
+          <w:b/>
+          <w:bCs/>
+          <w:color w:val="auto"/>
+          <w:sz w:val="24"/>
+          <w:szCs w:val="24"/>
+          <w:lang w:val="en-GB"/>
+        </w:rPr>
+        <w:t>Accenture Services Pvt. Ltd., Bangalore</w:t>
+      </w:r>
+    </w:p>
+    <w:p>
+      <w:pPr>
+        <w:pStyle w:val="NoSpacing"/>
+        <w:rPr>
+          <w:rFonts w:ascii="Arial" w:hAnsi="Arial" w:eastAsia="Calibri" w:cs="Calibri"/>
+          <w:b/>
+          <w:b/>
+          <w:bCs/>
+          <w:color w:val="auto"/>
+          <w:sz w:val="24"/>
+          <w:szCs w:val="24"/>
+          <w:lang w:val="en-GB"/>
+        </w:rPr>
+      </w:pPr>
+      <w:r>
+        <w:rPr>
+          <w:rFonts w:eastAsia="Calibri" w:cs="Calibri" w:ascii="Arial" w:hAnsi="Arial"/>
+          <w:b/>
+          <w:bCs/>
+          <w:color w:val="auto"/>
+          <w:sz w:val="24"/>
+          <w:szCs w:val="24"/>
+          <w:lang w:val="en-GB"/>
+        </w:rPr>
+        <w:t>Software Engineer</w:t>
+      </w:r>
+    </w:p>
+    <w:p>
+      <w:pPr>
+        <w:pStyle w:val="NoSpacing"/>
+        <w:rPr>
+          <w:rFonts w:ascii="Arial" w:hAnsi="Arial" w:eastAsia="Calibri" w:cs="Calibri"/>
+          <w:b/>
+          <w:b/>
+          <w:bCs/>
+          <w:color w:val="auto"/>
+          <w:sz w:val="24"/>
+          <w:szCs w:val="24"/>
+          <w:lang w:val="en-GB"/>
+        </w:rPr>
+      </w:pPr>
+      <w:r>
+        <w:rPr>
+          <w:rFonts w:eastAsia="Calibri" w:cs="Calibri" w:ascii="Arial" w:hAnsi="Arial"/>
+          <w:b/>
+          <w:bCs/>
+          <w:color w:val="auto"/>
+          <w:sz w:val="24"/>
+          <w:szCs w:val="24"/>
+          <w:lang w:val="en-GB"/>
+        </w:rPr>
+        <w:t>December 2009 – March 2011</w:t>
+      </w:r>
+    </w:p>
+    <w:p>
+      <w:pPr>
+        <w:pStyle w:val="NoSpacing"/>
+        <w:rPr>
+          <w:rFonts w:ascii="Arial" w:hAnsi="Arial" w:eastAsia="Calibri" w:cs="Calibri"/>
+          <w:b/>
+          <w:b/>
+          <w:bCs/>
+          <w:color w:val="auto"/>
+          <w:sz w:val="24"/>
+          <w:szCs w:val="24"/>
+          <w:lang w:val="en-GB"/>
+        </w:rPr>
+      </w:pPr>
+      <w:r>
+        <w:rPr>
+          <w:rFonts w:eastAsia="Calibri" w:cs="Calibri" w:ascii="Arial" w:hAnsi="Arial"/>
+          <w:b/>
+          <w:bCs/>
+          <w:color w:val="auto"/>
+          <w:sz w:val="24"/>
+          <w:szCs w:val="24"/>
+          <w:lang w:val="en-GB"/>
+        </w:rPr>
+        <w:t>Responsibilities:</w:t>
+      </w:r>
+    </w:p>
+    <w:p>
+      <w:pPr>
+        <w:pStyle w:val="NoSpacing"/>
+        <w:numPr>
+          <w:ilvl w:val="0"/>
+          <w:numId w:val="10"/>
+        </w:numPr>
+        <w:rPr>
+          <w:rFonts w:ascii="Aptos;Aptos EmbeddedFont;Aptos MSFontService;Calibri;Helvetica;sans-serif" w:hAnsi="Aptos;Aptos EmbeddedFont;Aptos MSFontService;Calibri;Helvetica;sans-serif"/>
+          <w:color w:val="000000"/>
+          <w:sz w:val="24"/>
+        </w:rPr>
+      </w:pPr>
+      <w:r>
+        <w:rPr>
+          <w:rFonts w:eastAsia="Calibri" w:cs="Calibri" w:ascii="Arial" w:hAnsi="Arial"/>
+          <w:b w:val="false"/>
+          <w:bCs w:val="false"/>
+          <w:color w:val="auto"/>
+          <w:sz w:val="24"/>
+          <w:szCs w:val="24"/>
+          <w:lang w:val="en-GB"/>
+        </w:rPr>
+        <w:t xml:space="preserve">Developed CI/CD pipelines for insurance platforms and automated build/release processes using </w:t>
+      </w:r>
+      <w:r>
+        <w:rPr>
+          <w:rStyle w:val="StrongEmphasis"/>
+          <w:rFonts w:eastAsia="Calibri" w:cs="Calibri" w:ascii="Arial" w:hAnsi="Arial"/>
+          <w:color w:val="auto"/>
+          <w:sz w:val="24"/>
+          <w:szCs w:val="24"/>
+          <w:lang w:val="en-GB"/>
+        </w:rPr>
+        <w:t>CruiseControl</w:t>
+      </w:r>
+      <w:r>
+        <w:rPr>
+          <w:rFonts w:eastAsia="Calibri" w:cs="Calibri" w:ascii="Arial" w:hAnsi="Arial"/>
+          <w:b w:val="false"/>
+          <w:bCs w:val="false"/>
+          <w:color w:val="auto"/>
+          <w:sz w:val="24"/>
+          <w:szCs w:val="24"/>
+          <w:lang w:val="en-GB"/>
+        </w:rPr>
+        <w:t>, Java, Maven, Artifactory etc.</w:t>
+      </w:r>
     </w:p>
     <w:p>
       <w:pPr>
@@ -3623,7 +2853,7 @@
     </w:r>
     <w:r>
       <w:rPr/>
-      <w:t>5</w:t>
+      <w:t>4</w:t>
     </w:r>
     <w:r>
       <w:rPr/>
@@ -3655,7 +2885,7 @@
     </w:r>
     <w:r>
       <w:rPr/>
-      <w:t>5</w:t>
+      <w:t>4</w:t>
     </w:r>
     <w:r>
       <w:rPr/>
@@ -5463,6 +4693,571 @@
     </w:lvl>
   </w:abstractNum>
   <w:abstractNum w:abstractNumId="14">
+    <w:lvl w:ilvl="0">
+      <w:start w:val="1"/>
+      <w:numFmt w:val="bullet"/>
+      <w:lvlText w:val=""/>
+      <w:lvlJc w:val="left"/>
+      <w:pPr>
+        <w:tabs>
+          <w:tab w:val="num" w:pos="720"/>
+        </w:tabs>
+        <w:ind w:left="720" w:hanging="283"/>
+      </w:pPr>
+      <w:rPr>
+        <w:rFonts w:ascii="Symbol" w:hAnsi="Symbol" w:cs="Symbol" w:hint="default"/>
+      </w:rPr>
+    </w:lvl>
+    <w:lvl w:ilvl="1">
+      <w:start w:val="1"/>
+      <w:numFmt w:val="decimal"/>
+      <w:lvlText w:val="%2."/>
+      <w:lvlJc w:val="left"/>
+      <w:pPr>
+        <w:tabs>
+          <w:tab w:val="num" w:pos="1080"/>
+        </w:tabs>
+        <w:ind w:left="1080" w:hanging="360"/>
+      </w:pPr>
+    </w:lvl>
+    <w:lvl w:ilvl="2">
+      <w:start w:val="1"/>
+      <w:numFmt w:val="decimal"/>
+      <w:lvlText w:val="%3."/>
+      <w:lvlJc w:val="left"/>
+      <w:pPr>
+        <w:tabs>
+          <w:tab w:val="num" w:pos="1440"/>
+        </w:tabs>
+        <w:ind w:left="1440" w:hanging="360"/>
+      </w:pPr>
+    </w:lvl>
+    <w:lvl w:ilvl="3">
+      <w:start w:val="1"/>
+      <w:numFmt w:val="decimal"/>
+      <w:lvlText w:val="%4."/>
+      <w:lvlJc w:val="left"/>
+      <w:pPr>
+        <w:tabs>
+          <w:tab w:val="num" w:pos="1800"/>
+        </w:tabs>
+        <w:ind w:left="1800" w:hanging="360"/>
+      </w:pPr>
+    </w:lvl>
+    <w:lvl w:ilvl="4">
+      <w:start w:val="1"/>
+      <w:numFmt w:val="decimal"/>
+      <w:lvlText w:val="%5."/>
+      <w:lvlJc w:val="left"/>
+      <w:pPr>
+        <w:tabs>
+          <w:tab w:val="num" w:pos="2160"/>
+        </w:tabs>
+        <w:ind w:left="2160" w:hanging="360"/>
+      </w:pPr>
+    </w:lvl>
+    <w:lvl w:ilvl="5">
+      <w:start w:val="1"/>
+      <w:numFmt w:val="decimal"/>
+      <w:lvlText w:val="%6."/>
+      <w:lvlJc w:val="left"/>
+      <w:pPr>
+        <w:tabs>
+          <w:tab w:val="num" w:pos="2520"/>
+        </w:tabs>
+        <w:ind w:left="2520" w:hanging="360"/>
+      </w:pPr>
+    </w:lvl>
+    <w:lvl w:ilvl="6">
+      <w:start w:val="1"/>
+      <w:numFmt w:val="decimal"/>
+      <w:lvlText w:val="%7."/>
+      <w:lvlJc w:val="left"/>
+      <w:pPr>
+        <w:tabs>
+          <w:tab w:val="num" w:pos="2880"/>
+        </w:tabs>
+        <w:ind w:left="2880" w:hanging="360"/>
+      </w:pPr>
+    </w:lvl>
+    <w:lvl w:ilvl="7">
+      <w:start w:val="1"/>
+      <w:numFmt w:val="decimal"/>
+      <w:lvlText w:val="%8."/>
+      <w:lvlJc w:val="left"/>
+      <w:pPr>
+        <w:tabs>
+          <w:tab w:val="num" w:pos="3240"/>
+        </w:tabs>
+        <w:ind w:left="3240" w:hanging="360"/>
+      </w:pPr>
+    </w:lvl>
+    <w:lvl w:ilvl="8">
+      <w:start w:val="1"/>
+      <w:numFmt w:val="decimal"/>
+      <w:lvlText w:val="%9."/>
+      <w:lvlJc w:val="left"/>
+      <w:pPr>
+        <w:tabs>
+          <w:tab w:val="num" w:pos="3600"/>
+        </w:tabs>
+        <w:ind w:left="3600" w:hanging="360"/>
+      </w:pPr>
+    </w:lvl>
+  </w:abstractNum>
+  <w:abstractNum w:abstractNumId="15">
+    <w:lvl w:ilvl="0">
+      <w:start w:val="1"/>
+      <w:numFmt w:val="bullet"/>
+      <w:lvlText w:val=""/>
+      <w:lvlJc w:val="left"/>
+      <w:pPr>
+        <w:tabs>
+          <w:tab w:val="num" w:pos="720"/>
+        </w:tabs>
+        <w:ind w:left="720" w:hanging="283"/>
+      </w:pPr>
+      <w:rPr>
+        <w:rFonts w:ascii="Symbol" w:hAnsi="Symbol" w:cs="Symbol" w:hint="default"/>
+      </w:rPr>
+    </w:lvl>
+    <w:lvl w:ilvl="1">
+      <w:start w:val="1"/>
+      <w:numFmt w:val="decimal"/>
+      <w:lvlText w:val="%2."/>
+      <w:lvlJc w:val="left"/>
+      <w:pPr>
+        <w:tabs>
+          <w:tab w:val="num" w:pos="1080"/>
+        </w:tabs>
+        <w:ind w:left="1080" w:hanging="360"/>
+      </w:pPr>
+    </w:lvl>
+    <w:lvl w:ilvl="2">
+      <w:start w:val="1"/>
+      <w:numFmt w:val="decimal"/>
+      <w:lvlText w:val="%3."/>
+      <w:lvlJc w:val="left"/>
+      <w:pPr>
+        <w:tabs>
+          <w:tab w:val="num" w:pos="1440"/>
+        </w:tabs>
+        <w:ind w:left="1440" w:hanging="360"/>
+      </w:pPr>
+    </w:lvl>
+    <w:lvl w:ilvl="3">
+      <w:start w:val="1"/>
+      <w:numFmt w:val="decimal"/>
+      <w:lvlText w:val="%4."/>
+      <w:lvlJc w:val="left"/>
+      <w:pPr>
+        <w:tabs>
+          <w:tab w:val="num" w:pos="1800"/>
+        </w:tabs>
+        <w:ind w:left="1800" w:hanging="360"/>
+      </w:pPr>
+    </w:lvl>
+    <w:lvl w:ilvl="4">
+      <w:start w:val="1"/>
+      <w:numFmt w:val="decimal"/>
+      <w:lvlText w:val="%5."/>
+      <w:lvlJc w:val="left"/>
+      <w:pPr>
+        <w:tabs>
+          <w:tab w:val="num" w:pos="2160"/>
+        </w:tabs>
+        <w:ind w:left="2160" w:hanging="360"/>
+      </w:pPr>
+    </w:lvl>
+    <w:lvl w:ilvl="5">
+      <w:start w:val="1"/>
+      <w:numFmt w:val="decimal"/>
+      <w:lvlText w:val="%6."/>
+      <w:lvlJc w:val="left"/>
+      <w:pPr>
+        <w:tabs>
+          <w:tab w:val="num" w:pos="2520"/>
+        </w:tabs>
+        <w:ind w:left="2520" w:hanging="360"/>
+      </w:pPr>
+    </w:lvl>
+    <w:lvl w:ilvl="6">
+      <w:start w:val="1"/>
+      <w:numFmt w:val="decimal"/>
+      <w:lvlText w:val="%7."/>
+      <w:lvlJc w:val="left"/>
+      <w:pPr>
+        <w:tabs>
+          <w:tab w:val="num" w:pos="2880"/>
+        </w:tabs>
+        <w:ind w:left="2880" w:hanging="360"/>
+      </w:pPr>
+    </w:lvl>
+    <w:lvl w:ilvl="7">
+      <w:start w:val="1"/>
+      <w:numFmt w:val="decimal"/>
+      <w:lvlText w:val="%8."/>
+      <w:lvlJc w:val="left"/>
+      <w:pPr>
+        <w:tabs>
+          <w:tab w:val="num" w:pos="3240"/>
+        </w:tabs>
+        <w:ind w:left="3240" w:hanging="360"/>
+      </w:pPr>
+    </w:lvl>
+    <w:lvl w:ilvl="8">
+      <w:start w:val="1"/>
+      <w:numFmt w:val="decimal"/>
+      <w:lvlText w:val="%9."/>
+      <w:lvlJc w:val="left"/>
+      <w:pPr>
+        <w:tabs>
+          <w:tab w:val="num" w:pos="3600"/>
+        </w:tabs>
+        <w:ind w:left="3600" w:hanging="360"/>
+      </w:pPr>
+    </w:lvl>
+  </w:abstractNum>
+  <w:abstractNum w:abstractNumId="16">
+    <w:lvl w:ilvl="0">
+      <w:start w:val="1"/>
+      <w:numFmt w:val="bullet"/>
+      <w:lvlText w:val=""/>
+      <w:lvlJc w:val="left"/>
+      <w:pPr>
+        <w:tabs>
+          <w:tab w:val="num" w:pos="720"/>
+        </w:tabs>
+        <w:ind w:left="720" w:hanging="283"/>
+      </w:pPr>
+      <w:rPr>
+        <w:rFonts w:ascii="Symbol" w:hAnsi="Symbol" w:cs="Symbol" w:hint="default"/>
+      </w:rPr>
+    </w:lvl>
+    <w:lvl w:ilvl="1">
+      <w:start w:val="1"/>
+      <w:numFmt w:val="decimal"/>
+      <w:lvlText w:val="%2."/>
+      <w:lvlJc w:val="left"/>
+      <w:pPr>
+        <w:tabs>
+          <w:tab w:val="num" w:pos="1080"/>
+        </w:tabs>
+        <w:ind w:left="1080" w:hanging="360"/>
+      </w:pPr>
+    </w:lvl>
+    <w:lvl w:ilvl="2">
+      <w:start w:val="1"/>
+      <w:numFmt w:val="decimal"/>
+      <w:lvlText w:val="%3."/>
+      <w:lvlJc w:val="left"/>
+      <w:pPr>
+        <w:tabs>
+          <w:tab w:val="num" w:pos="1440"/>
+        </w:tabs>
+        <w:ind w:left="1440" w:hanging="360"/>
+      </w:pPr>
+    </w:lvl>
+    <w:lvl w:ilvl="3">
+      <w:start w:val="1"/>
+      <w:numFmt w:val="decimal"/>
+      <w:lvlText w:val="%4."/>
+      <w:lvlJc w:val="left"/>
+      <w:pPr>
+        <w:tabs>
+          <w:tab w:val="num" w:pos="1800"/>
+        </w:tabs>
+        <w:ind w:left="1800" w:hanging="360"/>
+      </w:pPr>
+    </w:lvl>
+    <w:lvl w:ilvl="4">
+      <w:start w:val="1"/>
+      <w:numFmt w:val="decimal"/>
+      <w:lvlText w:val="%5."/>
+      <w:lvlJc w:val="left"/>
+      <w:pPr>
+        <w:tabs>
+          <w:tab w:val="num" w:pos="2160"/>
+        </w:tabs>
+        <w:ind w:left="2160" w:hanging="360"/>
+      </w:pPr>
+    </w:lvl>
+    <w:lvl w:ilvl="5">
+      <w:start w:val="1"/>
+      <w:numFmt w:val="decimal"/>
+      <w:lvlText w:val="%6."/>
+      <w:lvlJc w:val="left"/>
+      <w:pPr>
+        <w:tabs>
+          <w:tab w:val="num" w:pos="2520"/>
+        </w:tabs>
+        <w:ind w:left="2520" w:hanging="360"/>
+      </w:pPr>
+    </w:lvl>
+    <w:lvl w:ilvl="6">
+      <w:start w:val="1"/>
+      <w:numFmt w:val="decimal"/>
+      <w:lvlText w:val="%7."/>
+      <w:lvlJc w:val="left"/>
+      <w:pPr>
+        <w:tabs>
+          <w:tab w:val="num" w:pos="2880"/>
+        </w:tabs>
+        <w:ind w:left="2880" w:hanging="360"/>
+      </w:pPr>
+    </w:lvl>
+    <w:lvl w:ilvl="7">
+      <w:start w:val="1"/>
+      <w:numFmt w:val="decimal"/>
+      <w:lvlText w:val="%8."/>
+      <w:lvlJc w:val="left"/>
+      <w:pPr>
+        <w:tabs>
+          <w:tab w:val="num" w:pos="3240"/>
+        </w:tabs>
+        <w:ind w:left="3240" w:hanging="360"/>
+      </w:pPr>
+    </w:lvl>
+    <w:lvl w:ilvl="8">
+      <w:start w:val="1"/>
+      <w:numFmt w:val="decimal"/>
+      <w:lvlText w:val="%9."/>
+      <w:lvlJc w:val="left"/>
+      <w:pPr>
+        <w:tabs>
+          <w:tab w:val="num" w:pos="3600"/>
+        </w:tabs>
+        <w:ind w:left="3600" w:hanging="360"/>
+      </w:pPr>
+    </w:lvl>
+  </w:abstractNum>
+  <w:abstractNum w:abstractNumId="17">
+    <w:lvl w:ilvl="0">
+      <w:start w:val="1"/>
+      <w:numFmt w:val="bullet"/>
+      <w:lvlText w:val=""/>
+      <w:lvlJc w:val="left"/>
+      <w:pPr>
+        <w:tabs>
+          <w:tab w:val="num" w:pos="720"/>
+        </w:tabs>
+        <w:ind w:left="720" w:hanging="283"/>
+      </w:pPr>
+      <w:rPr>
+        <w:rFonts w:ascii="Symbol" w:hAnsi="Symbol" w:cs="Symbol" w:hint="default"/>
+      </w:rPr>
+    </w:lvl>
+    <w:lvl w:ilvl="1">
+      <w:start w:val="1"/>
+      <w:numFmt w:val="decimal"/>
+      <w:lvlText w:val="%2."/>
+      <w:lvlJc w:val="left"/>
+      <w:pPr>
+        <w:tabs>
+          <w:tab w:val="num" w:pos="1080"/>
+        </w:tabs>
+        <w:ind w:left="1080" w:hanging="360"/>
+      </w:pPr>
+    </w:lvl>
+    <w:lvl w:ilvl="2">
+      <w:start w:val="1"/>
+      <w:numFmt w:val="decimal"/>
+      <w:lvlText w:val="%3."/>
+      <w:lvlJc w:val="left"/>
+      <w:pPr>
+        <w:tabs>
+          <w:tab w:val="num" w:pos="1440"/>
+        </w:tabs>
+        <w:ind w:left="1440" w:hanging="360"/>
+      </w:pPr>
+    </w:lvl>
+    <w:lvl w:ilvl="3">
+      <w:start w:val="1"/>
+      <w:numFmt w:val="decimal"/>
+      <w:lvlText w:val="%4."/>
+      <w:lvlJc w:val="left"/>
+      <w:pPr>
+        <w:tabs>
+          <w:tab w:val="num" w:pos="1800"/>
+        </w:tabs>
+        <w:ind w:left="1800" w:hanging="360"/>
+      </w:pPr>
+    </w:lvl>
+    <w:lvl w:ilvl="4">
+      <w:start w:val="1"/>
+      <w:numFmt w:val="decimal"/>
+      <w:lvlText w:val="%5."/>
+      <w:lvlJc w:val="left"/>
+      <w:pPr>
+        <w:tabs>
+          <w:tab w:val="num" w:pos="2160"/>
+        </w:tabs>
+        <w:ind w:left="2160" w:hanging="360"/>
+      </w:pPr>
+    </w:lvl>
+    <w:lvl w:ilvl="5">
+      <w:start w:val="1"/>
+      <w:numFmt w:val="decimal"/>
+      <w:lvlText w:val="%6."/>
+      <w:lvlJc w:val="left"/>
+      <w:pPr>
+        <w:tabs>
+          <w:tab w:val="num" w:pos="2520"/>
+        </w:tabs>
+        <w:ind w:left="2520" w:hanging="360"/>
+      </w:pPr>
+    </w:lvl>
+    <w:lvl w:ilvl="6">
+      <w:start w:val="1"/>
+      <w:numFmt w:val="decimal"/>
+      <w:lvlText w:val="%7."/>
+      <w:lvlJc w:val="left"/>
+      <w:pPr>
+        <w:tabs>
+          <w:tab w:val="num" w:pos="2880"/>
+        </w:tabs>
+        <w:ind w:left="2880" w:hanging="360"/>
+      </w:pPr>
+    </w:lvl>
+    <w:lvl w:ilvl="7">
+      <w:start w:val="1"/>
+      <w:numFmt w:val="decimal"/>
+      <w:lvlText w:val="%8."/>
+      <w:lvlJc w:val="left"/>
+      <w:pPr>
+        <w:tabs>
+          <w:tab w:val="num" w:pos="3240"/>
+        </w:tabs>
+        <w:ind w:left="3240" w:hanging="360"/>
+      </w:pPr>
+    </w:lvl>
+    <w:lvl w:ilvl="8">
+      <w:start w:val="1"/>
+      <w:numFmt w:val="decimal"/>
+      <w:lvlText w:val="%9."/>
+      <w:lvlJc w:val="left"/>
+      <w:pPr>
+        <w:tabs>
+          <w:tab w:val="num" w:pos="3600"/>
+        </w:tabs>
+        <w:ind w:left="3600" w:hanging="360"/>
+      </w:pPr>
+    </w:lvl>
+  </w:abstractNum>
+  <w:abstractNum w:abstractNumId="18">
+    <w:lvl w:ilvl="0">
+      <w:start w:val="1"/>
+      <w:numFmt w:val="bullet"/>
+      <w:lvlText w:val=""/>
+      <w:lvlJc w:val="left"/>
+      <w:pPr>
+        <w:tabs>
+          <w:tab w:val="num" w:pos="720"/>
+        </w:tabs>
+        <w:ind w:left="720" w:hanging="283"/>
+      </w:pPr>
+      <w:rPr>
+        <w:rFonts w:ascii="Symbol" w:hAnsi="Symbol" w:cs="Symbol" w:hint="default"/>
+      </w:rPr>
+    </w:lvl>
+    <w:lvl w:ilvl="1">
+      <w:start w:val="1"/>
+      <w:numFmt w:val="decimal"/>
+      <w:lvlText w:val="%2."/>
+      <w:lvlJc w:val="left"/>
+      <w:pPr>
+        <w:tabs>
+          <w:tab w:val="num" w:pos="1080"/>
+        </w:tabs>
+        <w:ind w:left="1080" w:hanging="360"/>
+      </w:pPr>
+    </w:lvl>
+    <w:lvl w:ilvl="2">
+      <w:start w:val="1"/>
+      <w:numFmt w:val="decimal"/>
+      <w:lvlText w:val="%3."/>
+      <w:lvlJc w:val="left"/>
+      <w:pPr>
+        <w:tabs>
+          <w:tab w:val="num" w:pos="1440"/>
+        </w:tabs>
+        <w:ind w:left="1440" w:hanging="360"/>
+      </w:pPr>
+    </w:lvl>
+    <w:lvl w:ilvl="3">
+      <w:start w:val="1"/>
+      <w:numFmt w:val="decimal"/>
+      <w:lvlText w:val="%4."/>
+      <w:lvlJc w:val="left"/>
+      <w:pPr>
+        <w:tabs>
+          <w:tab w:val="num" w:pos="1800"/>
+        </w:tabs>
+        <w:ind w:left="1800" w:hanging="360"/>
+      </w:pPr>
+    </w:lvl>
+    <w:lvl w:ilvl="4">
+      <w:start w:val="1"/>
+      <w:numFmt w:val="decimal"/>
+      <w:lvlText w:val="%5."/>
+      <w:lvlJc w:val="left"/>
+      <w:pPr>
+        <w:tabs>
+          <w:tab w:val="num" w:pos="2160"/>
+        </w:tabs>
+        <w:ind w:left="2160" w:hanging="360"/>
+      </w:pPr>
+    </w:lvl>
+    <w:lvl w:ilvl="5">
+      <w:start w:val="1"/>
+      <w:numFmt w:val="decimal"/>
+      <w:lvlText w:val="%6."/>
+      <w:lvlJc w:val="left"/>
+      <w:pPr>
+        <w:tabs>
+          <w:tab w:val="num" w:pos="2520"/>
+        </w:tabs>
+        <w:ind w:left="2520" w:hanging="360"/>
+      </w:pPr>
+    </w:lvl>
+    <w:lvl w:ilvl="6">
+      <w:start w:val="1"/>
+      <w:numFmt w:val="decimal"/>
+      <w:lvlText w:val="%7."/>
+      <w:lvlJc w:val="left"/>
+      <w:pPr>
+        <w:tabs>
+          <w:tab w:val="num" w:pos="2880"/>
+        </w:tabs>
+        <w:ind w:left="2880" w:hanging="360"/>
+      </w:pPr>
+    </w:lvl>
+    <w:lvl w:ilvl="7">
+      <w:start w:val="1"/>
+      <w:numFmt w:val="decimal"/>
+      <w:lvlText w:val="%8."/>
+      <w:lvlJc w:val="left"/>
+      <w:pPr>
+        <w:tabs>
+          <w:tab w:val="num" w:pos="3240"/>
+        </w:tabs>
+        <w:ind w:left="3240" w:hanging="360"/>
+      </w:pPr>
+    </w:lvl>
+    <w:lvl w:ilvl="8">
+      <w:start w:val="1"/>
+      <w:numFmt w:val="decimal"/>
+      <w:lvlText w:val="%9."/>
+      <w:lvlJc w:val="left"/>
+      <w:pPr>
+        <w:tabs>
+          <w:tab w:val="num" w:pos="3600"/>
+        </w:tabs>
+        <w:ind w:left="3600" w:hanging="360"/>
+      </w:pPr>
+    </w:lvl>
+  </w:abstractNum>
+  <w:abstractNum w:abstractNumId="19">
     <w:lvl w:ilvl="0">
       <w:start w:val="1"/>
       <w:numFmt w:val="none"/>
@@ -5622,6 +5417,21 @@
   </w:num>
   <w:num w:numId="14">
     <w:abstractNumId w:val="14"/>
+  </w:num>
+  <w:num w:numId="15">
+    <w:abstractNumId w:val="15"/>
+  </w:num>
+  <w:num w:numId="16">
+    <w:abstractNumId w:val="16"/>
+  </w:num>
+  <w:num w:numId="17">
+    <w:abstractNumId w:val="17"/>
+  </w:num>
+  <w:num w:numId="18">
+    <w:abstractNumId w:val="18"/>
+  </w:num>
+  <w:num w:numId="19">
+    <w:abstractNumId w:val="19"/>
   </w:num>
 </w:numbering>
 </file>
